--- a/docs/manuals/Quick_Start/MakeMyFigure_Quick_Start.docx
+++ b/docs/manuals/Quick_Start/MakeMyFigure_Quick_Start.docx
@@ -52,7 +52,7 @@
         <w:t xml:space="preserve"> </w:t>
       </w:r>
       <w:r>
-        <w:t xml:space="preserve">1.0.0</w:t>
+        <w:t xml:space="preserve">1.1.0</w:t>
       </w:r>
       <w:r>
         <w:br/>
@@ -70,7 +70,7 @@
         <w:rPr>
           <w:rStyle w:val="VerbatimChar"/>
         </w:rPr>
-        <w:t xml:space="preserve">ac49ff8</w:t>
+        <w:t xml:space="preserve">cea315c</w:t>
       </w:r>
       <w:r>
         <w:br/>
@@ -85,7 +85,7 @@
         <w:t xml:space="preserve"> </w:t>
       </w:r>
       <w:r>
-        <w:t xml:space="preserve">2026-09-03</w:t>
+        <w:t xml:space="preserve">2026-09-06</w:t>
       </w:r>
     </w:p>
     <w:p>
@@ -464,31 +464,421 @@
         <w:pStyle w:val="FirstParagraph"/>
       </w:pPr>
       <w:r>
-        <w:t xml:space="preserve">Installers for</w:t>
-      </w:r>
-      <w:r>
-        <w:t xml:space="preserve"> </w:t>
-      </w:r>
-      <w:r>
-        <w:rPr>
-          <w:b/>
-        </w:rPr>
-        <w:t xml:space="preserve">Windows</w:t>
-      </w:r>
-      <w:r>
-        <w:t xml:space="preserve"> </w:t>
-      </w:r>
-      <w:r>
-        <w:t xml:space="preserve">(</w:t>
-      </w:r>
+        <w:t xml:space="preserve">Download the installer for your system from the project’s GitHub</w:t>
+      </w:r>
+      <w:r>
+        <w:t xml:space="preserve"> </w:t>
+      </w:r>
+      <w:r>
+        <w:rPr>
+          <w:b/>
+        </w:rPr>
+        <w:t xml:space="preserve">Releases</w:t>
+      </w:r>
+      <w:r>
+        <w:t xml:space="preserve"> </w:t>
+      </w:r>
+      <w:r>
+        <w:t xml:space="preserve">page (release</w:t>
+      </w:r>
+      <w:r>
+        <w:t xml:space="preserve"> </w:t>
+      </w:r>
+      <w:r>
+        <w:rPr>
+          <w:b/>
+        </w:rPr>
+        <w:t xml:space="preserve">v1.1.0</w:t>
+      </w:r>
+      <w:r>
+        <w:t xml:space="preserve">):</w:t>
+      </w:r>
+    </w:p>
+    <w:tbl>
+      <w:tblPr>
+        <w:tblStyle w:val="Table"/>
+        <w:tblW w:type="pct" w:w="5000.0"/>
+        <w:tblLook w:firstRow="1"/>
+      </w:tblPr>
+      <w:tblGrid>
+        <w:gridCol w:w="2640"/>
+        <w:gridCol w:w="2640"/>
+        <w:gridCol w:w="2640"/>
+      </w:tblGrid>
+      <w:tr>
+        <w:trPr>
+          <w:cnfStyle w:firstRow="1"/>
+        </w:trPr>
+        <w:tc>
+          <w:tcPr>
+            <w:tcBorders>
+              <w:bottom w:val="single"/>
+            </w:tcBorders>
+            <w:vAlign w:val="bottom"/>
+          </w:tcPr>
+          <w:p>
+            <w:pPr>
+              <w:pStyle w:val="Compact"/>
+              <w:jc w:val="left"/>
+            </w:pPr>
+            <w:r>
+              <w:t xml:space="preserve">System</w:t>
+            </w:r>
+          </w:p>
+        </w:tc>
+        <w:tc>
+          <w:tcPr>
+            <w:tcBorders>
+              <w:bottom w:val="single"/>
+            </w:tcBorders>
+            <w:vAlign w:val="bottom"/>
+          </w:tcPr>
+          <w:p>
+            <w:pPr>
+              <w:pStyle w:val="Compact"/>
+              <w:jc w:val="left"/>
+            </w:pPr>
+            <w:r>
+              <w:t xml:space="preserve">File</w:t>
+            </w:r>
+          </w:p>
+        </w:tc>
+        <w:tc>
+          <w:tcPr>
+            <w:tcBorders>
+              <w:bottom w:val="single"/>
+            </w:tcBorders>
+            <w:vAlign w:val="bottom"/>
+          </w:tcPr>
+          <w:p>
+            <w:pPr>
+              <w:pStyle w:val="Compact"/>
+              <w:jc w:val="left"/>
+            </w:pPr>
+            <w:r>
+              <w:t xml:space="preserve">Steps</w:t>
+            </w:r>
+          </w:p>
+        </w:tc>
+      </w:tr>
+      <w:tr>
+        <w:tc>
+          <w:p>
+            <w:pPr>
+              <w:pStyle w:val="Compact"/>
+              <w:jc w:val="left"/>
+            </w:pPr>
+            <w:r>
+              <w:rPr>
+                <w:b/>
+              </w:rPr>
+              <w:t xml:space="preserve">macOS</w:t>
+            </w:r>
+          </w:p>
+        </w:tc>
+        <w:tc>
+          <w:p>
+            <w:pPr>
+              <w:pStyle w:val="Compact"/>
+              <w:jc w:val="left"/>
+            </w:pPr>
+            <w:r>
+              <w:rPr>
+                <w:rStyle w:val="VerbatimChar"/>
+              </w:rPr>
+              <w:t xml:space="preserve">MakeMyFigure-1.1.0.dmg</w:t>
+            </w:r>
+          </w:p>
+        </w:tc>
+        <w:tc>
+          <w:p>
+            <w:pPr>
+              <w:pStyle w:val="Compact"/>
+              <w:jc w:val="left"/>
+            </w:pPr>
+            <w:r>
+              <w:t xml:space="preserve">open the DMG, drag</w:t>
+            </w:r>
+            <w:r>
+              <w:t xml:space="preserve"> </w:t>
+            </w:r>
+            <w:r>
+              <w:rPr>
+                <w:i/>
+              </w:rPr>
+              <w:t xml:space="preserve">Make My Figure</w:t>
+            </w:r>
+            <w:r>
+              <w:t xml:space="preserve"> </w:t>
+            </w:r>
+            <w:r>
+              <w:t xml:space="preserve">to</w:t>
+            </w:r>
+            <w:r>
+              <w:t xml:space="preserve"> </w:t>
+            </w:r>
+            <w:r>
+              <w:rPr>
+                <w:i/>
+              </w:rPr>
+              <w:t xml:space="preserve">Applications</w:t>
+            </w:r>
+            <w:r>
+              <w:t xml:space="preserve">, launch it. The bundle is not notarised: on first launch right-click →</w:t>
+            </w:r>
+            <w:r>
+              <w:t xml:space="preserve"> </w:t>
+            </w:r>
+            <w:r>
+              <w:rPr>
+                <w:b/>
+              </w:rPr>
+              <w:t xml:space="preserve">Open</w:t>
+            </w:r>
+            <w:r>
+              <w:t xml:space="preserve"> </w:t>
+            </w:r>
+            <w:r>
+              <w:t xml:space="preserve">(or allow it under</w:t>
+            </w:r>
+            <w:r>
+              <w:t xml:space="preserve"> </w:t>
+            </w:r>
+            <w:r>
+              <w:rPr>
+                <w:i/>
+              </w:rPr>
+              <w:t xml:space="preserve">System Settings → Privacy &amp; Security</w:t>
+            </w:r>
+            <w:r>
+              <w:t xml:space="preserve">).</w:t>
+            </w:r>
+          </w:p>
+        </w:tc>
+      </w:tr>
+      <w:tr>
+        <w:tc>
+          <w:p>
+            <w:pPr>
+              <w:pStyle w:val="Compact"/>
+              <w:jc w:val="left"/>
+            </w:pPr>
+            <w:r>
+              <w:rPr>
+                <w:b/>
+              </w:rPr>
+              <w:t xml:space="preserve">Windows</w:t>
+            </w:r>
+          </w:p>
+        </w:tc>
+        <w:tc>
+          <w:p>
+            <w:pPr>
+              <w:pStyle w:val="Compact"/>
+              <w:jc w:val="left"/>
+            </w:pPr>
+            <w:r>
+              <w:rPr>
+                <w:rStyle w:val="VerbatimChar"/>
+              </w:rPr>
+              <w:t xml:space="preserve">MakeMyFigure-1.1.0-Setup.exe</w:t>
+            </w:r>
+            <w:r>
+              <w:t xml:space="preserve"> </w:t>
+            </w:r>
+            <w:r>
+              <w:t xml:space="preserve">(or</w:t>
+            </w:r>
+            <w:r>
+              <w:t xml:space="preserve"> </w:t>
+            </w:r>
+            <w:r>
+              <w:rPr>
+                <w:rStyle w:val="VerbatimChar"/>
+              </w:rPr>
+              <w:t xml:space="preserve">MakeMyFigure-1.1.0-windows.zip</w:t>
+            </w:r>
+            <w:r>
+              <w:t xml:space="preserve">)</w:t>
+            </w:r>
+          </w:p>
+        </w:tc>
+        <w:tc>
+          <w:p>
+            <w:pPr>
+              <w:pStyle w:val="Compact"/>
+              <w:jc w:val="left"/>
+            </w:pPr>
+            <w:r>
+              <w:t xml:space="preserve">run the installer (or unzip and start</w:t>
+            </w:r>
+            <w:r>
+              <w:t xml:space="preserve"> </w:t>
+            </w:r>
+            <w:r>
+              <w:rPr>
+                <w:rStyle w:val="VerbatimChar"/>
+              </w:rPr>
+              <w:t xml:space="preserve">MakeMyFigure\MakeMyFigure.exe</w:t>
+            </w:r>
+            <w:r>
+              <w:t xml:space="preserve">). SmartScreen may warn about an unsigned program; choose</w:t>
+            </w:r>
+            <w:r>
+              <w:t xml:space="preserve"> </w:t>
+            </w:r>
+            <w:r>
+              <w:rPr>
+                <w:i/>
+              </w:rPr>
+              <w:t xml:space="preserve">More info → Run anyway</w:t>
+            </w:r>
+            <w:r>
+              <w:t xml:space="preserve"> </w:t>
+            </w:r>
+            <w:r>
+              <w:t xml:space="preserve">if you trust the source.</w:t>
+            </w:r>
+          </w:p>
+        </w:tc>
+      </w:tr>
+      <w:tr>
+        <w:tc>
+          <w:p>
+            <w:pPr>
+              <w:pStyle w:val="Compact"/>
+              <w:jc w:val="left"/>
+            </w:pPr>
+            <w:r>
+              <w:rPr>
+                <w:b/>
+              </w:rPr>
+              <w:t xml:space="preserve">Linux</w:t>
+            </w:r>
+          </w:p>
+        </w:tc>
+        <w:tc>
+          <w:p>
+            <w:pPr>
+              <w:pStyle w:val="Compact"/>
+              <w:jc w:val="left"/>
+            </w:pPr>
+            <w:r>
+              <w:rPr>
+                <w:rStyle w:val="VerbatimChar"/>
+              </w:rPr>
+              <w:t xml:space="preserve">MakeMyFigure-1.1.0.AppImage</w:t>
+            </w:r>
+            <w:r>
+              <w:t xml:space="preserve"> </w:t>
+            </w:r>
+            <w:r>
+              <w:t xml:space="preserve">(or</w:t>
+            </w:r>
+            <w:r>
+              <w:t xml:space="preserve"> </w:t>
+            </w:r>
+            <w:r>
+              <w:rPr>
+                <w:rStyle w:val="VerbatimChar"/>
+              </w:rPr>
+              <w:t xml:space="preserve">MakeMyFigure-1.1.0-linux.tar.gz</w:t>
+            </w:r>
+            <w:r>
+              <w:t xml:space="preserve">)</w:t>
+            </w:r>
+          </w:p>
+        </w:tc>
+        <w:tc>
+          <w:p>
+            <w:pPr>
+              <w:pStyle w:val="Compact"/>
+              <w:jc w:val="left"/>
+            </w:pPr>
+            <w:r>
+              <w:rPr>
+                <w:rStyle w:val="VerbatimChar"/>
+              </w:rPr>
+              <w:t xml:space="preserve">chmod +x MakeMyFigure-1.1.0.AppImage &amp;&amp; ./MakeMyFigure-1.1.0.AppImage</w:t>
+            </w:r>
+            <w:r>
+              <w:t xml:space="preserve">, or unpack the tarball and run</w:t>
+            </w:r>
+            <w:r>
+              <w:t xml:space="preserve"> </w:t>
+            </w:r>
+            <w:r>
+              <w:rPr>
+                <w:rStyle w:val="VerbatimChar"/>
+              </w:rPr>
+              <w:t xml:space="preserve">MakeMyFigure/MakeMyFigure</w:t>
+            </w:r>
+            <w:r>
+              <w:t xml:space="preserve">.</w:t>
+            </w:r>
+          </w:p>
+        </w:tc>
+      </w:tr>
+      <w:tr>
+        <w:tc>
+          <w:p>
+            <w:pPr>
+              <w:pStyle w:val="Compact"/>
+              <w:jc w:val="left"/>
+            </w:pPr>
+            <w:r>
+              <w:rPr>
+                <w:b/>
+              </w:rPr>
+              <w:t xml:space="preserve">WSL2</w:t>
+            </w:r>
+            <w:r>
+              <w:t xml:space="preserve"> </w:t>
+            </w:r>
+            <w:r>
+              <w:t xml:space="preserve">(Linux under Windows)</w:t>
+            </w:r>
+          </w:p>
+        </w:tc>
+        <w:tc>
+          <w:p>
+            <w:pPr>
+              <w:pStyle w:val="Compact"/>
+              <w:jc w:val="left"/>
+            </w:pPr>
+            <w:r>
+              <w:t xml:space="preserve">not a native package</w:t>
+            </w:r>
+          </w:p>
+        </w:tc>
+        <w:tc>
+          <w:p>
+            <w:pPr>
+              <w:pStyle w:val="Compact"/>
+              <w:jc w:val="left"/>
+            </w:pPr>
+            <w:r>
+              <w:t xml:space="preserve">use the source install below with WSLg (Windows 11) or run the browser app and open it in a Windows browser.</w:t>
+            </w:r>
+          </w:p>
+        </w:tc>
+      </w:tr>
+    </w:tbl>
+    <w:p>
+      <w:pPr>
+        <w:pStyle w:val="BodyText"/>
+      </w:pPr>
       <w:r>
         <w:rPr>
           <w:rStyle w:val="VerbatimChar"/>
         </w:rPr>
-        <w:t xml:space="preserve">MakeMyFigure-Setup.exe</w:t>
-      </w:r>
-      <w:r>
-        <w:t xml:space="preserve">, or</w:t>
+        <w:t xml:space="preserve">SHA256SUMS.txt</w:t>
+      </w:r>
+      <w:r>
+        <w:t xml:space="preserve"> </w:t>
+      </w:r>
+      <w:r>
+        <w:t xml:space="preserve">on the release page lists the checksum of every file. The status bar (desktop) shows</w:t>
       </w:r>
       <w:r>
         <w:t xml:space="preserve"> </w:t>
@@ -497,270 +887,28 @@
         <w:rPr>
           <w:rStyle w:val="VerbatimChar"/>
         </w:rPr>
-        <w:t xml:space="preserve">MakeMyFigure-windows.zip</w:t>
-      </w:r>
-      <w:r>
-        <w:t xml:space="preserve">),</w:t>
-      </w:r>
-      <w:r>
-        <w:t xml:space="preserve"> </w:t>
-      </w:r>
-      <w:r>
-        <w:rPr>
-          <w:b/>
-        </w:rPr>
-        <w:t xml:space="preserve">macOS</w:t>
-      </w:r>
-      <w:r>
-        <w:t xml:space="preserve"> </w:t>
-      </w:r>
-      <w:r>
-        <w:t xml:space="preserve">(</w:t>
-      </w:r>
-      <w:r>
-        <w:rPr>
-          <w:rStyle w:val="VerbatimChar"/>
-        </w:rPr>
-        <w:t xml:space="preserve">MakeMyFigure.dmg</w:t>
-      </w:r>
-      <w:r>
-        <w:t xml:space="preserve">) and</w:t>
-      </w:r>
-      <w:r>
-        <w:t xml:space="preserve"> </w:t>
-      </w:r>
-      <w:r>
-        <w:rPr>
-          <w:b/>
-        </w:rPr>
-        <w:t xml:space="preserve">Linux</w:t>
-      </w:r>
-      <w:r>
-        <w:t xml:space="preserve"> </w:t>
-      </w:r>
-      <w:r>
-        <w:t xml:space="preserve">(</w:t>
-      </w:r>
-      <w:r>
-        <w:rPr>
-          <w:rStyle w:val="VerbatimChar"/>
-        </w:rPr>
-        <w:t xml:space="preserve">MakeMyFigure.AppImage</w:t>
-      </w:r>
-      <w:r>
-        <w:t xml:space="preserve">, or</w:t>
-      </w:r>
-      <w:r>
-        <w:t xml:space="preserve"> </w:t>
-      </w:r>
-      <w:r>
-        <w:rPr>
-          <w:rStyle w:val="VerbatimChar"/>
-        </w:rPr>
-        <w:t xml:space="preserve">MakeMyFigure-linux.tar.gz</w:t>
-      </w:r>
-      <w:r>
-        <w:t xml:space="preserve">) are attached to the GitHub release of version 1.0.0. They contain the desktop app and everything it needs.</w:t>
-      </w:r>
-    </w:p>
-    <w:p>
-      <w:pPr>
-        <w:pStyle w:val="BodyText"/>
-      </w:pPr>
-      <w:r>
-        <w:rPr>
-          <w:b/>
-        </w:rPr>
-        <w:t xml:space="preserve">Warning:</w:t>
-      </w:r>
-      <w:r>
-        <w:t xml:space="preserve"> </w:t>
-      </w:r>
-      <w:r>
-        <w:t xml:space="preserve">at the time of writing the published installers were built from the v1.0.0 release (July 2026). They do</w:t>
-      </w:r>
-      <w:r>
-        <w:t xml:space="preserve"> </w:t>
-      </w:r>
-      <w:r>
-        <w:rPr>
-          <w:b/>
-        </w:rPr>
-        <w:t xml:space="preserve">not</w:t>
-      </w:r>
-      <w:r>
-        <w:t xml:space="preserve"> </w:t>
-      </w:r>
-      <w:r>
-        <w:t xml:space="preserve">contain features added since — Figure presets, the histogram plot, the wide-form histogram picker, the collaborator fixes to survival curves and merged Excel headers. To use those today, install from source (B). A rebuilt installer will carry them once one is published.</w:t>
-      </w:r>
-    </w:p>
-    <w:p>
-      <w:pPr>
-        <w:numPr>
-          <w:ilvl w:val="0"/>
-          <w:numId w:val="1002"/>
-        </w:numPr>
-        <w:pStyle w:val="Compact"/>
-      </w:pPr>
-      <w:r>
-        <w:rPr>
-          <w:i/>
-        </w:rPr>
-        <w:t xml:space="preserve">Windows:</w:t>
-      </w:r>
-      <w:r>
-        <w:t xml:space="preserve"> </w:t>
-      </w:r>
-      <w:r>
-        <w:t xml:space="preserve">run the Setup</w:t>
-      </w:r>
-      <w:r>
-        <w:t xml:space="preserve"> </w:t>
-      </w:r>
-      <w:r>
-        <w:rPr>
-          <w:rStyle w:val="VerbatimChar"/>
-        </w:rPr>
-        <w:t xml:space="preserve">.exe</w:t>
-      </w:r>
-      <w:r>
-        <w:t xml:space="preserve"> </w:t>
-      </w:r>
-      <w:r>
-        <w:t xml:space="preserve">and follow the prompts, or unzip</w:t>
-      </w:r>
-      <w:r>
-        <w:t xml:space="preserve"> </w:t>
-      </w:r>
-      <w:r>
-        <w:rPr>
-          <w:rStyle w:val="VerbatimChar"/>
-        </w:rPr>
-        <w:t xml:space="preserve">MakeMyFigure-windows.zip</w:t>
-      </w:r>
-      <w:r>
-        <w:t xml:space="preserve"> </w:t>
-      </w:r>
-      <w:r>
-        <w:t xml:space="preserve">and run</w:t>
-      </w:r>
-      <w:r>
-        <w:t xml:space="preserve"> </w:t>
-      </w:r>
-      <w:r>
-        <w:rPr>
-          <w:rStyle w:val="VerbatimChar"/>
-        </w:rPr>
-        <w:t xml:space="preserve">MakeMyFigure\MakeMyFigure.exe</w:t>
-      </w:r>
-      <w:r>
-        <w:t xml:space="preserve">.</w:t>
-      </w:r>
-    </w:p>
-    <w:p>
-      <w:pPr>
-        <w:numPr>
-          <w:ilvl w:val="0"/>
-          <w:numId w:val="1002"/>
-        </w:numPr>
-        <w:pStyle w:val="Compact"/>
-      </w:pPr>
-      <w:r>
-        <w:rPr>
-          <w:i/>
-        </w:rPr>
-        <w:t xml:space="preserve">macOS:</w:t>
-      </w:r>
-      <w:r>
-        <w:t xml:space="preserve"> </w:t>
-      </w:r>
-      <w:r>
-        <w:t xml:space="preserve">open the</w:t>
-      </w:r>
-      <w:r>
-        <w:t xml:space="preserve"> </w:t>
-      </w:r>
-      <w:r>
-        <w:rPr>
-          <w:rStyle w:val="VerbatimChar"/>
-        </w:rPr>
-        <w:t xml:space="preserve">.dmg</w:t>
-      </w:r>
-      <w:r>
-        <w:t xml:space="preserve"> </w:t>
-      </w:r>
-      <w:r>
-        <w:t xml:space="preserve">and drag</w:t>
-      </w:r>
-      <w:r>
-        <w:t xml:space="preserve"> </w:t>
-      </w:r>
-      <w:r>
-        <w:rPr>
-          <w:b/>
-        </w:rPr>
-        <w:t xml:space="preserve">Make My Figure</w:t>
-      </w:r>
-      <w:r>
-        <w:t xml:space="preserve"> </w:t>
-      </w:r>
-      <w:r>
-        <w:t xml:space="preserve">to Applications. The first launch may need right-click →</w:t>
-      </w:r>
-      <w:r>
-        <w:t xml:space="preserve"> </w:t>
-      </w:r>
-      <w:r>
-        <w:rPr>
-          <w:b/>
-        </w:rPr>
-        <w:t xml:space="preserve">Open</w:t>
-      </w:r>
-      <w:r>
-        <w:t xml:space="preserve"> </w:t>
-      </w:r>
-      <w:r>
-        <w:t xml:space="preserve">because the bundle is not notarised.</w:t>
-      </w:r>
-    </w:p>
-    <w:p>
-      <w:pPr>
-        <w:numPr>
-          <w:ilvl w:val="0"/>
-          <w:numId w:val="1002"/>
-        </w:numPr>
-        <w:pStyle w:val="Compact"/>
-      </w:pPr>
-      <w:r>
-        <w:rPr>
-          <w:i/>
-        </w:rPr>
-        <w:t xml:space="preserve">Linux:</w:t>
-      </w:r>
-      <w:r>
-        <w:t xml:space="preserve"> </w:t>
-      </w:r>
-      <w:r>
-        <w:rPr>
-          <w:rStyle w:val="VerbatimChar"/>
-        </w:rPr>
-        <w:t xml:space="preserve">chmod +x MakeMyFigure.AppImage &amp;&amp; ./MakeMyFigure.AppImage</w:t>
-      </w:r>
-      <w:r>
-        <w:t xml:space="preserve">, or unpack the tarball and run</w:t>
-      </w:r>
-      <w:r>
-        <w:t xml:space="preserve"> </w:t>
-      </w:r>
-      <w:r>
-        <w:rPr>
-          <w:rStyle w:val="VerbatimChar"/>
-        </w:rPr>
-        <w:t xml:space="preserve">MakeMyFigure/MakeMyFigure</w:t>
-      </w:r>
-      <w:r>
-        <w:t xml:space="preserve">.</w:t>
+        <w:t xml:space="preserve">Make My Figure v1.1.0 · &lt;commit&gt; · &lt;platform&gt; · &lt;backend&gt;</w:t>
+      </w:r>
+      <w:r>
+        <w:t xml:space="preserve"> </w:t>
+      </w:r>
+      <w:r>
+        <w:t xml:space="preserve">on launch, and</w:t>
+      </w:r>
+      <w:r>
+        <w:t xml:space="preserve"> </w:t>
+      </w:r>
+      <w:r>
+        <w:rPr>
+          <w:b/>
+        </w:rPr>
+        <w:t xml:space="preserve">Help → About</w:t>
+      </w:r>
+      <w:r>
+        <w:t xml:space="preserve"> </w:t>
+      </w:r>
+      <w:r>
+        <w:t xml:space="preserve">shows the version.</w:t>
       </w:r>
     </w:p>
     <w:p>
@@ -1493,7 +1641,7 @@
       <w:pPr>
         <w:numPr>
           <w:ilvl w:val="0"/>
-          <w:numId w:val="1003"/>
+          <w:numId w:val="1002"/>
         </w:numPr>
         <w:pStyle w:val="Compact"/>
       </w:pPr>
@@ -1523,7 +1671,7 @@
       <w:pPr>
         <w:numPr>
           <w:ilvl w:val="0"/>
-          <w:numId w:val="1003"/>
+          <w:numId w:val="1002"/>
         </w:numPr>
         <w:pStyle w:val="Compact"/>
       </w:pPr>
@@ -1675,7 +1823,7 @@
       <w:r>
         <w:drawing>
           <wp:inline>
-            <wp:extent cx="5334000" cy="4224528"/>
+            <wp:extent cx="5334000" cy="9245600"/>
             <wp:effectExtent b="0" l="0" r="0" t="0"/>
             <wp:docPr descr="Browser app with the bundled example workbook: 40 worksheets listed, the selected sheet’s detected type, and the header-row selector." title="" id="1" name="Picture"/>
             <a:graphic>
@@ -1696,7 +1844,7 @@
                   <pic:spPr bwMode="auto">
                     <a:xfrm>
                       <a:off x="0" y="0"/>
-                      <a:ext cx="5334000" cy="4224528"/>
+                      <a:ext cx="5334000" cy="9245600"/>
                     </a:xfrm>
                     <a:prstGeom prst="rect">
                       <a:avLst/>
@@ -1842,7 +1990,7 @@
       <w:pPr>
         <w:numPr>
           <w:ilvl w:val="0"/>
-          <w:numId w:val="1004"/>
+          <w:numId w:val="1003"/>
         </w:numPr>
         <w:pStyle w:val="Compact"/>
       </w:pPr>
@@ -1905,7 +2053,7 @@
       <w:pPr>
         <w:numPr>
           <w:ilvl w:val="0"/>
-          <w:numId w:val="1004"/>
+          <w:numId w:val="1003"/>
         </w:numPr>
         <w:pStyle w:val="Compact"/>
       </w:pPr>
@@ -2001,7 +2149,7 @@
       <w:pPr>
         <w:numPr>
           <w:ilvl w:val="0"/>
-          <w:numId w:val="1004"/>
+          <w:numId w:val="1003"/>
         </w:numPr>
         <w:pStyle w:val="Compact"/>
       </w:pPr>
@@ -2094,7 +2242,7 @@
       <w:pPr>
         <w:numPr>
           <w:ilvl w:val="0"/>
-          <w:numId w:val="1004"/>
+          <w:numId w:val="1003"/>
         </w:numPr>
         <w:pStyle w:val="Compact"/>
       </w:pPr>
@@ -2106,7 +2254,7 @@
       <w:pPr>
         <w:numPr>
           <w:ilvl w:val="0"/>
-          <w:numId w:val="1004"/>
+          <w:numId w:val="1003"/>
         </w:numPr>
         <w:pStyle w:val="Compact"/>
       </w:pPr>
@@ -2154,7 +2302,7 @@
       <w:pPr>
         <w:numPr>
           <w:ilvl w:val="0"/>
-          <w:numId w:val="1004"/>
+          <w:numId w:val="1003"/>
         </w:numPr>
         <w:pStyle w:val="Compact"/>
       </w:pPr>
@@ -2230,7 +2378,7 @@
       <w:pPr>
         <w:numPr>
           <w:ilvl w:val="0"/>
-          <w:numId w:val="1005"/>
+          <w:numId w:val="1004"/>
         </w:numPr>
         <w:pStyle w:val="Compact"/>
       </w:pPr>
@@ -2444,7 +2592,7 @@
       <w:pPr>
         <w:numPr>
           <w:ilvl w:val="0"/>
-          <w:numId w:val="1006"/>
+          <w:numId w:val="1005"/>
         </w:numPr>
         <w:pStyle w:val="Compact"/>
       </w:pPr>
@@ -2504,6 +2652,137 @@
       </w:r>
       <w:r>
         <w:t xml:space="preserve">saves it as a panel.</w:t>
+      </w:r>
+    </w:p>
+    <w:p>
+      <w:pPr>
+        <w:numPr>
+          <w:ilvl w:val="0"/>
+          <w:numId w:val="1005"/>
+        </w:numPr>
+        <w:pStyle w:val="Compact"/>
+      </w:pPr>
+      <w:r>
+        <w:rPr>
+          <w:b/>
+        </w:rPr>
+        <w:t xml:space="preserve">Browser:</w:t>
+      </w:r>
+      <w:r>
+        <w:t xml:space="preserve"> </w:t>
+      </w:r>
+      <w:r>
+        <w:t xml:space="preserve">the</w:t>
+      </w:r>
+      <w:r>
+        <w:t xml:space="preserve"> </w:t>
+      </w:r>
+      <w:r>
+        <w:rPr>
+          <w:b/>
+        </w:rPr>
+        <w:t xml:space="preserve">🔮 Recommended figures</w:t>
+      </w:r>
+      <w:r>
+        <w:t xml:space="preserve"> </w:t>
+      </w:r>
+      <w:r>
+        <w:t xml:space="preserve">expander above the figure.</w:t>
+      </w:r>
+    </w:p>
+    <w:p>
+      <w:pPr>
+        <w:pStyle w:val="FirstParagraph"/>
+      </w:pPr>
+      <w:r>
+        <w:t xml:space="preserve">Recommendations are</w:t>
+      </w:r>
+      <w:r>
+        <w:t xml:space="preserve"> </w:t>
+      </w:r>
+      <w:r>
+        <w:rPr>
+          <w:b/>
+        </w:rPr>
+        <w:t xml:space="preserve">advisory</w:t>
+      </w:r>
+      <w:r>
+        <w:t xml:space="preserve">. The score is a rule-based heuristic on the table’s shape, not a measure of scientific appropriateness. You remain responsible for choosing what the figure should show.</w:t>
+      </w:r>
+    </w:p>
+    <w:p>
+      <w:pPr>
+        <w:pStyle w:val="Heading2"/>
+      </w:pPr>
+      <w:bookmarkStart w:id="37" w:name="run-statistics"/>
+      <w:r>
+        <w:t xml:space="preserve">7. Run statistics</w:t>
+      </w:r>
+      <w:bookmarkEnd w:id="37"/>
+    </w:p>
+    <w:p>
+      <w:pPr>
+        <w:pStyle w:val="FirstParagraph"/>
+      </w:pPr>
+      <w:r>
+        <w:t xml:space="preserve">Example:</w:t>
+      </w:r>
+      <w:r>
+        <w:t xml:space="preserve"> </w:t>
+      </w:r>
+      <w:r>
+        <w:rPr>
+          <w:b/>
+        </w:rPr>
+        <w:t xml:space="preserve">Box / violin plot with points</w:t>
+      </w:r>
+      <w:r>
+        <w:t xml:space="preserve"> </w:t>
+      </w:r>
+      <w:r>
+        <w:t xml:space="preserve">(bundled). In</w:t>
+      </w:r>
+      <w:r>
+        <w:t xml:space="preserve"> </w:t>
+      </w:r>
+      <w:r>
+        <w:rPr>
+          <w:b/>
+        </w:rPr>
+        <w:t xml:space="preserve">6. Statistics</w:t>
+      </w:r>
+      <w:r>
+        <w:t xml:space="preserve"> </w:t>
+      </w:r>
+      <w:r>
+        <w:t xml:space="preserve">(desktop: tick the group box, then</w:t>
+      </w:r>
+      <w:r>
+        <w:t xml:space="preserve"> </w:t>
+      </w:r>
+      <w:r>
+        <w:rPr>
+          <w:b/>
+        </w:rPr>
+        <w:t xml:space="preserve">Enable statistics</w:t>
+      </w:r>
+      <w:r>
+        <w:t xml:space="preserve">; browser:</w:t>
+      </w:r>
+      <w:r>
+        <w:t xml:space="preserve"> </w:t>
+      </w:r>
+      <w:r>
+        <w:rPr>
+          <w:b/>
+        </w:rPr>
+        <w:t xml:space="preserve">Statistical tests &amp; annotations</w:t>
+      </w:r>
+      <w:r>
+        <w:t xml:space="preserve"> </w:t>
+      </w:r>
+      <w:r>
+        <w:t xml:space="preserve">expander):</w:t>
       </w:r>
     </w:p>
     <w:p>
@@ -2518,130 +2797,44 @@
         <w:rPr>
           <w:b/>
         </w:rPr>
-        <w:t xml:space="preserve">Browser:</w:t>
-      </w:r>
-      <w:r>
-        <w:t xml:space="preserve"> </w:t>
-      </w:r>
-      <w:r>
-        <w:t xml:space="preserve">the</w:t>
-      </w:r>
-      <w:r>
-        <w:t xml:space="preserve"> </w:t>
-      </w:r>
-      <w:r>
-        <w:rPr>
-          <w:b/>
-        </w:rPr>
-        <w:t xml:space="preserve">🔮 Recommended figures</w:t>
-      </w:r>
-      <w:r>
-        <w:t xml:space="preserve"> </w:t>
-      </w:r>
-      <w:r>
-        <w:t xml:space="preserve">expander above the figure.</w:t>
-      </w:r>
-    </w:p>
-    <w:p>
-      <w:pPr>
-        <w:pStyle w:val="FirstParagraph"/>
-      </w:pPr>
-      <w:r>
-        <w:t xml:space="preserve">Recommendations are</w:t>
-      </w:r>
-      <w:r>
-        <w:t xml:space="preserve"> </w:t>
-      </w:r>
-      <w:r>
-        <w:rPr>
-          <w:b/>
-        </w:rPr>
-        <w:t xml:space="preserve">advisory</w:t>
-      </w:r>
-      <w:r>
-        <w:t xml:space="preserve">. The score is a rule-based heuristic on the table’s shape, not a measure of scientific appropriateness. You remain responsible for choosing what the figure should show.</w:t>
-      </w:r>
-    </w:p>
-    <w:p>
-      <w:pPr>
-        <w:pStyle w:val="Heading2"/>
-      </w:pPr>
-      <w:bookmarkStart w:id="37" w:name="run-statistics"/>
-      <w:r>
-        <w:t xml:space="preserve">7. Run statistics</w:t>
-      </w:r>
-      <w:bookmarkEnd w:id="37"/>
-    </w:p>
-    <w:p>
-      <w:pPr>
-        <w:pStyle w:val="FirstParagraph"/>
-      </w:pPr>
-      <w:r>
-        <w:t xml:space="preserve">Example:</w:t>
-      </w:r>
-      <w:r>
-        <w:t xml:space="preserve"> </w:t>
-      </w:r>
-      <w:r>
-        <w:rPr>
-          <w:b/>
-        </w:rPr>
-        <w:t xml:space="preserve">Box / violin plot with points</w:t>
-      </w:r>
-      <w:r>
-        <w:t xml:space="preserve"> </w:t>
-      </w:r>
-      <w:r>
-        <w:t xml:space="preserve">(bundled). In</w:t>
-      </w:r>
-      <w:r>
-        <w:t xml:space="preserve"> </w:t>
-      </w:r>
-      <w:r>
-        <w:rPr>
-          <w:b/>
-        </w:rPr>
-        <w:t xml:space="preserve">6. Statistics</w:t>
-      </w:r>
-      <w:r>
-        <w:t xml:space="preserve"> </w:t>
-      </w:r>
-      <w:r>
-        <w:t xml:space="preserve">(desktop: tick the group box, then</w:t>
-      </w:r>
-      <w:r>
-        <w:t xml:space="preserve"> </w:t>
-      </w:r>
-      <w:r>
-        <w:rPr>
-          <w:b/>
-        </w:rPr>
-        <w:t xml:space="preserve">Enable statistics</w:t>
-      </w:r>
-      <w:r>
-        <w:t xml:space="preserve">; browser:</w:t>
-      </w:r>
-      <w:r>
-        <w:t xml:space="preserve"> </w:t>
-      </w:r>
-      <w:r>
-        <w:rPr>
-          <w:b/>
-        </w:rPr>
-        <w:t xml:space="preserve">Statistical tests &amp; annotations</w:t>
-      </w:r>
-      <w:r>
-        <w:t xml:space="preserve"> </w:t>
-      </w:r>
-      <w:r>
-        <w:t xml:space="preserve">expander):</w:t>
+        <w:t xml:space="preserve">Test</w:t>
+      </w:r>
+      <w:r>
+        <w:t xml:space="preserve"> </w:t>
+      </w:r>
+      <w:r>
+        <w:t xml:space="preserve">— e.g. </w:t>
+      </w:r>
+      <w:r>
+        <w:rPr>
+          <w:i/>
+        </w:rPr>
+        <w:t xml:space="preserve">Welch’s t-test</w:t>
+      </w:r>
+      <w:r>
+        <w:t xml:space="preserve">. Eighteen methods are available (t-tests, Mann-Whitney, Wilcoxon, ANOVA variants, Kruskal-Wallis, Dunn, chi-square, Fisher, log-rank, Cox, Pearson, Spearman, linear regression, GLM).</w:t>
+      </w:r>
+      <w:r>
+        <w:t xml:space="preserve"> </w:t>
+      </w:r>
+      <w:r>
+        <w:rPr>
+          <w:i/>
+        </w:rPr>
+        <w:t xml:space="preserve">Auto-suggest</w:t>
+      </w:r>
+      <w:r>
+        <w:t xml:space="preserve"> </w:t>
+      </w:r>
+      <w:r>
+        <w:t xml:space="preserve">proposes one from the mapping; it is a suggestion, not a decision.</w:t>
       </w:r>
     </w:p>
     <w:p>
       <w:pPr>
         <w:numPr>
           <w:ilvl w:val="0"/>
-          <w:numId w:val="1007"/>
+          <w:numId w:val="1006"/>
         </w:numPr>
         <w:pStyle w:val="Compact"/>
       </w:pPr>
@@ -2649,44 +2842,20 @@
         <w:rPr>
           <w:b/>
         </w:rPr>
-        <w:t xml:space="preserve">Test</w:t>
-      </w:r>
-      <w:r>
-        <w:t xml:space="preserve"> </w:t>
-      </w:r>
-      <w:r>
-        <w:t xml:space="preserve">— e.g. </w:t>
-      </w:r>
-      <w:r>
-        <w:rPr>
-          <w:i/>
-        </w:rPr>
-        <w:t xml:space="preserve">Welch’s t-test</w:t>
-      </w:r>
-      <w:r>
-        <w:t xml:space="preserve">. Eighteen methods are available (t-tests, Mann-Whitney, Wilcoxon, ANOVA variants, Kruskal-Wallis, Dunn, chi-square, Fisher, log-rank, Cox, Pearson, Spearman, linear regression, GLM).</w:t>
-      </w:r>
-      <w:r>
-        <w:t xml:space="preserve"> </w:t>
-      </w:r>
-      <w:r>
-        <w:rPr>
-          <w:i/>
-        </w:rPr>
-        <w:t xml:space="preserve">Auto-suggest</w:t>
-      </w:r>
-      <w:r>
-        <w:t xml:space="preserve"> </w:t>
-      </w:r>
-      <w:r>
-        <w:t xml:space="preserve">proposes one from the mapping; it is a suggestion, not a decision.</w:t>
+        <w:t xml:space="preserve">Comparison</w:t>
+      </w:r>
+      <w:r>
+        <w:t xml:space="preserve"> </w:t>
+      </w:r>
+      <w:r>
+        <w:t xml:space="preserve">— all groups pairwise, compare to a control, within each x category, selected pairs, or omnibus only.</w:t>
       </w:r>
     </w:p>
     <w:p>
       <w:pPr>
         <w:numPr>
           <w:ilvl w:val="0"/>
-          <w:numId w:val="1007"/>
+          <w:numId w:val="1006"/>
         </w:numPr>
         <w:pStyle w:val="Compact"/>
       </w:pPr>
@@ -2694,20 +2863,20 @@
         <w:rPr>
           <w:b/>
         </w:rPr>
-        <w:t xml:space="preserve">Comparison</w:t>
-      </w:r>
-      <w:r>
-        <w:t xml:space="preserve"> </w:t>
-      </w:r>
-      <w:r>
-        <w:t xml:space="preserve">— all groups pairwise, compare to a control, within each x category, selected pairs, or omnibus only.</w:t>
+        <w:t xml:space="preserve">Correction</w:t>
+      </w:r>
+      <w:r>
+        <w:t xml:space="preserve"> </w:t>
+      </w:r>
+      <w:r>
+        <w:t xml:space="preserve">— Benjamini–Hochberg FDR, Bonferroni, Holm, or none.</w:t>
       </w:r>
     </w:p>
     <w:p>
       <w:pPr>
         <w:numPr>
           <w:ilvl w:val="0"/>
-          <w:numId w:val="1007"/>
+          <w:numId w:val="1006"/>
         </w:numPr>
         <w:pStyle w:val="Compact"/>
       </w:pPr>
@@ -2715,41 +2884,20 @@
         <w:rPr>
           <w:b/>
         </w:rPr>
-        <w:t xml:space="preserve">Correction</w:t>
-      </w:r>
-      <w:r>
-        <w:t xml:space="preserve"> </w:t>
-      </w:r>
-      <w:r>
-        <w:t xml:space="preserve">— Benjamini–Hochberg FDR, Bonferroni, Holm, or none.</w:t>
+        <w:t xml:space="preserve">Annotation shows / placement</w:t>
+      </w:r>
+      <w:r>
+        <w:t xml:space="preserve"> </w:t>
+      </w:r>
+      <w:r>
+        <w:t xml:space="preserve">— stars, exact p, adjusted p, statistic, effect size…; brackets between compared groups, or one label above each bar when comparing to a control.</w:t>
       </w:r>
     </w:p>
     <w:p>
       <w:pPr>
         <w:numPr>
           <w:ilvl w:val="0"/>
-          <w:numId w:val="1007"/>
-        </w:numPr>
-        <w:pStyle w:val="Compact"/>
-      </w:pPr>
-      <w:r>
-        <w:rPr>
-          <w:b/>
-        </w:rPr>
-        <w:t xml:space="preserve">Annotation shows / placement</w:t>
-      </w:r>
-      <w:r>
-        <w:t xml:space="preserve"> </w:t>
-      </w:r>
-      <w:r>
-        <w:t xml:space="preserve">— stars, exact p, adjusted p, statistic, effect size…; brackets between compared groups, or one label above each bar when comparing to a control.</w:t>
-      </w:r>
-    </w:p>
-    <w:p>
-      <w:pPr>
-        <w:numPr>
-          <w:ilvl w:val="0"/>
-          <w:numId w:val="1007"/>
+          <w:numId w:val="1006"/>
         </w:numPr>
         <w:pStyle w:val="Compact"/>
       </w:pPr>
@@ -2960,7 +3108,7 @@
       <w:pPr>
         <w:numPr>
           <w:ilvl w:val="0"/>
-          <w:numId w:val="1008"/>
+          <w:numId w:val="1007"/>
         </w:numPr>
         <w:pStyle w:val="Compact"/>
       </w:pPr>
@@ -3059,6 +3207,267 @@
       </w:r>
       <w:r>
         <w:t xml:space="preserve">.</w:t>
+      </w:r>
+    </w:p>
+    <w:p>
+      <w:pPr>
+        <w:numPr>
+          <w:ilvl w:val="0"/>
+          <w:numId w:val="1007"/>
+        </w:numPr>
+        <w:pStyle w:val="Compact"/>
+      </w:pPr>
+      <w:r>
+        <w:rPr>
+          <w:b/>
+        </w:rPr>
+        <w:t xml:space="preserve">② Define groups</w:t>
+      </w:r>
+      <w:r>
+        <w:t xml:space="preserve"> </w:t>
+      </w:r>
+      <w:r>
+        <w:t xml:space="preserve">— upload a metadata file, take one from another worksheet, or type a group per sample column; then</w:t>
+      </w:r>
+      <w:r>
+        <w:t xml:space="preserve"> </w:t>
+      </w:r>
+      <w:r>
+        <w:rPr>
+          <w:b/>
+        </w:rPr>
+        <w:t xml:space="preserve">Confirm groups</w:t>
+      </w:r>
+      <w:r>
+        <w:t xml:space="preserve">.</w:t>
+      </w:r>
+    </w:p>
+    <w:p>
+      <w:pPr>
+        <w:numPr>
+          <w:ilvl w:val="0"/>
+          <w:numId w:val="1007"/>
+        </w:numPr>
+        <w:pStyle w:val="Compact"/>
+      </w:pPr>
+      <w:r>
+        <w:rPr>
+          <w:b/>
+        </w:rPr>
+        <w:t xml:space="preserve">③ Preprocess (raw-like)</w:t>
+      </w:r>
+      <w:r>
+        <w:t xml:space="preserve"> </w:t>
+      </w:r>
+      <w:r>
+        <w:t xml:space="preserve">— optional, for raw-like data:</w:t>
+      </w:r>
+      <w:r>
+        <w:t xml:space="preserve"> </w:t>
+      </w:r>
+      <w:r>
+        <w:rPr>
+          <w:b/>
+        </w:rPr>
+        <w:t xml:space="preserve">Run diagnostics</w:t>
+      </w:r>
+      <w:r>
+        <w:t xml:space="preserve"> </w:t>
+      </w:r>
+      <w:r>
+        <w:t xml:space="preserve">(suspected data type, skew, zeros, negatives), preview a</w:t>
+      </w:r>
+      <w:r>
+        <w:t xml:space="preserve"> </w:t>
+      </w:r>
+      <w:r>
+        <w:rPr>
+          <w:b/>
+        </w:rPr>
+        <w:t xml:space="preserve">QC plot</w:t>
+      </w:r>
+      <w:r>
+        <w:t xml:space="preserve">, pick one of the</w:t>
+      </w:r>
+      <w:r>
+        <w:t xml:space="preserve"> </w:t>
+      </w:r>
+      <w:r>
+        <w:rPr>
+          <w:b/>
+        </w:rPr>
+        <w:t xml:space="preserve">recommended preprocessing</w:t>
+      </w:r>
+      <w:r>
+        <w:t xml:space="preserve"> </w:t>
+      </w:r>
+      <w:r>
+        <w:t xml:space="preserve">recipes (e.g. </w:t>
+      </w:r>
+      <w:r>
+        <w:rPr>
+          <w:i/>
+        </w:rPr>
+        <w:t xml:space="preserve">Total-sum normalize → log2 → z-score</w:t>
+      </w:r>
+      <w:r>
+        <w:t xml:space="preserve">; nothing is applied automatically), then</w:t>
+      </w:r>
+      <w:r>
+        <w:t xml:space="preserve"> </w:t>
+      </w:r>
+      <w:r>
+        <w:rPr>
+          <w:b/>
+        </w:rPr>
+        <w:t xml:space="preserve">Apply preprocessing → use processed matrix</w:t>
+      </w:r>
+      <w:r>
+        <w:t xml:space="preserve">. Each step is recorded; the original matrix is never modified;</w:t>
+      </w:r>
+      <w:r>
+        <w:t xml:space="preserve"> </w:t>
+      </w:r>
+      <w:r>
+        <w:rPr>
+          <w:b/>
+        </w:rPr>
+        <w:t xml:space="preserve">Save before/after QC report…</w:t>
+      </w:r>
+      <w:r>
+        <w:t xml:space="preserve"> </w:t>
+      </w:r>
+      <w:r>
+        <w:t xml:space="preserve">writes the report.</w:t>
+      </w:r>
+    </w:p>
+    <w:p>
+      <w:pPr>
+        <w:numPr>
+          <w:ilvl w:val="0"/>
+          <w:numId w:val="1007"/>
+        </w:numPr>
+        <w:pStyle w:val="Compact"/>
+      </w:pPr>
+      <w:r>
+        <w:rPr>
+          <w:b/>
+        </w:rPr>
+        <w:t xml:space="preserve">④ Validation</w:t>
+      </w:r>
+      <w:r>
+        <w:t xml:space="preserve"> </w:t>
+      </w:r>
+      <w:r>
+        <w:t xml:space="preserve">— a report of the confirmed mapping and groups (features, samples, groups, missing values, duplicate ids) with warnings or</w:t>
+      </w:r>
+      <w:r>
+        <w:t xml:space="preserve"> </w:t>
+      </w:r>
+      <w:r>
+        <w:rPr>
+          <w:i/>
+        </w:rPr>
+        <w:t xml:space="preserve">✓ Validation passed</w:t>
+      </w:r>
+      <w:r>
+        <w:t xml:space="preserve">.</w:t>
+      </w:r>
+    </w:p>
+    <w:p>
+      <w:pPr>
+        <w:numPr>
+          <w:ilvl w:val="0"/>
+          <w:numId w:val="1007"/>
+        </w:numPr>
+        <w:pStyle w:val="Compact"/>
+      </w:pPr>
+      <w:r>
+        <w:rPr>
+          <w:b/>
+        </w:rPr>
+        <w:t xml:space="preserve">⑤ Recommend &amp; generate</w:t>
+      </w:r>
+      <w:r>
+        <w:t xml:space="preserve"> </w:t>
+      </w:r>
+      <w:r>
+        <w:t xml:space="preserve">— an optional two-group</w:t>
+      </w:r>
+      <w:r>
+        <w:t xml:space="preserve"> </w:t>
+      </w:r>
+      <w:r>
+        <w:rPr>
+          <w:b/>
+        </w:rPr>
+        <w:t xml:space="preserve">differential summary</w:t>
+      </w:r>
+      <w:r>
+        <w:t xml:space="preserve"> </w:t>
+      </w:r>
+      <w:r>
+        <w:t xml:space="preserve">(test, correction, groups A/B), then recommended plots (heatmap, PCA, box plots, volcano/MA once a summary exists) with</w:t>
+      </w:r>
+      <w:r>
+        <w:t xml:space="preserve"> </w:t>
+      </w:r>
+      <w:r>
+        <w:rPr>
+          <w:b/>
+        </w:rPr>
+        <w:t xml:space="preserve">Quick preview</w:t>
+      </w:r>
+      <w:r>
+        <w:t xml:space="preserve"> </w:t>
+      </w:r>
+      <w:r>
+        <w:t xml:space="preserve">and</w:t>
+      </w:r>
+      <w:r>
+        <w:t xml:space="preserve"> </w:t>
+      </w:r>
+      <w:r>
+        <w:rPr>
+          <w:b/>
+        </w:rPr>
+        <w:t xml:space="preserve">Open in plot editor</w:t>
+      </w:r>
+      <w:r>
+        <w:t xml:space="preserve">, which hands the derived table to the full editor with its provenance.</w:t>
+      </w:r>
+    </w:p>
+    <w:p>
+      <w:pPr>
+        <w:pStyle w:val="Heading2"/>
+      </w:pPr>
+      <w:bookmarkStart w:id="41" w:name="save-a-figure-preset"/>
+      <w:r>
+        <w:t xml:space="preserve">9. Save a Figure preset</w:t>
+      </w:r>
+      <w:bookmarkEnd w:id="41"/>
+    </w:p>
+    <w:p>
+      <w:pPr>
+        <w:pStyle w:val="FirstParagraph"/>
+      </w:pPr>
+      <w:r>
+        <w:t xml:space="preserve">A</w:t>
+      </w:r>
+      <w:r>
+        <w:t xml:space="preserve"> </w:t>
+      </w:r>
+      <w:r>
+        <w:rPr>
+          <w:b/>
+        </w:rPr>
+        <w:t xml:space="preserve">Figure preset</w:t>
+      </w:r>
+      <w:r>
+        <w:t xml:space="preserve"> </w:t>
+      </w:r>
+      <w:r>
+        <w:t xml:space="preserve">is your configuration without your data. Configure a figure once, save the preset, and apply it to a new dataset of the same plot type later.</w:t>
       </w:r>
     </w:p>
     <w:p>
@@ -3073,22 +3482,22 @@
         <w:rPr>
           <w:b/>
         </w:rPr>
-        <w:t xml:space="preserve">② Define groups</w:t>
-      </w:r>
-      <w:r>
-        <w:t xml:space="preserve"> </w:t>
-      </w:r>
-      <w:r>
-        <w:t xml:space="preserve">— upload a metadata file, take one from another worksheet, or type a group per sample column; then</w:t>
-      </w:r>
-      <w:r>
-        <w:t xml:space="preserve"> </w:t>
-      </w:r>
-      <w:r>
-        <w:rPr>
-          <w:b/>
-        </w:rPr>
-        <w:t xml:space="preserve">Confirm groups</w:t>
+        <w:t xml:space="preserve">Figure style only</w:t>
+      </w:r>
+      <w:r>
+        <w:t xml:space="preserve"> </w:t>
+      </w:r>
+      <w:r>
+        <w:t xml:space="preserve">— fonts, palette, line/marker sizes, tick angles, margins, legend and colorbar placement, export size/DPI, and visual plot options (violin vs box, colormap, node colours…). Portable: this is the lab’s</w:t>
+      </w:r>
+      <w:r>
+        <w:t xml:space="preserve"> </w:t>
+      </w:r>
+      <w:r>
+        <w:rPr>
+          <w:i/>
+        </w:rPr>
+        <w:t xml:space="preserve">Lab_Default_Heatmap.mmfpreset.json</w:t>
       </w:r>
       <w:r>
         <w:t xml:space="preserve">.</w:t>
@@ -3099,267 +3508,6 @@
         <w:numPr>
           <w:ilvl w:val="0"/>
           <w:numId w:val="1008"/>
-        </w:numPr>
-        <w:pStyle w:val="Compact"/>
-      </w:pPr>
-      <w:r>
-        <w:rPr>
-          <w:b/>
-        </w:rPr>
-        <w:t xml:space="preserve">③ Preprocess (raw-like)</w:t>
-      </w:r>
-      <w:r>
-        <w:t xml:space="preserve"> </w:t>
-      </w:r>
-      <w:r>
-        <w:t xml:space="preserve">— optional, for raw-like data:</w:t>
-      </w:r>
-      <w:r>
-        <w:t xml:space="preserve"> </w:t>
-      </w:r>
-      <w:r>
-        <w:rPr>
-          <w:b/>
-        </w:rPr>
-        <w:t xml:space="preserve">Run diagnostics</w:t>
-      </w:r>
-      <w:r>
-        <w:t xml:space="preserve"> </w:t>
-      </w:r>
-      <w:r>
-        <w:t xml:space="preserve">(suspected data type, skew, zeros, negatives), preview a</w:t>
-      </w:r>
-      <w:r>
-        <w:t xml:space="preserve"> </w:t>
-      </w:r>
-      <w:r>
-        <w:rPr>
-          <w:b/>
-        </w:rPr>
-        <w:t xml:space="preserve">QC plot</w:t>
-      </w:r>
-      <w:r>
-        <w:t xml:space="preserve">, pick one of the</w:t>
-      </w:r>
-      <w:r>
-        <w:t xml:space="preserve"> </w:t>
-      </w:r>
-      <w:r>
-        <w:rPr>
-          <w:b/>
-        </w:rPr>
-        <w:t xml:space="preserve">recommended preprocessing</w:t>
-      </w:r>
-      <w:r>
-        <w:t xml:space="preserve"> </w:t>
-      </w:r>
-      <w:r>
-        <w:t xml:space="preserve">recipes (e.g. </w:t>
-      </w:r>
-      <w:r>
-        <w:rPr>
-          <w:i/>
-        </w:rPr>
-        <w:t xml:space="preserve">Total-sum normalize → log2 → z-score</w:t>
-      </w:r>
-      <w:r>
-        <w:t xml:space="preserve">; nothing is applied automatically), then</w:t>
-      </w:r>
-      <w:r>
-        <w:t xml:space="preserve"> </w:t>
-      </w:r>
-      <w:r>
-        <w:rPr>
-          <w:b/>
-        </w:rPr>
-        <w:t xml:space="preserve">Apply preprocessing → use processed matrix</w:t>
-      </w:r>
-      <w:r>
-        <w:t xml:space="preserve">. Each step is recorded; the original matrix is never modified;</w:t>
-      </w:r>
-      <w:r>
-        <w:t xml:space="preserve"> </w:t>
-      </w:r>
-      <w:r>
-        <w:rPr>
-          <w:b/>
-        </w:rPr>
-        <w:t xml:space="preserve">Save before/after QC report…</w:t>
-      </w:r>
-      <w:r>
-        <w:t xml:space="preserve"> </w:t>
-      </w:r>
-      <w:r>
-        <w:t xml:space="preserve">writes the report.</w:t>
-      </w:r>
-    </w:p>
-    <w:p>
-      <w:pPr>
-        <w:numPr>
-          <w:ilvl w:val="0"/>
-          <w:numId w:val="1008"/>
-        </w:numPr>
-        <w:pStyle w:val="Compact"/>
-      </w:pPr>
-      <w:r>
-        <w:rPr>
-          <w:b/>
-        </w:rPr>
-        <w:t xml:space="preserve">④ Validation</w:t>
-      </w:r>
-      <w:r>
-        <w:t xml:space="preserve"> </w:t>
-      </w:r>
-      <w:r>
-        <w:t xml:space="preserve">— a report of the confirmed mapping and groups (features, samples, groups, missing values, duplicate ids) with warnings or</w:t>
-      </w:r>
-      <w:r>
-        <w:t xml:space="preserve"> </w:t>
-      </w:r>
-      <w:r>
-        <w:rPr>
-          <w:i/>
-        </w:rPr>
-        <w:t xml:space="preserve">✓ Validation passed</w:t>
-      </w:r>
-      <w:r>
-        <w:t xml:space="preserve">.</w:t>
-      </w:r>
-    </w:p>
-    <w:p>
-      <w:pPr>
-        <w:numPr>
-          <w:ilvl w:val="0"/>
-          <w:numId w:val="1008"/>
-        </w:numPr>
-        <w:pStyle w:val="Compact"/>
-      </w:pPr>
-      <w:r>
-        <w:rPr>
-          <w:b/>
-        </w:rPr>
-        <w:t xml:space="preserve">⑤ Recommend &amp; generate</w:t>
-      </w:r>
-      <w:r>
-        <w:t xml:space="preserve"> </w:t>
-      </w:r>
-      <w:r>
-        <w:t xml:space="preserve">— an optional two-group</w:t>
-      </w:r>
-      <w:r>
-        <w:t xml:space="preserve"> </w:t>
-      </w:r>
-      <w:r>
-        <w:rPr>
-          <w:b/>
-        </w:rPr>
-        <w:t xml:space="preserve">differential summary</w:t>
-      </w:r>
-      <w:r>
-        <w:t xml:space="preserve"> </w:t>
-      </w:r>
-      <w:r>
-        <w:t xml:space="preserve">(test, correction, groups A/B), then recommended plots (heatmap, PCA, box plots, volcano/MA once a summary exists) with</w:t>
-      </w:r>
-      <w:r>
-        <w:t xml:space="preserve"> </w:t>
-      </w:r>
-      <w:r>
-        <w:rPr>
-          <w:b/>
-        </w:rPr>
-        <w:t xml:space="preserve">Quick preview</w:t>
-      </w:r>
-      <w:r>
-        <w:t xml:space="preserve"> </w:t>
-      </w:r>
-      <w:r>
-        <w:t xml:space="preserve">and</w:t>
-      </w:r>
-      <w:r>
-        <w:t xml:space="preserve"> </w:t>
-      </w:r>
-      <w:r>
-        <w:rPr>
-          <w:b/>
-        </w:rPr>
-        <w:t xml:space="preserve">Open in plot editor</w:t>
-      </w:r>
-      <w:r>
-        <w:t xml:space="preserve">, which hands the derived table to the full editor with its provenance.</w:t>
-      </w:r>
-    </w:p>
-    <w:p>
-      <w:pPr>
-        <w:pStyle w:val="Heading2"/>
-      </w:pPr>
-      <w:bookmarkStart w:id="41" w:name="save-a-figure-preset"/>
-      <w:r>
-        <w:t xml:space="preserve">9. Save a Figure preset</w:t>
-      </w:r>
-      <w:bookmarkEnd w:id="41"/>
-    </w:p>
-    <w:p>
-      <w:pPr>
-        <w:pStyle w:val="FirstParagraph"/>
-      </w:pPr>
-      <w:r>
-        <w:t xml:space="preserve">A</w:t>
-      </w:r>
-      <w:r>
-        <w:t xml:space="preserve"> </w:t>
-      </w:r>
-      <w:r>
-        <w:rPr>
-          <w:b/>
-        </w:rPr>
-        <w:t xml:space="preserve">Figure preset</w:t>
-      </w:r>
-      <w:r>
-        <w:t xml:space="preserve"> </w:t>
-      </w:r>
-      <w:r>
-        <w:t xml:space="preserve">is your configuration without your data. Configure a figure once, save the preset, and apply it to a new dataset of the same plot type later.</w:t>
-      </w:r>
-    </w:p>
-    <w:p>
-      <w:pPr>
-        <w:numPr>
-          <w:ilvl w:val="0"/>
-          <w:numId w:val="1009"/>
-        </w:numPr>
-        <w:pStyle w:val="Compact"/>
-      </w:pPr>
-      <w:r>
-        <w:rPr>
-          <w:b/>
-        </w:rPr>
-        <w:t xml:space="preserve">Figure style only</w:t>
-      </w:r>
-      <w:r>
-        <w:t xml:space="preserve"> </w:t>
-      </w:r>
-      <w:r>
-        <w:t xml:space="preserve">— fonts, palette, line/marker sizes, tick angles, margins, legend and colorbar placement, export size/DPI, and visual plot options (violin vs box, colormap, node colours…). Portable: this is the lab’s</w:t>
-      </w:r>
-      <w:r>
-        <w:t xml:space="preserve"> </w:t>
-      </w:r>
-      <w:r>
-        <w:rPr>
-          <w:i/>
-        </w:rPr>
-        <w:t xml:space="preserve">Lab_Default_Heatmap.mmfpreset.json</w:t>
-      </w:r>
-      <w:r>
-        <w:t xml:space="preserve">.</w:t>
-      </w:r>
-    </w:p>
-    <w:p>
-      <w:pPr>
-        <w:numPr>
-          <w:ilvl w:val="0"/>
-          <w:numId w:val="1009"/>
         </w:numPr>
         <w:pStyle w:val="Compact"/>
       </w:pPr>
@@ -3829,7 +3977,7 @@
       <w:pPr>
         <w:numPr>
           <w:ilvl w:val="0"/>
-          <w:numId w:val="1010"/>
+          <w:numId w:val="1009"/>
         </w:numPr>
         <w:pStyle w:val="Compact"/>
       </w:pPr>
@@ -3871,7 +4019,7 @@
       <w:pPr>
         <w:numPr>
           <w:ilvl w:val="0"/>
-          <w:numId w:val="1010"/>
+          <w:numId w:val="1009"/>
         </w:numPr>
         <w:pStyle w:val="Compact"/>
       </w:pPr>
@@ -3961,7 +4109,7 @@
       <w:pPr>
         <w:numPr>
           <w:ilvl w:val="0"/>
-          <w:numId w:val="1010"/>
+          <w:numId w:val="1009"/>
         </w:numPr>
         <w:pStyle w:val="Compact"/>
       </w:pPr>
@@ -4003,7 +4151,7 @@
       <w:pPr>
         <w:numPr>
           <w:ilvl w:val="0"/>
-          <w:numId w:val="1010"/>
+          <w:numId w:val="1009"/>
         </w:numPr>
         <w:pStyle w:val="Compact"/>
       </w:pPr>
@@ -4039,7 +4187,7 @@
       <w:pPr>
         <w:numPr>
           <w:ilvl w:val="0"/>
-          <w:numId w:val="1010"/>
+          <w:numId w:val="1009"/>
         </w:numPr>
         <w:pStyle w:val="Compact"/>
       </w:pPr>
@@ -4572,7 +4720,7 @@
       <w:pPr>
         <w:numPr>
           <w:ilvl w:val="0"/>
-          <w:numId w:val="1011"/>
+          <w:numId w:val="1010"/>
         </w:numPr>
         <w:pStyle w:val="Compact"/>
       </w:pPr>
@@ -4629,7 +4777,7 @@
       <w:pPr>
         <w:numPr>
           <w:ilvl w:val="0"/>
-          <w:numId w:val="1011"/>
+          <w:numId w:val="1010"/>
         </w:numPr>
         <w:pStyle w:val="Compact"/>
       </w:pPr>
@@ -4662,7 +4810,7 @@
       <w:pPr>
         <w:numPr>
           <w:ilvl w:val="0"/>
-          <w:numId w:val="1011"/>
+          <w:numId w:val="1010"/>
         </w:numPr>
         <w:pStyle w:val="Compact"/>
       </w:pPr>
@@ -4689,7 +4837,7 @@
       <w:pPr>
         <w:numPr>
           <w:ilvl w:val="0"/>
-          <w:numId w:val="1011"/>
+          <w:numId w:val="1010"/>
         </w:numPr>
         <w:pStyle w:val="Compact"/>
       </w:pPr>
@@ -5217,9 +5365,6 @@
     <w:abstractNumId w:val="991"/>
   </w:num>
   <w:num w:numId="1003">
-    <w:abstractNumId w:val="991"/>
-  </w:num>
-  <w:num w:numId="1004">
     <w:abstractNumId w:val="99411"/>
     <w:lvlOverride w:ilvl="0">
       <w:startOverride w:val="1"/>
@@ -5249,7 +5394,7 @@
       <w:startOverride w:val="1"/>
     </w:lvlOverride>
   </w:num>
-  <w:num w:numId="1005">
+  <w:num w:numId="1004">
     <w:abstractNumId w:val="99417"/>
     <w:lvlOverride w:ilvl="0">
       <w:startOverride w:val="7"/>
@@ -5279,8 +5424,38 @@
       <w:startOverride w:val="7"/>
     </w:lvlOverride>
   </w:num>
+  <w:num w:numId="1005">
+    <w:abstractNumId w:val="991"/>
+  </w:num>
   <w:num w:numId="1006">
-    <w:abstractNumId w:val="991"/>
+    <w:abstractNumId w:val="99411"/>
+    <w:lvlOverride w:ilvl="0">
+      <w:startOverride w:val="1"/>
+    </w:lvlOverride>
+    <w:lvlOverride w:ilvl="1">
+      <w:startOverride w:val="1"/>
+    </w:lvlOverride>
+    <w:lvlOverride w:ilvl="2">
+      <w:startOverride w:val="1"/>
+    </w:lvlOverride>
+    <w:lvlOverride w:ilvl="3">
+      <w:startOverride w:val="1"/>
+    </w:lvlOverride>
+    <w:lvlOverride w:ilvl="4">
+      <w:startOverride w:val="1"/>
+    </w:lvlOverride>
+    <w:lvlOverride w:ilvl="5">
+      <w:startOverride w:val="1"/>
+    </w:lvlOverride>
+    <w:lvlOverride w:ilvl="6">
+      <w:startOverride w:val="1"/>
+    </w:lvlOverride>
+    <w:lvlOverride w:ilvl="7">
+      <w:startOverride w:val="1"/>
+    </w:lvlOverride>
+    <w:lvlOverride w:ilvl="8">
+      <w:startOverride w:val="1"/>
+    </w:lvlOverride>
   </w:num>
   <w:num w:numId="1007">
     <w:abstractNumId w:val="99411"/>
@@ -5313,42 +5488,12 @@
     </w:lvlOverride>
   </w:num>
   <w:num w:numId="1008">
-    <w:abstractNumId w:val="99411"/>
-    <w:lvlOverride w:ilvl="0">
-      <w:startOverride w:val="1"/>
-    </w:lvlOverride>
-    <w:lvlOverride w:ilvl="1">
-      <w:startOverride w:val="1"/>
-    </w:lvlOverride>
-    <w:lvlOverride w:ilvl="2">
-      <w:startOverride w:val="1"/>
-    </w:lvlOverride>
-    <w:lvlOverride w:ilvl="3">
-      <w:startOverride w:val="1"/>
-    </w:lvlOverride>
-    <w:lvlOverride w:ilvl="4">
-      <w:startOverride w:val="1"/>
-    </w:lvlOverride>
-    <w:lvlOverride w:ilvl="5">
-      <w:startOverride w:val="1"/>
-    </w:lvlOverride>
-    <w:lvlOverride w:ilvl="6">
-      <w:startOverride w:val="1"/>
-    </w:lvlOverride>
-    <w:lvlOverride w:ilvl="7">
-      <w:startOverride w:val="1"/>
-    </w:lvlOverride>
-    <w:lvlOverride w:ilvl="8">
-      <w:startOverride w:val="1"/>
-    </w:lvlOverride>
+    <w:abstractNumId w:val="991"/>
   </w:num>
   <w:num w:numId="1009">
     <w:abstractNumId w:val="991"/>
   </w:num>
   <w:num w:numId="1010">
-    <w:abstractNumId w:val="991"/>
-  </w:num>
-  <w:num w:numId="1011">
     <w:abstractNumId w:val="991"/>
   </w:num>
 </w:numbering>

--- a/docs/manuals/Quick_Start/MakeMyFigure_Quick_Start.docx
+++ b/docs/manuals/Quick_Start/MakeMyFigure_Quick_Start.docx
@@ -70,7 +70,7 @@
         <w:rPr>
           <w:rStyle w:val="VerbatimChar"/>
         </w:rPr>
-        <w:t xml:space="preserve">cea315c</w:t>
+        <w:t xml:space="preserve">473d495</w:t>
       </w:r>
       <w:r>
         <w:br/>
@@ -85,7 +85,7 @@
         <w:t xml:space="preserve"> </w:t>
       </w:r>
       <w:r>
-        <w:t xml:space="preserve">2026-09-06</w:t>
+        <w:t xml:space="preserve">2026-09-11</w:t>
       </w:r>
     </w:p>
     <w:p>
@@ -366,7 +366,37 @@
         <w:t xml:space="preserve"> </w:t>
       </w:r>
       <w:r>
-        <w:t xml:space="preserve">JSON that records the configuration.</w:t>
+        <w:t xml:space="preserve">JSON that records the configuration — or</w:t>
+      </w:r>
+      <w:r>
+        <w:t xml:space="preserve"> </w:t>
+      </w:r>
+      <w:r>
+        <w:rPr>
+          <w:b/>
+        </w:rPr>
+        <w:t xml:space="preserve">Save Figure Package</w:t>
+      </w:r>
+      <w:r>
+        <w:t xml:space="preserve"> </w:t>
+      </w:r>
+      <w:r>
+        <w:t xml:space="preserve">to get one portable</w:t>
+      </w:r>
+      <w:r>
+        <w:t xml:space="preserve"> </w:t>
+      </w:r>
+      <w:r>
+        <w:rPr>
+          <w:rStyle w:val="VerbatimChar"/>
+        </w:rPr>
+        <w:t xml:space="preserve">.mmfpackage</w:t>
+      </w:r>
+      <w:r>
+        <w:t xml:space="preserve"> </w:t>
+      </w:r>
+      <w:r>
+        <w:t xml:space="preserve">that also freezes the data.</w:t>
       </w:r>
     </w:p>
     <w:p>
@@ -2401,7 +2431,19 @@
         <w:rPr>
           <w:b/>
         </w:rPr>
-        <w:t xml:space="preserve">5. Export → Export SVG / PNG / PDF / PlotSpec JSON</w:t>
+        <w:t xml:space="preserve">5. Export → Export SVG / PNG / PDF / Export PlotSpec JSON (specification only)</w:t>
+      </w:r>
+      <w:r>
+        <w:t xml:space="preserve">,</w:t>
+      </w:r>
+      <w:r>
+        <w:t xml:space="preserve"> </w:t>
+      </w:r>
+      <w:r>
+        <w:rPr>
+          <w:b/>
+        </w:rPr>
+        <w:t xml:space="preserve">Save Figure Package (.mmfpackage)</w:t>
       </w:r>
       <w:r>
         <w:t xml:space="preserve"> </w:t>
@@ -2419,37 +2461,82 @@
         <w:t xml:space="preserve">Export all as ZIP</w:t>
       </w:r>
       <w:r>
-        <w:t xml:space="preserve">; browser</w:t>
-      </w:r>
-      <w:r>
-        <w:t xml:space="preserve"> </w:t>
-      </w:r>
-      <w:r>
-        <w:rPr>
-          <w:b/>
-        </w:rPr>
-        <w:t xml:space="preserve">Export → SVG / PNG / PDF / PlotSpec JSON</w:t>
-      </w:r>
-      <w:r>
-        <w:t xml:space="preserve"> </w:t>
-      </w:r>
-      <w:r>
-        <w:t xml:space="preserve">download buttons. A</w:t>
-      </w:r>
-      <w:r>
-        <w:t xml:space="preserve"> </w:t>
-      </w:r>
-      <w:r>
-        <w:rPr>
-          <w:rStyle w:val="VerbatimChar"/>
-        </w:rPr>
-        <w:t xml:space="preserve">.plot_spec.json</w:t>
-      </w:r>
-      <w:r>
-        <w:t xml:space="preserve"> </w:t>
-      </w:r>
-      <w:r>
-        <w:t xml:space="preserve">sidecar is written with every export so the figure can be reproduced.</w:t>
+        <w:t xml:space="preserve"> </w:t>
+      </w:r>
+      <w:r>
+        <w:t xml:space="preserve">(figures + specs + package); browser</w:t>
+      </w:r>
+      <w:r>
+        <w:t xml:space="preserve"> </w:t>
+      </w:r>
+      <w:r>
+        <w:rPr>
+          <w:b/>
+        </w:rPr>
+        <w:t xml:space="preserve">Export → SVG / PNG / PDF / PlotSpec JSON / Figure Package</w:t>
+      </w:r>
+      <w:r>
+        <w:t xml:space="preserve"> </w:t>
+      </w:r>
+      <w:r>
+        <w:t xml:space="preserve">download buttons. The PlotSpec JSON records the configuration but</w:t>
+      </w:r>
+      <w:r>
+        <w:t xml:space="preserve"> </w:t>
+      </w:r>
+      <w:r>
+        <w:rPr>
+          <w:i/>
+        </w:rPr>
+        <w:t xml:space="preserve">not</w:t>
+      </w:r>
+      <w:r>
+        <w:t xml:space="preserve"> </w:t>
+      </w:r>
+      <w:r>
+        <w:t xml:space="preserve">the data — it needs the source table to reopen. The</w:t>
+      </w:r>
+      <w:r>
+        <w:t xml:space="preserve"> </w:t>
+      </w:r>
+      <w:r>
+        <w:rPr>
+          <w:b/>
+        </w:rPr>
+        <w:t xml:space="preserve">figure package</w:t>
+      </w:r>
+      <w:r>
+        <w:t xml:space="preserve"> </w:t>
+      </w:r>
+      <w:r>
+        <w:t xml:space="preserve">is the file to move or share: it holds the specification</w:t>
+      </w:r>
+      <w:r>
+        <w:t xml:space="preserve"> </w:t>
+      </w:r>
+      <w:r>
+        <w:rPr>
+          <w:b/>
+        </w:rPr>
+        <w:t xml:space="preserve">and</w:t>
+      </w:r>
+      <w:r>
+        <w:t xml:space="preserve"> </w:t>
+      </w:r>
+      <w:r>
+        <w:t xml:space="preserve">a frozen copy of the data, and reopens anywhere with</w:t>
+      </w:r>
+      <w:r>
+        <w:t xml:space="preserve"> </w:t>
+      </w:r>
+      <w:r>
+        <w:rPr>
+          <w:b/>
+        </w:rPr>
+        <w:t xml:space="preserve">Open Figure Package</w:t>
+      </w:r>
+      <w:r>
+        <w:t xml:space="preserve">.</w:t>
       </w:r>
     </w:p>
     <w:p>
@@ -3815,7 +3902,69 @@
         <w:t xml:space="preserve"> </w:t>
       </w:r>
       <w:r>
-        <w:t xml:space="preserve">figure, including the table name and column names. Every export writes one. An existing PlotSpec can be loaded as a full preset.</w:t>
+        <w:t xml:space="preserve">figure, including the table name and column names — but not the values; the source table is required to reopen it. An existing PlotSpec can be loaded as a full preset.</w:t>
+      </w:r>
+    </w:p>
+    <w:p>
+      <w:pPr>
+        <w:pStyle w:val="BodyText"/>
+      </w:pPr>
+      <w:r>
+        <w:t xml:space="preserve">A</w:t>
+      </w:r>
+      <w:r>
+        <w:t xml:space="preserve"> </w:t>
+      </w:r>
+      <w:r>
+        <w:rPr>
+          <w:b/>
+        </w:rPr>
+        <w:t xml:space="preserve">Figure package</w:t>
+      </w:r>
+      <w:r>
+        <w:t xml:space="preserve"> </w:t>
+      </w:r>
+      <w:r>
+        <w:t xml:space="preserve">(</w:t>
+      </w:r>
+      <w:r>
+        <w:rPr>
+          <w:rStyle w:val="VerbatimChar"/>
+        </w:rPr>
+        <w:t xml:space="preserve">.mmfpackage</w:t>
+      </w:r>
+      <w:r>
+        <w:t xml:space="preserve">) is the third kind of file: the PlotSpec (or FigureSpec)</w:t>
+      </w:r>
+      <w:r>
+        <w:t xml:space="preserve"> </w:t>
+      </w:r>
+      <w:r>
+        <w:rPr>
+          <w:i/>
+        </w:rPr>
+        <w:t xml:space="preserve">plus</w:t>
+      </w:r>
+      <w:r>
+        <w:t xml:space="preserve"> </w:t>
+      </w:r>
+      <w:r>
+        <w:t xml:space="preserve">a frozen copy of the exact data, the StatsSpec results, the Matrix Workflow records where they apply, imported images, previews and a checksum for every file. It is the one file to send to a collaborator;</w:t>
+      </w:r>
+      <w:r>
+        <w:t xml:space="preserve"> </w:t>
+      </w:r>
+      <w:r>
+        <w:rPr>
+          <w:b/>
+        </w:rPr>
+        <w:t xml:space="preserve">Open Figure Package</w:t>
+      </w:r>
+      <w:r>
+        <w:t xml:space="preserve"> </w:t>
+      </w:r>
+      <w:r>
+        <w:t xml:space="preserve">reproduces the figure without the original data files. Because it contains data, share it only with people who may see those data.</w:t>
       </w:r>
     </w:p>
     <w:p>
@@ -4225,7 +4374,64 @@
         <w:t xml:space="preserve">.figure_spec.json</w:t>
       </w:r>
       <w:r>
-        <w:t xml:space="preserve">).</w:t>
+        <w:t xml:space="preserve">; panel</w:t>
+      </w:r>
+      <w:r>
+        <w:t xml:space="preserve"> </w:t>
+      </w:r>
+      <w:r>
+        <w:rPr>
+          <w:i/>
+        </w:rPr>
+        <w:t xml:space="preserve">identities</w:t>
+      </w:r>
+      <w:r>
+        <w:t xml:space="preserve">, not the data).</w:t>
+      </w:r>
+      <w:r>
+        <w:t xml:space="preserve"> </w:t>
+      </w:r>
+      <w:r>
+        <w:rPr>
+          <w:b/>
+        </w:rPr>
+        <w:t xml:space="preserve">Save Figure Package…</w:t>
+      </w:r>
+      <w:r>
+        <w:t xml:space="preserve"> </w:t>
+      </w:r>
+      <w:r>
+        <w:t xml:space="preserve">writes one</w:t>
+      </w:r>
+      <w:r>
+        <w:t xml:space="preserve"> </w:t>
+      </w:r>
+      <w:r>
+        <w:rPr>
+          <w:rStyle w:val="VerbatimChar"/>
+        </w:rPr>
+        <w:t xml:space="preserve">.mmfpackage</w:t>
+      </w:r>
+      <w:r>
+        <w:t xml:space="preserve"> </w:t>
+      </w:r>
+      <w:r>
+        <w:t xml:space="preserve">with the FigureSpec, every panel’s PlotSpec/StatsSpec, the exact tables and imported images;</w:t>
+      </w:r>
+      <w:r>
+        <w:t xml:space="preserve"> </w:t>
+      </w:r>
+      <w:r>
+        <w:rPr>
+          <w:b/>
+        </w:rPr>
+        <w:t xml:space="preserve">Open Figure Package</w:t>
+      </w:r>
+      <w:r>
+        <w:t xml:space="preserve"> </w:t>
+      </w:r>
+      <w:r>
+        <w:t xml:space="preserve">rebuilds the composite here.</w:t>
       </w:r>
     </w:p>
     <w:p>
@@ -4661,7 +4867,16 @@
         <w:pStyle w:val="BodyText"/>
       </w:pPr>
       <w:r>
-        <w:t xml:space="preserve">Every export also writes</w:t>
+        <w:rPr>
+          <w:b/>
+        </w:rPr>
+        <w:t xml:space="preserve">Export PlotSpec JSON</w:t>
+      </w:r>
+      <w:r>
+        <w:t xml:space="preserve"> </w:t>
+      </w:r>
+      <w:r>
+        <w:t xml:space="preserve">writes</w:t>
       </w:r>
       <w:r>
         <w:t xml:space="preserve"> </w:t>
@@ -4673,7 +4888,25 @@
         <w:t xml:space="preserve">name.plot_spec.json</w:t>
       </w:r>
       <w:r>
-        <w:t xml:space="preserve">; when statistics ran,</w:t>
+        <w:t xml:space="preserve"> </w:t>
+      </w:r>
+      <w:r>
+        <w:t xml:space="preserve">(specification only);</w:t>
+      </w:r>
+      <w:r>
+        <w:t xml:space="preserve"> </w:t>
+      </w:r>
+      <w:r>
+        <w:rPr>
+          <w:b/>
+        </w:rPr>
+        <w:t xml:space="preserve">Export all as ZIP</w:t>
+      </w:r>
+      <w:r>
+        <w:t xml:space="preserve"> </w:t>
+      </w:r>
+      <w:r>
+        <w:t xml:space="preserve">bundles SVG/PNG/PDF,</w:t>
       </w:r>
       <w:r>
         <w:t xml:space="preserve"> </w:t>
@@ -4682,37 +4915,61 @@
         <w:rPr>
           <w:rStyle w:val="VerbatimChar"/>
         </w:rPr>
+        <w:t xml:space="preserve">name.plot_spec.json</w:t>
+      </w:r>
+      <w:r>
+        <w:t xml:space="preserve">,</w:t>
+      </w:r>
+      <w:r>
+        <w:t xml:space="preserve"> </w:t>
+      </w:r>
+      <w:r>
+        <w:rPr>
+          <w:rStyle w:val="VerbatimChar"/>
+        </w:rPr>
         <w:t xml:space="preserve">name.stats_spec.json</w:t>
       </w:r>
       <w:r>
         <w:t xml:space="preserve"> </w:t>
       </w:r>
       <w:r>
-        <w:t xml:space="preserve">as well. The desktop</w:t>
-      </w:r>
-      <w:r>
-        <w:t xml:space="preserve"> </w:t>
-      </w:r>
-      <w:r>
-        <w:rPr>
-          <w:b/>
-        </w:rPr>
-        <w:t xml:space="preserve">Export all as ZIP</w:t>
-      </w:r>
-      <w:r>
-        <w:t xml:space="preserve"> </w:t>
-      </w:r>
-      <w:r>
-        <w:t xml:space="preserve">bundles formats and sidecars.</w:t>
-      </w:r>
-    </w:p>
-    <w:p>
-      <w:pPr>
-        <w:pStyle w:val="Heading2"/>
-      </w:pPr>
-      <w:bookmarkStart w:id="48" w:name="where-to-get-help"/>
-      <w:r>
-        <w:t xml:space="preserve">12. Where to get help</w:t>
+        <w:t xml:space="preserve">when statistics ran, and</w:t>
+      </w:r>
+      <w:r>
+        <w:t xml:space="preserve"> </w:t>
+      </w:r>
+      <w:r>
+        <w:rPr>
+          <w:rStyle w:val="VerbatimChar"/>
+        </w:rPr>
+        <w:t xml:space="preserve">name.mmfpackage</w:t>
+      </w:r>
+      <w:r>
+        <w:t xml:space="preserve">.</w:t>
+      </w:r>
+      <w:r>
+        <w:t xml:space="preserve"> </w:t>
+      </w:r>
+      <w:r>
+        <w:rPr>
+          <w:b/>
+        </w:rPr>
+        <w:t xml:space="preserve">Save Figure Package</w:t>
+      </w:r>
+      <w:r>
+        <w:t xml:space="preserve"> </w:t>
+      </w:r>
+      <w:r>
+        <w:t xml:space="preserve">writes the package alone.</w:t>
+      </w:r>
+    </w:p>
+    <w:p>
+      <w:pPr>
+        <w:pStyle w:val="Heading3"/>
+      </w:pPr>
+      <w:bookmarkStart w:id="48" w:name="sharing-a-reproducible-figure"/>
+      <w:r>
+        <w:t xml:space="preserve">Sharing a reproducible figure</w:t>
       </w:r>
       <w:bookmarkEnd w:id="48"/>
     </w:p>
@@ -4725,59 +4982,291 @@
         <w:pStyle w:val="Compact"/>
       </w:pPr>
       <w:r>
-        <w:rPr>
-          <w:b/>
-        </w:rPr>
-        <w:t xml:space="preserve">Desktop Help menu:</w:t>
-      </w:r>
-      <w:r>
-        <w:t xml:space="preserve"> </w:t>
-      </w:r>
-      <w:r>
-        <w:rPr>
-          <w:b/>
-        </w:rPr>
-        <w:t xml:space="preserve">Help…</w:t>
-      </w:r>
-      <w:r>
-        <w:t xml:space="preserve"> </w:t>
-      </w:r>
-      <w:r>
-        <w:t xml:space="preserve">(plot types, how to format your data, privacy, the Publication-style disclaimer),</w:t>
-      </w:r>
-      <w:r>
-        <w:t xml:space="preserve"> </w:t>
-      </w:r>
-      <w:r>
-        <w:rPr>
-          <w:b/>
-        </w:rPr>
-        <w:t xml:space="preserve">About</w:t>
-      </w:r>
-      <w:r>
-        <w:t xml:space="preserve"> </w:t>
-      </w:r>
-      <w:r>
-        <w:t xml:space="preserve">(version),</w:t>
-      </w:r>
-      <w:r>
-        <w:t xml:space="preserve"> </w:t>
-      </w:r>
-      <w:r>
-        <w:rPr>
-          <w:b/>
-        </w:rPr>
-        <w:t xml:space="preserve">Copy debug info</w:t>
-      </w:r>
-      <w:r>
-        <w:t xml:space="preserve">.</w:t>
-      </w:r>
+        <w:t xml:space="preserve">Finalise the plot. 2.</w:t>
+      </w:r>
+      <w:r>
+        <w:t xml:space="preserve"> </w:t>
+      </w:r>
+      <w:r>
+        <w:rPr>
+          <w:b/>
+        </w:rPr>
+        <w:t xml:space="preserve">Save Figure Package</w:t>
+      </w:r>
+      <w:r>
+        <w:t xml:space="preserve">. 3. Send the one</w:t>
+      </w:r>
+      <w:r>
+        <w:t xml:space="preserve"> </w:t>
+      </w:r>
+      <w:r>
+        <w:rPr>
+          <w:rStyle w:val="VerbatimChar"/>
+        </w:rPr>
+        <w:t xml:space="preserve">.mmfpackage</w:t>
+      </w:r>
+      <w:r>
+        <w:t xml:space="preserve"> </w:t>
+      </w:r>
+      <w:r>
+        <w:t xml:space="preserve">file. 4. The collaborator opens Make My Figure. 5.</w:t>
+      </w:r>
+      <w:r>
+        <w:t xml:space="preserve"> </w:t>
+      </w:r>
+      <w:r>
+        <w:rPr>
+          <w:b/>
+        </w:rPr>
+        <w:t xml:space="preserve">Open Figure Package</w:t>
+      </w:r>
+      <w:r>
+        <w:t xml:space="preserve"> </w:t>
+      </w:r>
+      <w:r>
+        <w:t xml:space="preserve">(landing page or File menu). 6. Integrity is verified (every SHA-256). 7. The figure opens with the frozen data and configuration. 8. Inspect, edit and export as usual.</w:t>
+      </w:r>
+    </w:p>
+    <w:tbl>
+      <w:tblPr>
+        <w:tblStyle w:val="Table"/>
+        <w:tblW w:type="pct" w:w="5000.0"/>
+        <w:tblLook w:firstRow="1"/>
+      </w:tblPr>
+      <w:tblGrid>
+        <w:gridCol w:w="1980"/>
+        <w:gridCol w:w="1980"/>
+        <w:gridCol w:w="1980"/>
+        <w:gridCol w:w="1980"/>
+      </w:tblGrid>
+      <w:tr>
+        <w:trPr>
+          <w:cnfStyle w:firstRow="1"/>
+        </w:trPr>
+        <w:tc>
+          <w:tcPr>
+            <w:tcBorders>
+              <w:bottom w:val="single"/>
+            </w:tcBorders>
+            <w:vAlign w:val="bottom"/>
+          </w:tcPr>
+          <w:p/>
+        </w:tc>
+        <w:tc>
+          <w:tcPr>
+            <w:tcBorders>
+              <w:bottom w:val="single"/>
+            </w:tcBorders>
+            <w:vAlign w:val="bottom"/>
+          </w:tcPr>
+          <w:p>
+            <w:pPr>
+              <w:pStyle w:val="Compact"/>
+              <w:jc w:val="left"/>
+            </w:pPr>
+            <w:r>
+              <w:t xml:space="preserve">PlotSpec</w:t>
+            </w:r>
+          </w:p>
+        </w:tc>
+        <w:tc>
+          <w:tcPr>
+            <w:tcBorders>
+              <w:bottom w:val="single"/>
+            </w:tcBorders>
+            <w:vAlign w:val="bottom"/>
+          </w:tcPr>
+          <w:p>
+            <w:pPr>
+              <w:pStyle w:val="Compact"/>
+              <w:jc w:val="left"/>
+            </w:pPr>
+            <w:r>
+              <w:t xml:space="preserve">Figure preset</w:t>
+            </w:r>
+          </w:p>
+        </w:tc>
+        <w:tc>
+          <w:tcPr>
+            <w:tcBorders>
+              <w:bottom w:val="single"/>
+            </w:tcBorders>
+            <w:vAlign w:val="bottom"/>
+          </w:tcPr>
+          <w:p>
+            <w:pPr>
+              <w:pStyle w:val="Compact"/>
+              <w:jc w:val="left"/>
+            </w:pPr>
+            <w:r>
+              <w:t xml:space="preserve">Figure package</w:t>
+            </w:r>
+          </w:p>
+        </w:tc>
+      </w:tr>
+      <w:tr>
+        <w:tc>
+          <w:p>
+            <w:pPr>
+              <w:pStyle w:val="Compact"/>
+              <w:jc w:val="left"/>
+            </w:pPr>
+            <w:r>
+              <w:t xml:space="preserve">purpose</w:t>
+            </w:r>
+          </w:p>
+        </w:tc>
+        <w:tc>
+          <w:p>
+            <w:pPr>
+              <w:pStyle w:val="Compact"/>
+              <w:jc w:val="left"/>
+            </w:pPr>
+            <w:r>
+              <w:t xml:space="preserve">recipe for one plot</w:t>
+            </w:r>
+          </w:p>
+        </w:tc>
+        <w:tc>
+          <w:p>
+            <w:pPr>
+              <w:pStyle w:val="Compact"/>
+              <w:jc w:val="left"/>
+            </w:pPr>
+            <w:r>
+              <w:t xml:space="preserve">reusable configuration</w:t>
+            </w:r>
+          </w:p>
+        </w:tc>
+        <w:tc>
+          <w:p>
+            <w:pPr>
+              <w:pStyle w:val="Compact"/>
+              <w:jc w:val="left"/>
+            </w:pPr>
+            <w:r>
+              <w:t xml:space="preserve">portable reproducibility bundle</w:t>
+            </w:r>
+          </w:p>
+        </w:tc>
+      </w:tr>
+      <w:tr>
+        <w:tc>
+          <w:p>
+            <w:pPr>
+              <w:pStyle w:val="Compact"/>
+              <w:jc w:val="left"/>
+            </w:pPr>
+            <w:r>
+              <w:t xml:space="preserve">contains data</w:t>
+            </w:r>
+          </w:p>
+        </w:tc>
+        <w:tc>
+          <w:p>
+            <w:pPr>
+              <w:pStyle w:val="Compact"/>
+              <w:jc w:val="left"/>
+            </w:pPr>
+            <w:r>
+              <w:t xml:space="preserve">no — source data required</w:t>
+            </w:r>
+          </w:p>
+        </w:tc>
+        <w:tc>
+          <w:p>
+            <w:pPr>
+              <w:pStyle w:val="Compact"/>
+              <w:jc w:val="left"/>
+            </w:pPr>
+            <w:r>
+              <w:t xml:space="preserve">no</w:t>
+            </w:r>
+          </w:p>
+        </w:tc>
+        <w:tc>
+          <w:p>
+            <w:pPr>
+              <w:pStyle w:val="Compact"/>
+              <w:jc w:val="left"/>
+            </w:pPr>
+            <w:r>
+              <w:t xml:space="preserve">yes — frozen copy + specifications</w:t>
+            </w:r>
+          </w:p>
+        </w:tc>
+      </w:tr>
+      <w:tr>
+        <w:tc>
+          <w:p>
+            <w:pPr>
+              <w:pStyle w:val="Compact"/>
+              <w:jc w:val="left"/>
+            </w:pPr>
+            <w:r>
+              <w:t xml:space="preserve">file</w:t>
+            </w:r>
+          </w:p>
+        </w:tc>
+        <w:tc>
+          <w:p>
+            <w:pPr>
+              <w:pStyle w:val="Compact"/>
+              <w:jc w:val="left"/>
+            </w:pPr>
+            <w:r>
+              <w:rPr>
+                <w:rStyle w:val="VerbatimChar"/>
+              </w:rPr>
+              <w:t xml:space="preserve">.plot_spec.json</w:t>
+            </w:r>
+          </w:p>
+        </w:tc>
+        <w:tc>
+          <w:p>
+            <w:pPr>
+              <w:pStyle w:val="Compact"/>
+              <w:jc w:val="left"/>
+            </w:pPr>
+            <w:r>
+              <w:rPr>
+                <w:rStyle w:val="VerbatimChar"/>
+              </w:rPr>
+              <w:t xml:space="preserve">.mmfpreset.json</w:t>
+            </w:r>
+          </w:p>
+        </w:tc>
+        <w:tc>
+          <w:p>
+            <w:pPr>
+              <w:pStyle w:val="Compact"/>
+              <w:jc w:val="left"/>
+            </w:pPr>
+            <w:r>
+              <w:rPr>
+                <w:rStyle w:val="VerbatimChar"/>
+              </w:rPr>
+              <w:t xml:space="preserve">.mmfpackage</w:t>
+            </w:r>
+          </w:p>
+        </w:tc>
+      </w:tr>
+    </w:tbl>
+    <w:p>
+      <w:pPr>
+        <w:pStyle w:val="Heading2"/>
+      </w:pPr>
+      <w:bookmarkStart w:id="49" w:name="where-to-get-help"/>
+      <w:r>
+        <w:t xml:space="preserve">12. Where to get help</w:t>
+      </w:r>
+      <w:bookmarkEnd w:id="49"/>
     </w:p>
     <w:p>
       <w:pPr>
         <w:numPr>
           <w:ilvl w:val="0"/>
-          <w:numId w:val="1010"/>
+          <w:numId w:val="1011"/>
         </w:numPr>
         <w:pStyle w:val="Compact"/>
       </w:pPr>
@@ -4785,22 +5274,46 @@
         <w:rPr>
           <w:b/>
         </w:rPr>
-        <w:t xml:space="preserve">Browser sidebar:</w:t>
-      </w:r>
-      <w:r>
-        <w:t xml:space="preserve"> </w:t>
-      </w:r>
-      <w:r>
-        <w:t xml:space="preserve">the version banner and</w:t>
-      </w:r>
-      <w:r>
-        <w:t xml:space="preserve"> </w:t>
-      </w:r>
-      <w:r>
-        <w:rPr>
-          <w:b/>
-        </w:rPr>
-        <w:t xml:space="preserve">🔧 Diagnostics</w:t>
+        <w:t xml:space="preserve">Desktop Help menu:</w:t>
+      </w:r>
+      <w:r>
+        <w:t xml:space="preserve"> </w:t>
+      </w:r>
+      <w:r>
+        <w:rPr>
+          <w:b/>
+        </w:rPr>
+        <w:t xml:space="preserve">Help…</w:t>
+      </w:r>
+      <w:r>
+        <w:t xml:space="preserve"> </w:t>
+      </w:r>
+      <w:r>
+        <w:t xml:space="preserve">(plot types, how to format your data, privacy, the Publication-style disclaimer),</w:t>
+      </w:r>
+      <w:r>
+        <w:t xml:space="preserve"> </w:t>
+      </w:r>
+      <w:r>
+        <w:rPr>
+          <w:b/>
+        </w:rPr>
+        <w:t xml:space="preserve">About</w:t>
+      </w:r>
+      <w:r>
+        <w:t xml:space="preserve"> </w:t>
+      </w:r>
+      <w:r>
+        <w:t xml:space="preserve">(version),</w:t>
+      </w:r>
+      <w:r>
+        <w:t xml:space="preserve"> </w:t>
+      </w:r>
+      <w:r>
+        <w:rPr>
+          <w:b/>
+        </w:rPr>
+        <w:t xml:space="preserve">Copy debug info</w:t>
       </w:r>
       <w:r>
         <w:t xml:space="preserve">.</w:t>
@@ -4810,34 +5323,67 @@
       <w:pPr>
         <w:numPr>
           <w:ilvl w:val="0"/>
-          <w:numId w:val="1010"/>
+          <w:numId w:val="1011"/>
         </w:numPr>
         <w:pStyle w:val="Compact"/>
       </w:pPr>
       <w:r>
-        <w:t xml:space="preserve">The full</w:t>
-      </w:r>
-      <w:r>
-        <w:t xml:space="preserve"> </w:t>
-      </w:r>
-      <w:r>
-        <w:rPr>
-          <w:b/>
-        </w:rPr>
-        <w:t xml:space="preserve">User Manual</w:t>
-      </w:r>
-      <w:r>
-        <w:t xml:space="preserve"> </w:t>
-      </w:r>
-      <w:r>
-        <w:t xml:space="preserve">(this folder) documents every control, plot, statistic and file.</w:t>
+        <w:rPr>
+          <w:b/>
+        </w:rPr>
+        <w:t xml:space="preserve">Browser sidebar:</w:t>
+      </w:r>
+      <w:r>
+        <w:t xml:space="preserve"> </w:t>
+      </w:r>
+      <w:r>
+        <w:t xml:space="preserve">the version banner and</w:t>
+      </w:r>
+      <w:r>
+        <w:t xml:space="preserve"> </w:t>
+      </w:r>
+      <w:r>
+        <w:rPr>
+          <w:b/>
+        </w:rPr>
+        <w:t xml:space="preserve">🔧 Diagnostics</w:t>
+      </w:r>
+      <w:r>
+        <w:t xml:space="preserve">.</w:t>
       </w:r>
     </w:p>
     <w:p>
       <w:pPr>
         <w:numPr>
           <w:ilvl w:val="0"/>
-          <w:numId w:val="1010"/>
+          <w:numId w:val="1011"/>
+        </w:numPr>
+        <w:pStyle w:val="Compact"/>
+      </w:pPr>
+      <w:r>
+        <w:t xml:space="preserve">The full</w:t>
+      </w:r>
+      <w:r>
+        <w:t xml:space="preserve"> </w:t>
+      </w:r>
+      <w:r>
+        <w:rPr>
+          <w:b/>
+        </w:rPr>
+        <w:t xml:space="preserve">User Manual</w:t>
+      </w:r>
+      <w:r>
+        <w:t xml:space="preserve"> </w:t>
+      </w:r>
+      <w:r>
+        <w:t xml:space="preserve">(this folder) documents every control, plot, statistic and file.</w:t>
+      </w:r>
+    </w:p>
+    <w:p>
+      <w:pPr>
+        <w:numPr>
+          <w:ilvl w:val="0"/>
+          <w:numId w:val="1011"/>
         </w:numPr>
         <w:pStyle w:val="Compact"/>
       </w:pPr>
@@ -5494,6 +6040,36 @@
     <w:abstractNumId w:val="991"/>
   </w:num>
   <w:num w:numId="1010">
+    <w:abstractNumId w:val="99411"/>
+    <w:lvlOverride w:ilvl="0">
+      <w:startOverride w:val="1"/>
+    </w:lvlOverride>
+    <w:lvlOverride w:ilvl="1">
+      <w:startOverride w:val="1"/>
+    </w:lvlOverride>
+    <w:lvlOverride w:ilvl="2">
+      <w:startOverride w:val="1"/>
+    </w:lvlOverride>
+    <w:lvlOverride w:ilvl="3">
+      <w:startOverride w:val="1"/>
+    </w:lvlOverride>
+    <w:lvlOverride w:ilvl="4">
+      <w:startOverride w:val="1"/>
+    </w:lvlOverride>
+    <w:lvlOverride w:ilvl="5">
+      <w:startOverride w:val="1"/>
+    </w:lvlOverride>
+    <w:lvlOverride w:ilvl="6">
+      <w:startOverride w:val="1"/>
+    </w:lvlOverride>
+    <w:lvlOverride w:ilvl="7">
+      <w:startOverride w:val="1"/>
+    </w:lvlOverride>
+    <w:lvlOverride w:ilvl="8">
+      <w:startOverride w:val="1"/>
+    </w:lvlOverride>
+  </w:num>
+  <w:num w:numId="1011">
     <w:abstractNumId w:val="991"/>
   </w:num>
 </w:numbering>

--- a/docs/manuals/Quick_Start/MakeMyFigure_Quick_Start.docx
+++ b/docs/manuals/Quick_Start/MakeMyFigure_Quick_Start.docx
@@ -52,7 +52,7 @@
         <w:t xml:space="preserve"> </w:t>
       </w:r>
       <w:r>
-        <w:t xml:space="preserve">1.1.0</w:t>
+        <w:t xml:space="preserve">1.1.1</w:t>
       </w:r>
       <w:r>
         <w:br/>
@@ -70,7 +70,7 @@
         <w:rPr>
           <w:rStyle w:val="VerbatimChar"/>
         </w:rPr>
-        <w:t xml:space="preserve">473d495</w:t>
+        <w:t xml:space="preserve">15b6b40</w:t>
       </w:r>
       <w:r>
         <w:br/>
@@ -85,7 +85,7 @@
         <w:t xml:space="preserve"> </w:t>
       </w:r>
       <w:r>
-        <w:t xml:space="preserve">2026-09-11</w:t>
+        <w:t xml:space="preserve">2026-09-20</w:t>
       </w:r>
     </w:p>
     <w:p>
@@ -518,7 +518,7 @@
         <w:rPr>
           <w:b/>
         </w:rPr>
-        <w:t xml:space="preserve">v1.1.0</w:t>
+        <w:t xml:space="preserve">v1.1.1</w:t>
       </w:r>
       <w:r>
         <w:t xml:space="preserve">):</w:t>
@@ -616,7 +616,7 @@
               <w:rPr>
                 <w:rStyle w:val="VerbatimChar"/>
               </w:rPr>
-              <w:t xml:space="preserve">MakeMyFigure-1.1.0.dmg</w:t>
+              <w:t xml:space="preserve">MakeMyFigure-1.1.1.dmg</w:t>
             </w:r>
           </w:p>
         </w:tc>
@@ -711,7 +711,7 @@
               <w:rPr>
                 <w:rStyle w:val="VerbatimChar"/>
               </w:rPr>
-              <w:t xml:space="preserve">MakeMyFigure-1.1.0-Setup.exe</w:t>
+              <w:t xml:space="preserve">MakeMyFigure-1.1.1-Setup.exe</w:t>
             </w:r>
             <w:r>
               <w:t xml:space="preserve"> </w:t>
@@ -726,7 +726,7 @@
               <w:rPr>
                 <w:rStyle w:val="VerbatimChar"/>
               </w:rPr>
-              <w:t xml:space="preserve">MakeMyFigure-1.1.0-windows.zip</w:t>
+              <w:t xml:space="preserve">MakeMyFigure-1.1.1-windows.zip</w:t>
             </w:r>
             <w:r>
               <w:t xml:space="preserve">)</w:t>
@@ -797,7 +797,7 @@
               <w:rPr>
                 <w:rStyle w:val="VerbatimChar"/>
               </w:rPr>
-              <w:t xml:space="preserve">MakeMyFigure-1.1.0.AppImage</w:t>
+              <w:t xml:space="preserve">MakeMyFigure-1.1.1.AppImage</w:t>
             </w:r>
             <w:r>
               <w:t xml:space="preserve"> </w:t>
@@ -812,7 +812,7 @@
               <w:rPr>
                 <w:rStyle w:val="VerbatimChar"/>
               </w:rPr>
-              <w:t xml:space="preserve">MakeMyFigure-1.1.0-linux.tar.gz</w:t>
+              <w:t xml:space="preserve">MakeMyFigure-1.1.1-linux.tar.gz</w:t>
             </w:r>
             <w:r>
               <w:t xml:space="preserve">)</w:t>
@@ -829,7 +829,7 @@
               <w:rPr>
                 <w:rStyle w:val="VerbatimChar"/>
               </w:rPr>
-              <w:t xml:space="preserve">chmod +x MakeMyFigure-1.1.0.AppImage &amp;&amp; ./MakeMyFigure-1.1.0.AppImage</w:t>
+              <w:t xml:space="preserve">chmod +x MakeMyFigure-1.1.1.AppImage &amp;&amp; ./MakeMyFigure-1.1.1.AppImage</w:t>
             </w:r>
             <w:r>
               <w:t xml:space="preserve">, or unpack the tarball and run</w:t>
@@ -917,7 +917,7 @@
         <w:rPr>
           <w:rStyle w:val="VerbatimChar"/>
         </w:rPr>
-        <w:t xml:space="preserve">Make My Figure v1.1.0 · &lt;commit&gt; · &lt;platform&gt; · &lt;backend&gt;</w:t>
+        <w:t xml:space="preserve">Make My Figure v1.1.1 · &lt;commit&gt; · &lt;platform&gt; · &lt;backend&gt;</w:t>
       </w:r>
       <w:r>
         <w:t xml:space="preserve"> </w:t>

--- a/docs/manuals/Quick_Start/MakeMyFigure_Quick_Start.docx
+++ b/docs/manuals/Quick_Start/MakeMyFigure_Quick_Start.docx
@@ -28,15 +28,14 @@
         </w:p>
       </w:sdtContent>
     </w:sdt>
+    <w:bookmarkStart w:id="66" w:name="make-my-figure-quick-start"/>
     <w:p>
       <w:pPr>
         <w:pStyle w:val="Heading1"/>
       </w:pPr>
-      <w:bookmarkStart w:id="20" w:name="make-my-figure-quick-start"/>
       <w:r>
         <w:t xml:space="preserve">Make My Figure — Quick Start</w:t>
       </w:r>
-      <w:bookmarkEnd w:id="20"/>
     </w:p>
     <w:p>
       <w:pPr>
@@ -45,6 +44,7 @@
       <w:r>
         <w:rPr>
           <w:b/>
+          <w:bCs/>
         </w:rPr>
         <w:t xml:space="preserve">MakeMyFigure version:</w:t>
       </w:r>
@@ -52,7 +52,7 @@
         <w:t xml:space="preserve"> </w:t>
       </w:r>
       <w:r>
-        <w:t xml:space="preserve">1.1.1</w:t>
+        <w:t xml:space="preserve">1.2.0</w:t>
       </w:r>
       <w:r>
         <w:br/>
@@ -60,6 +60,7 @@
       <w:r>
         <w:rPr>
           <w:b/>
+          <w:bCs/>
         </w:rPr>
         <w:t xml:space="preserve">Documentation generated from commit:</w:t>
       </w:r>
@@ -70,7 +71,7 @@
         <w:rPr>
           <w:rStyle w:val="VerbatimChar"/>
         </w:rPr>
-        <w:t xml:space="preserve">15b6b40</w:t>
+        <w:t xml:space="preserve">932427e</w:t>
       </w:r>
       <w:r>
         <w:br/>
@@ -78,6 +79,7 @@
       <w:r>
         <w:rPr>
           <w:b/>
+          <w:bCs/>
         </w:rPr>
         <w:t xml:space="preserve">Date:</w:t>
       </w:r>
@@ -85,7 +87,7 @@
         <w:t xml:space="preserve"> </w:t>
       </w:r>
       <w:r>
-        <w:t xml:space="preserve">2026-09-20</w:t>
+        <w:t xml:space="preserve">2026-10-05</w:t>
       </w:r>
     </w:p>
     <w:p>
@@ -96,15 +98,14 @@
         <w:t xml:space="preserve">This manual describes the application exactly as built at the commit above. Where the packaged installers of an earlier release differ, the text says so.</w:t>
       </w:r>
     </w:p>
+    <w:bookmarkStart w:id="12" w:name="what-make-my-figure-does"/>
     <w:p>
       <w:pPr>
         <w:pStyle w:val="Heading2"/>
       </w:pPr>
-      <w:bookmarkStart w:id="21" w:name="what-make-my-figure-does"/>
       <w:r>
         <w:t xml:space="preserve">1. What Make My Figure does</w:t>
       </w:r>
-      <w:bookmarkEnd w:id="21"/>
     </w:p>
     <w:p>
       <w:pPr>
@@ -131,18 +132,18 @@
           <wp:inline>
             <wp:extent cx="5334000" cy="1482595"/>
             <wp:effectExtent b="0" l="0" r="0" t="0"/>
-            <wp:docPr descr="The Make My Figure workflow: load, map columns, choose a plot (or take a recommendation), optional statistics, style and annotate, export with a PlotSpec record." title="" id="1" name="Picture"/>
+            <wp:docPr descr="The Make My Figure workflow: load, map columns, choose a plot (or take a recommendation), optional statistics, style and annotate, export with a PlotSpec record." title="" id="10" name="Picture"/>
             <a:graphic>
               <a:graphicData uri="http://schemas.openxmlformats.org/drawingml/2006/picture">
                 <pic:pic>
                   <pic:nvPicPr>
-                    <pic:cNvPr descr="../assets/diagrams/workflow_overview.png" id="0" name="Picture"/>
+                    <pic:cNvPr descr="../assets/diagrams/workflow_overview.png" id="11" name="Picture"/>
                     <pic:cNvPicPr>
                       <a:picLocks noChangeArrowheads="1" noChangeAspect="1"/>
                     </pic:cNvPicPr>
                   </pic:nvPicPr>
                   <pic:blipFill>
-                    <a:blip r:embed="rId22"/>
+                    <a:blip r:embed="rId9"/>
                     <a:stretch>
                       <a:fillRect/>
                     </a:stretch>
@@ -179,171 +180,180 @@
     </w:p>
     <w:p>
       <w:pPr>
+        <w:pStyle w:val="Compact"/>
         <w:numPr>
           <w:ilvl w:val="0"/>
           <w:numId w:val="1001"/>
         </w:numPr>
+      </w:pPr>
+      <w:r>
+        <w:rPr>
+          <w:b/>
+          <w:bCs/>
+        </w:rPr>
+        <w:t xml:space="preserve">Load</w:t>
+      </w:r>
+      <w:r>
+        <w:t xml:space="preserve"> </w:t>
+      </w:r>
+      <w:r>
+        <w:t xml:space="preserve">a table (or one worksheet of a workbook).</w:t>
+      </w:r>
+    </w:p>
+    <w:p>
+      <w:pPr>
         <w:pStyle w:val="Compact"/>
-      </w:pPr>
-      <w:r>
-        <w:rPr>
-          <w:b/>
-        </w:rPr>
-        <w:t xml:space="preserve">Load</w:t>
-      </w:r>
-      <w:r>
-        <w:t xml:space="preserve"> </w:t>
-      </w:r>
-      <w:r>
-        <w:t xml:space="preserve">a table (or one worksheet of a workbook).</w:t>
-      </w:r>
-    </w:p>
-    <w:p>
-      <w:pPr>
         <w:numPr>
           <w:ilvl w:val="0"/>
           <w:numId w:val="1001"/>
         </w:numPr>
+      </w:pPr>
+      <w:r>
+        <w:rPr>
+          <w:b/>
+          <w:bCs/>
+        </w:rPr>
+        <w:t xml:space="preserve">Map columns</w:t>
+      </w:r>
+      <w:r>
+        <w:t xml:space="preserve"> </w:t>
+      </w:r>
+      <w:r>
+        <w:t xml:space="preserve">to roles — you confirm which column is x, y, group, p-value, time, event, and so on. The program never guesses biological meaning silently.</w:t>
+      </w:r>
+    </w:p>
+    <w:p>
+      <w:pPr>
         <w:pStyle w:val="Compact"/>
-      </w:pPr>
-      <w:r>
-        <w:rPr>
-          <w:b/>
-        </w:rPr>
-        <w:t xml:space="preserve">Map columns</w:t>
-      </w:r>
-      <w:r>
-        <w:t xml:space="preserve"> </w:t>
-      </w:r>
-      <w:r>
-        <w:t xml:space="preserve">to roles — you confirm which column is x, y, group, p-value, time, event, and so on. The program never guesses biological meaning silently.</w:t>
-      </w:r>
-    </w:p>
-    <w:p>
-      <w:pPr>
         <w:numPr>
           <w:ilvl w:val="0"/>
           <w:numId w:val="1001"/>
         </w:numPr>
+      </w:pPr>
+      <w:r>
+        <w:rPr>
+          <w:b/>
+          <w:bCs/>
+        </w:rPr>
+        <w:t xml:space="preserve">Choose a plot type</w:t>
+      </w:r>
+      <w:r>
+        <w:t xml:space="preserve"> </w:t>
+      </w:r>
+      <w:r>
+        <w:t xml:space="preserve">from the 38 in the registry, or take one of the</w:t>
+      </w:r>
+      <w:r>
+        <w:t xml:space="preserve"> </w:t>
+      </w:r>
+      <w:r>
+        <w:rPr>
+          <w:i/>
+          <w:iCs/>
+        </w:rPr>
+        <w:t xml:space="preserve">advisory</w:t>
+      </w:r>
+      <w:r>
+        <w:t xml:space="preserve"> </w:t>
+      </w:r>
+      <w:r>
+        <w:t xml:space="preserve">recommendations.</w:t>
+      </w:r>
+    </w:p>
+    <w:p>
+      <w:pPr>
         <w:pStyle w:val="Compact"/>
-      </w:pPr>
-      <w:r>
-        <w:rPr>
-          <w:b/>
-        </w:rPr>
-        <w:t xml:space="preserve">Choose a plot type</w:t>
-      </w:r>
-      <w:r>
-        <w:t xml:space="preserve"> </w:t>
-      </w:r>
-      <w:r>
-        <w:t xml:space="preserve">from the 38 in the registry, or take one of the</w:t>
-      </w:r>
-      <w:r>
-        <w:t xml:space="preserve"> </w:t>
-      </w:r>
-      <w:r>
-        <w:rPr>
-          <w:i/>
-        </w:rPr>
-        <w:t xml:space="preserve">advisory</w:t>
-      </w:r>
-      <w:r>
-        <w:t xml:space="preserve"> </w:t>
-      </w:r>
-      <w:r>
-        <w:t xml:space="preserve">recommendations.</w:t>
-      </w:r>
-    </w:p>
-    <w:p>
-      <w:pPr>
         <w:numPr>
           <w:ilvl w:val="0"/>
           <w:numId w:val="1001"/>
         </w:numPr>
+      </w:pPr>
+      <w:r>
+        <w:rPr>
+          <w:b/>
+          <w:bCs/>
+        </w:rPr>
+        <w:t xml:space="preserve">Optionally run statistics</w:t>
+      </w:r>
+      <w:r>
+        <w:t xml:space="preserve"> </w:t>
+      </w:r>
+      <w:r>
+        <w:t xml:space="preserve">— you choose the method; results are stored and every p-value drawn on the figure comes from a stored result.</w:t>
+      </w:r>
+    </w:p>
+    <w:p>
+      <w:pPr>
         <w:pStyle w:val="Compact"/>
-      </w:pPr>
-      <w:r>
-        <w:rPr>
-          <w:b/>
-        </w:rPr>
-        <w:t xml:space="preserve">Optionally run statistics</w:t>
-      </w:r>
-      <w:r>
-        <w:t xml:space="preserve"> </w:t>
-      </w:r>
-      <w:r>
-        <w:t xml:space="preserve">— you choose the method; results are stored and every p-value drawn on the figure comes from a stored result.</w:t>
-      </w:r>
-    </w:p>
-    <w:p>
-      <w:pPr>
         <w:numPr>
           <w:ilvl w:val="0"/>
           <w:numId w:val="1001"/>
         </w:numPr>
+      </w:pPr>
+      <w:r>
+        <w:rPr>
+          <w:b/>
+          <w:bCs/>
+        </w:rPr>
+        <w:t xml:space="preserve">Style</w:t>
+      </w:r>
+      <w:r>
+        <w:t xml:space="preserve"> </w:t>
+      </w:r>
+      <w:r>
+        <w:t xml:space="preserve">the figure with the single</w:t>
+      </w:r>
+      <w:r>
+        <w:t xml:space="preserve"> </w:t>
+      </w:r>
+      <w:r>
+        <w:rPr>
+          <w:b/>
+          <w:bCs/>
+        </w:rPr>
+        <w:t xml:space="preserve">Publication</w:t>
+      </w:r>
+      <w:r>
+        <w:t xml:space="preserve"> </w:t>
+      </w:r>
+      <w:r>
+        <w:t xml:space="preserve">style (fonts, palette, layout, legend), add annotations.</w:t>
+      </w:r>
+    </w:p>
+    <w:p>
+      <w:pPr>
         <w:pStyle w:val="Compact"/>
-      </w:pPr>
-      <w:r>
-        <w:rPr>
-          <w:b/>
-        </w:rPr>
-        <w:t xml:space="preserve">Style</w:t>
-      </w:r>
-      <w:r>
-        <w:t xml:space="preserve"> </w:t>
-      </w:r>
-      <w:r>
-        <w:t xml:space="preserve">the figure with the single</w:t>
-      </w:r>
-      <w:r>
-        <w:t xml:space="preserve"> </w:t>
-      </w:r>
-      <w:r>
-        <w:rPr>
-          <w:b/>
-        </w:rPr>
-        <w:t xml:space="preserve">Publication</w:t>
-      </w:r>
-      <w:r>
-        <w:t xml:space="preserve"> </w:t>
-      </w:r>
-      <w:r>
-        <w:t xml:space="preserve">style (fonts, palette, layout, legend), add annotations.</w:t>
-      </w:r>
-    </w:p>
-    <w:p>
-      <w:pPr>
         <w:numPr>
           <w:ilvl w:val="0"/>
           <w:numId w:val="1001"/>
         </w:numPr>
+      </w:pPr>
+      <w:r>
+        <w:rPr>
+          <w:b/>
+          <w:bCs/>
+        </w:rPr>
+        <w:t xml:space="preserve">Assemble</w:t>
+      </w:r>
+      <w:r>
+        <w:t xml:space="preserve"> </w:t>
+      </w:r>
+      <w:r>
+        <w:t xml:space="preserve">several plots into a multi-panel figure if you need one.</w:t>
+      </w:r>
+    </w:p>
+    <w:p>
+      <w:pPr>
         <w:pStyle w:val="Compact"/>
-      </w:pPr>
-      <w:r>
-        <w:rPr>
-          <w:b/>
-        </w:rPr>
-        <w:t xml:space="preserve">Assemble</w:t>
-      </w:r>
-      <w:r>
-        <w:t xml:space="preserve"> </w:t>
-      </w:r>
-      <w:r>
-        <w:t xml:space="preserve">several plots into a multi-panel figure if you need one.</w:t>
-      </w:r>
-    </w:p>
-    <w:p>
-      <w:pPr>
         <w:numPr>
           <w:ilvl w:val="0"/>
           <w:numId w:val="1001"/>
         </w:numPr>
-        <w:pStyle w:val="Compact"/>
-      </w:pPr>
-      <w:r>
-        <w:rPr>
-          <w:b/>
+      </w:pPr>
+      <w:r>
+        <w:rPr>
+          <w:b/>
+          <w:bCs/>
         </w:rPr>
         <w:t xml:space="preserve">Export</w:t>
       </w:r>
@@ -359,6 +369,7 @@
       <w:r>
         <w:rPr>
           <w:b/>
+          <w:bCs/>
         </w:rPr>
         <w:t xml:space="preserve">PlotSpec</w:t>
       </w:r>
@@ -374,6 +385,7 @@
       <w:r>
         <w:rPr>
           <w:b/>
+          <w:bCs/>
         </w:rPr>
         <w:t xml:space="preserve">Save Figure Package</w:t>
       </w:r>
@@ -412,6 +424,7 @@
       <w:r>
         <w:rPr>
           <w:b/>
+          <w:bCs/>
         </w:rPr>
         <w:t xml:space="preserve">desktop app</w:t>
       </w:r>
@@ -427,6 +440,7 @@
       <w:r>
         <w:rPr>
           <w:b/>
+          <w:bCs/>
         </w:rPr>
         <w:t xml:space="preserve">browser app</w:t>
       </w:r>
@@ -444,6 +458,7 @@
       <w:r>
         <w:rPr>
           <w:b/>
+          <w:bCs/>
         </w:rPr>
         <w:t xml:space="preserve">Note:</w:t>
       </w:r>
@@ -459,6 +474,7 @@
       <w:r>
         <w:rPr>
           <w:i/>
+          <w:iCs/>
         </w:rPr>
         <w:t xml:space="preserve">shape</w:t>
       </w:r>
@@ -469,25 +485,24 @@
         <w:t xml:space="preserve">of your table, but the choice of method, the interpretation, and journal compliance remain yours. Publication is a general manuscript style, not a journal template.</w:t>
       </w:r>
     </w:p>
+    <w:bookmarkEnd w:id="12"/>
+    <w:bookmarkStart w:id="15" w:name="installation"/>
     <w:p>
       <w:pPr>
         <w:pStyle w:val="Heading2"/>
       </w:pPr>
-      <w:bookmarkStart w:id="23" w:name="installation"/>
       <w:r>
         <w:t xml:space="preserve">2. Installation</w:t>
       </w:r>
-      <w:bookmarkEnd w:id="23"/>
-    </w:p>
+    </w:p>
+    <w:bookmarkStart w:id="13" w:name="a.-packaged-application-no-python-needed"/>
     <w:p>
       <w:pPr>
         <w:pStyle w:val="Heading3"/>
       </w:pPr>
-      <w:bookmarkStart w:id="24" w:name="a.-packaged-application-no-python-needed"/>
       <w:r>
         <w:t xml:space="preserve">A. Packaged application (no Python needed)</w:t>
       </w:r>
-      <w:bookmarkEnd w:id="24"/>
     </w:p>
     <w:p>
       <w:pPr>
@@ -502,6 +517,7 @@
       <w:r>
         <w:rPr>
           <w:b/>
+          <w:bCs/>
         </w:rPr>
         <w:t xml:space="preserve">Releases</w:t>
       </w:r>
@@ -517,6 +533,7 @@
       <w:r>
         <w:rPr>
           <w:b/>
+          <w:bCs/>
         </w:rPr>
         <w:t xml:space="preserve">v1.1.1</w:t>
       </w:r>
@@ -527,8 +544,9 @@
     <w:tbl>
       <w:tblPr>
         <w:tblStyle w:val="Table"/>
-        <w:tblW w:type="pct" w:w="5000.0"/>
-        <w:tblLook w:firstRow="1"/>
+        <w:tblW w:type="pct" w:w="5000"/>
+        <w:tblLayout w:type="fixed"/>
+        <w:tblLook w:firstRow="1" w:lastRow="0" w:firstColumn="0" w:lastColumn="0" w:noHBand="0" w:noVBand="0" w:val="0020"/>
       </w:tblPr>
       <w:tblGrid>
         <w:gridCol w:w="2640"/>
@@ -537,19 +555,13 @@
       </w:tblGrid>
       <w:tr>
         <w:trPr>
-          <w:cnfStyle w:firstRow="1"/>
+          <w:tblHeader w:val="on"/>
         </w:trPr>
         <w:tc>
-          <w:tcPr>
-            <w:tcBorders>
-              <w:bottom w:val="single"/>
-            </w:tcBorders>
-            <w:vAlign w:val="bottom"/>
-          </w:tcPr>
+          <w:tcPr/>
           <w:p>
             <w:pPr>
               <w:pStyle w:val="Compact"/>
-              <w:jc w:val="left"/>
             </w:pPr>
             <w:r>
               <w:t xml:space="preserve">System</w:t>
@@ -557,16 +569,10 @@
           </w:p>
         </w:tc>
         <w:tc>
-          <w:tcPr>
-            <w:tcBorders>
-              <w:bottom w:val="single"/>
-            </w:tcBorders>
-            <w:vAlign w:val="bottom"/>
-          </w:tcPr>
+          <w:tcPr/>
           <w:p>
             <w:pPr>
               <w:pStyle w:val="Compact"/>
-              <w:jc w:val="left"/>
             </w:pPr>
             <w:r>
               <w:t xml:space="preserve">File</w:t>
@@ -574,16 +580,10 @@
           </w:p>
         </w:tc>
         <w:tc>
-          <w:tcPr>
-            <w:tcBorders>
-              <w:bottom w:val="single"/>
-            </w:tcBorders>
-            <w:vAlign w:val="bottom"/>
-          </w:tcPr>
+          <w:tcPr/>
           <w:p>
             <w:pPr>
               <w:pStyle w:val="Compact"/>
-              <w:jc w:val="left"/>
             </w:pPr>
             <w:r>
               <w:t xml:space="preserve">Steps</w:t>
@@ -593,24 +593,25 @@
       </w:tr>
       <w:tr>
         <w:tc>
+          <w:tcPr/>
           <w:p>
             <w:pPr>
               <w:pStyle w:val="Compact"/>
-              <w:jc w:val="left"/>
             </w:pPr>
             <w:r>
               <w:rPr>
                 <w:b/>
+                <w:bCs/>
               </w:rPr>
               <w:t xml:space="preserve">macOS</w:t>
             </w:r>
           </w:p>
         </w:tc>
         <w:tc>
+          <w:tcPr/>
           <w:p>
             <w:pPr>
               <w:pStyle w:val="Compact"/>
-              <w:jc w:val="left"/>
             </w:pPr>
             <w:r>
               <w:rPr>
@@ -621,10 +622,10 @@
           </w:p>
         </w:tc>
         <w:tc>
+          <w:tcPr/>
           <w:p>
             <w:pPr>
               <w:pStyle w:val="Compact"/>
-              <w:jc w:val="left"/>
             </w:pPr>
             <w:r>
               <w:t xml:space="preserve">open the DMG, drag</w:t>
@@ -635,6 +636,7 @@
             <w:r>
               <w:rPr>
                 <w:i/>
+                <w:iCs/>
               </w:rPr>
               <w:t xml:space="preserve">Make My Figure</w:t>
             </w:r>
@@ -650,6 +652,7 @@
             <w:r>
               <w:rPr>
                 <w:i/>
+                <w:iCs/>
               </w:rPr>
               <w:t xml:space="preserve">Applications</w:t>
             </w:r>
@@ -662,6 +665,7 @@
             <w:r>
               <w:rPr>
                 <w:b/>
+                <w:bCs/>
               </w:rPr>
               <w:t xml:space="preserve">Open</w:t>
             </w:r>
@@ -677,6 +681,7 @@
             <w:r>
               <w:rPr>
                 <w:i/>
+                <w:iCs/>
               </w:rPr>
               <w:t xml:space="preserve">System Settings → Privacy &amp; Security</w:t>
             </w:r>
@@ -688,24 +693,25 @@
       </w:tr>
       <w:tr>
         <w:tc>
+          <w:tcPr/>
           <w:p>
             <w:pPr>
               <w:pStyle w:val="Compact"/>
-              <w:jc w:val="left"/>
             </w:pPr>
             <w:r>
               <w:rPr>
                 <w:b/>
+                <w:bCs/>
               </w:rPr>
               <w:t xml:space="preserve">Windows</w:t>
             </w:r>
           </w:p>
         </w:tc>
         <w:tc>
+          <w:tcPr/>
           <w:p>
             <w:pPr>
               <w:pStyle w:val="Compact"/>
-              <w:jc w:val="left"/>
             </w:pPr>
             <w:r>
               <w:rPr>
@@ -734,10 +740,10 @@
           </w:p>
         </w:tc>
         <w:tc>
+          <w:tcPr/>
           <w:p>
             <w:pPr>
               <w:pStyle w:val="Compact"/>
-              <w:jc w:val="left"/>
             </w:pPr>
             <w:r>
               <w:t xml:space="preserve">run the installer (or unzip and start</w:t>
@@ -760,6 +766,7 @@
             <w:r>
               <w:rPr>
                 <w:i/>
+                <w:iCs/>
               </w:rPr>
               <w:t xml:space="preserve">More info → Run anyway</w:t>
             </w:r>
@@ -774,24 +781,25 @@
       </w:tr>
       <w:tr>
         <w:tc>
+          <w:tcPr/>
           <w:p>
             <w:pPr>
               <w:pStyle w:val="Compact"/>
-              <w:jc w:val="left"/>
             </w:pPr>
             <w:r>
               <w:rPr>
                 <w:b/>
+                <w:bCs/>
               </w:rPr>
               <w:t xml:space="preserve">Linux</w:t>
             </w:r>
           </w:p>
         </w:tc>
         <w:tc>
+          <w:tcPr/>
           <w:p>
             <w:pPr>
               <w:pStyle w:val="Compact"/>
-              <w:jc w:val="left"/>
             </w:pPr>
             <w:r>
               <w:rPr>
@@ -820,10 +828,10 @@
           </w:p>
         </w:tc>
         <w:tc>
+          <w:tcPr/>
           <w:p>
             <w:pPr>
               <w:pStyle w:val="Compact"/>
-              <w:jc w:val="left"/>
             </w:pPr>
             <w:r>
               <w:rPr>
@@ -851,14 +859,15 @@
       </w:tr>
       <w:tr>
         <w:tc>
+          <w:tcPr/>
           <w:p>
             <w:pPr>
               <w:pStyle w:val="Compact"/>
-              <w:jc w:val="left"/>
             </w:pPr>
             <w:r>
               <w:rPr>
                 <w:b/>
+                <w:bCs/>
               </w:rPr>
               <w:t xml:space="preserve">WSL2</w:t>
             </w:r>
@@ -871,10 +880,10 @@
           </w:p>
         </w:tc>
         <w:tc>
+          <w:tcPr/>
           <w:p>
             <w:pPr>
               <w:pStyle w:val="Compact"/>
-              <w:jc w:val="left"/>
             </w:pPr>
             <w:r>
               <w:t xml:space="preserve">not a native package</w:t>
@@ -882,10 +891,10 @@
           </w:p>
         </w:tc>
         <w:tc>
+          <w:tcPr/>
           <w:p>
             <w:pPr>
               <w:pStyle w:val="Compact"/>
-              <w:jc w:val="left"/>
             </w:pPr>
             <w:r>
               <w:t xml:space="preserve">use the source install below with WSLg (Windows 11) or run the browser app and open it in a Windows browser.</w:t>
@@ -931,6 +940,7 @@
       <w:r>
         <w:rPr>
           <w:b/>
+          <w:bCs/>
         </w:rPr>
         <w:t xml:space="preserve">Help → About</w:t>
       </w:r>
@@ -941,15 +951,15 @@
         <w:t xml:space="preserve">shows the version.</w:t>
       </w:r>
     </w:p>
+    <w:bookmarkEnd w:id="13"/>
+    <w:bookmarkStart w:id="14" w:name="b.-from-source-desktop-and-browser-apps"/>
     <w:p>
       <w:pPr>
         <w:pStyle w:val="Heading3"/>
       </w:pPr>
-      <w:bookmarkStart w:id="25" w:name="b.-from-source-desktop-and-browser-apps"/>
       <w:r>
         <w:t xml:space="preserve">B. From source (desktop and browser apps)</w:t>
       </w:r>
-      <w:bookmarkEnd w:id="25"/>
     </w:p>
     <w:p>
       <w:pPr>
@@ -964,6 +974,7 @@
       <w:r>
         <w:rPr>
           <w:b/>
+          <w:bCs/>
         </w:rPr>
         <w:t xml:space="preserve">Python 3.10–3.12</w:t>
       </w:r>
@@ -1018,7 +1029,19 @@
         <w:rPr>
           <w:rStyle w:val="NormalTok"/>
         </w:rPr>
-        <w:t xml:space="preserve"> -m venv .venv</w:t>
+        <w:t xml:space="preserve"> </w:t>
+      </w:r>
+      <w:r>
+        <w:rPr>
+          <w:rStyle w:val="AttributeTok"/>
+        </w:rPr>
+        <w:t xml:space="preserve">-m</w:t>
+      </w:r>
+      <w:r>
+        <w:rPr>
+          <w:rStyle w:val="NormalTok"/>
+        </w:rPr>
+        <w:t xml:space="preserve"> venv .venv</w:t>
       </w:r>
       <w:r>
         <w:br/>
@@ -1033,7 +1056,13 @@
         <w:rPr>
           <w:rStyle w:val="NormalTok"/>
         </w:rPr>
-        <w:t xml:space="preserve"> .venv/bin/activate            # Windows PowerShell: .venv\Scripts\Activate.ps1</w:t>
+        <w:t xml:space="preserve"> .venv/bin/activate            </w:t>
+      </w:r>
+      <w:r>
+        <w:rPr>
+          <w:rStyle w:val="CommentTok"/>
+        </w:rPr>
+        <w:t xml:space="preserve"># Windows PowerShell: .venv\Scripts\Activate.ps1</w:t>
       </w:r>
       <w:r>
         <w:br/>
@@ -1048,7 +1077,31 @@
         <w:rPr>
           <w:rStyle w:val="NormalTok"/>
         </w:rPr>
-        <w:t xml:space="preserve"> -m pip install --upgrade pip</w:t>
+        <w:t xml:space="preserve"> </w:t>
+      </w:r>
+      <w:r>
+        <w:rPr>
+          <w:rStyle w:val="AttributeTok"/>
+        </w:rPr>
+        <w:t xml:space="preserve">-m</w:t>
+      </w:r>
+      <w:r>
+        <w:rPr>
+          <w:rStyle w:val="NormalTok"/>
+        </w:rPr>
+        <w:t xml:space="preserve"> pip install </w:t>
+      </w:r>
+      <w:r>
+        <w:rPr>
+          <w:rStyle w:val="AttributeTok"/>
+        </w:rPr>
+        <w:t xml:space="preserve">--upgrade</w:t>
+      </w:r>
+      <w:r>
+        <w:rPr>
+          <w:rStyle w:val="NormalTok"/>
+        </w:rPr>
+        <w:t xml:space="preserve"> pip</w:t>
       </w:r>
       <w:r>
         <w:br/>
@@ -1063,7 +1116,43 @@
         <w:rPr>
           <w:rStyle w:val="NormalTok"/>
         </w:rPr>
-        <w:t xml:space="preserve"> -m pip install --no-compile -r requirements.txt</w:t>
+        <w:t xml:space="preserve"> </w:t>
+      </w:r>
+      <w:r>
+        <w:rPr>
+          <w:rStyle w:val="AttributeTok"/>
+        </w:rPr>
+        <w:t xml:space="preserve">-m</w:t>
+      </w:r>
+      <w:r>
+        <w:rPr>
+          <w:rStyle w:val="NormalTok"/>
+        </w:rPr>
+        <w:t xml:space="preserve"> pip install </w:t>
+      </w:r>
+      <w:r>
+        <w:rPr>
+          <w:rStyle w:val="AttributeTok"/>
+        </w:rPr>
+        <w:t xml:space="preserve">--no-compile</w:t>
+      </w:r>
+      <w:r>
+        <w:rPr>
+          <w:rStyle w:val="NormalTok"/>
+        </w:rPr>
+        <w:t xml:space="preserve"> </w:t>
+      </w:r>
+      <w:r>
+        <w:rPr>
+          <w:rStyle w:val="AttributeTok"/>
+        </w:rPr>
+        <w:t xml:space="preserve">-r</w:t>
+      </w:r>
+      <w:r>
+        <w:rPr>
+          <w:rStyle w:val="NormalTok"/>
+        </w:rPr>
+        <w:t xml:space="preserve"> requirements.txt</w:t>
       </w:r>
       <w:r>
         <w:br/>
@@ -1078,7 +1167,43 @@
         <w:rPr>
           <w:rStyle w:val="NormalTok"/>
         </w:rPr>
-        <w:t xml:space="preserve"> -m pip install --no-compile -e </w:t>
+        <w:t xml:space="preserve"> </w:t>
+      </w:r>
+      <w:r>
+        <w:rPr>
+          <w:rStyle w:val="AttributeTok"/>
+        </w:rPr>
+        <w:t xml:space="preserve">-m</w:t>
+      </w:r>
+      <w:r>
+        <w:rPr>
+          <w:rStyle w:val="NormalTok"/>
+        </w:rPr>
+        <w:t xml:space="preserve"> pip install </w:t>
+      </w:r>
+      <w:r>
+        <w:rPr>
+          <w:rStyle w:val="AttributeTok"/>
+        </w:rPr>
+        <w:t xml:space="preserve">--no-compile</w:t>
+      </w:r>
+      <w:r>
+        <w:rPr>
+          <w:rStyle w:val="NormalTok"/>
+        </w:rPr>
+        <w:t xml:space="preserve"> </w:t>
+      </w:r>
+      <w:r>
+        <w:rPr>
+          <w:rStyle w:val="AttributeTok"/>
+        </w:rPr>
+        <w:t xml:space="preserve">-e</w:t>
+      </w:r>
+      <w:r>
+        <w:rPr>
+          <w:rStyle w:val="NormalTok"/>
+        </w:rPr>
+        <w:t xml:space="preserve"> </w:t>
       </w:r>
       <w:r>
         <w:rPr>
@@ -1090,7 +1215,13 @@
         <w:rPr>
           <w:rStyle w:val="NormalTok"/>
         </w:rPr>
-        <w:t xml:space="preserve">     # adds PySide6 for the desktop app</w:t>
+        <w:t xml:space="preserve">     </w:t>
+      </w:r>
+      <w:r>
+        <w:rPr>
+          <w:rStyle w:val="CommentTok"/>
+        </w:rPr>
+        <w:t xml:space="preserve"># adds PySide6 for the desktop app</w:t>
       </w:r>
     </w:p>
     <w:p>
@@ -1132,7 +1263,19 @@
         <w:rPr>
           <w:rStyle w:val="NormalTok"/>
         </w:rPr>
-        <w:t xml:space="preserve"> -c </w:t>
+        <w:t xml:space="preserve"> </w:t>
+      </w:r>
+      <w:r>
+        <w:rPr>
+          <w:rStyle w:val="AttributeTok"/>
+        </w:rPr>
+        <w:t xml:space="preserve">-c</w:t>
+      </w:r>
+      <w:r>
+        <w:rPr>
+          <w:rStyle w:val="NormalTok"/>
+        </w:rPr>
+        <w:t xml:space="preserve"> </w:t>
       </w:r>
       <w:r>
         <w:rPr>
@@ -1156,6 +1299,7 @@
       <w:r>
         <w:rPr>
           <w:b/>
+          <w:bCs/>
         </w:rPr>
         <w:t xml:space="preserve">Linux / WSL only:</w:t>
       </w:r>
@@ -1180,11 +1324,23 @@
         <w:rPr>
           <w:rStyle w:val="NormalTok"/>
         </w:rPr>
-        <w:t xml:space="preserve"> apt install -y libxkbcommon0 libxkbcommon-x11-0 libgl1 libegl1 libxcb-cursor0 </w:t>
-      </w:r>
-      <w:r>
-        <w:rPr>
-          <w:rStyle w:val="KeywordTok"/>
+        <w:t xml:space="preserve"> apt install </w:t>
+      </w:r>
+      <w:r>
+        <w:rPr>
+          <w:rStyle w:val="AttributeTok"/>
+        </w:rPr>
+        <w:t xml:space="preserve">-y</w:t>
+      </w:r>
+      <w:r>
+        <w:rPr>
+          <w:rStyle w:val="NormalTok"/>
+        </w:rPr>
+        <w:t xml:space="preserve"> libxkbcommon0 libxkbcommon-x11-0 libgl1 libegl1 libxcb-cursor0 </w:t>
+      </w:r>
+      <w:r>
+        <w:rPr>
+          <w:rStyle w:val="DataTypeTok"/>
         </w:rPr>
         <w:t xml:space="preserve">\</w:t>
       </w:r>
@@ -1195,46 +1351,111 @@
         <w:rPr>
           <w:rStyle w:val="NormalTok"/>
         </w:rPr>
-        <w:t xml:space="preserve">    </w:t>
-      </w:r>
+        <w:t xml:space="preserve">    libxcb-xinerama0 libxcb-keysyms1 libxcb-randr0 libxcb-render-util0 libxcb-shape0 </w:t>
+      </w:r>
+      <w:r>
+        <w:rPr>
+          <w:rStyle w:val="DataTypeTok"/>
+        </w:rPr>
+        <w:t xml:space="preserve">\</w:t>
+      </w:r>
+      <w:r>
+        <w:br/>
+      </w:r>
+      <w:r>
+        <w:rPr>
+          <w:rStyle w:val="NormalTok"/>
+        </w:rPr>
+        <w:t xml:space="preserve">    libxcb-icccm4 libxcb-image0 libxcb-xfixes0 libdbus-1-3</w:t>
+      </w:r>
+    </w:p>
+    <w:p>
+      <w:pPr>
+        <w:pStyle w:val="FirstParagraph"/>
+      </w:pPr>
+      <w:r>
+        <w:t xml:space="preserve">If the desktop app cannot start it prints exactly this list. The browser app needs none of it.</w:t>
+      </w:r>
+    </w:p>
+    <w:bookmarkEnd w:id="14"/>
+    <w:bookmarkEnd w:id="15"/>
+    <w:bookmarkStart w:id="25" w:name="open-the-app"/>
+    <w:p>
+      <w:pPr>
+        <w:pStyle w:val="Heading2"/>
+      </w:pPr>
+      <w:r>
+        <w:t xml:space="preserve">3. Open the app</w:t>
+      </w:r>
+    </w:p>
+    <w:p>
+      <w:pPr>
+        <w:pStyle w:val="FirstParagraph"/>
+      </w:pPr>
+      <w:r>
+        <w:rPr>
+          <w:b/>
+          <w:bCs/>
+        </w:rPr>
+        <w:t xml:space="preserve">Desktop:</w:t>
+      </w:r>
+    </w:p>
+    <w:p>
+      <w:pPr>
+        <w:pStyle w:val="SourceCode"/>
+      </w:pPr>
       <w:r>
         <w:rPr>
           <w:rStyle w:val="ExtensionTok"/>
         </w:rPr>
-        <w:t xml:space="preserve">libxcb-xinerama0</w:t>
+        <w:t xml:space="preserve">python</w:t>
       </w:r>
       <w:r>
         <w:rPr>
           <w:rStyle w:val="NormalTok"/>
         </w:rPr>
-        <w:t xml:space="preserve"> libxcb-keysyms1 libxcb-randr0 libxcb-render-util0 libxcb-shape0 </w:t>
-      </w:r>
-      <w:r>
-        <w:rPr>
-          <w:rStyle w:val="KeywordTok"/>
-        </w:rPr>
-        <w:t xml:space="preserve">\</w:t>
-      </w:r>
-      <w:r>
-        <w:br/>
+        <w:t xml:space="preserve"> </w:t>
+      </w:r>
+      <w:r>
+        <w:rPr>
+          <w:rStyle w:val="AttributeTok"/>
+        </w:rPr>
+        <w:t xml:space="preserve">-m</w:t>
       </w:r>
       <w:r>
         <w:rPr>
           <w:rStyle w:val="NormalTok"/>
         </w:rPr>
-        <w:t xml:space="preserve">    </w:t>
-      </w:r>
+        <w:t xml:space="preserve"> apps.desktop_app.main</w:t>
+      </w:r>
+    </w:p>
+    <w:p>
+      <w:pPr>
+        <w:pStyle w:val="FirstParagraph"/>
+      </w:pPr>
+      <w:r>
+        <w:rPr>
+          <w:b/>
+          <w:bCs/>
+        </w:rPr>
+        <w:t xml:space="preserve">Browser:</w:t>
+      </w:r>
+    </w:p>
+    <w:p>
+      <w:pPr>
+        <w:pStyle w:val="SourceCode"/>
+      </w:pPr>
       <w:r>
         <w:rPr>
           <w:rStyle w:val="ExtensionTok"/>
         </w:rPr>
-        <w:t xml:space="preserve">libxcb-icccm4</w:t>
+        <w:t xml:space="preserve">streamlit</w:t>
       </w:r>
       <w:r>
         <w:rPr>
           <w:rStyle w:val="NormalTok"/>
         </w:rPr>
-        <w:t xml:space="preserve"> libxcb-image0 libxcb-xfixes0 libdbus-1-3</w:t>
+        <w:t xml:space="preserve"> run apps/streamlit_app/streamlit_app.py</w:t>
       </w:r>
     </w:p>
     <w:p>
@@ -1242,80 +1463,6 @@
         <w:pStyle w:val="FirstParagraph"/>
       </w:pPr>
       <w:r>
-        <w:t xml:space="preserve">If the desktop app cannot start it prints exactly this list. The browser app needs none of it.</w:t>
-      </w:r>
-    </w:p>
-    <w:p>
-      <w:pPr>
-        <w:pStyle w:val="Heading2"/>
-      </w:pPr>
-      <w:bookmarkStart w:id="26" w:name="open-the-app"/>
-      <w:r>
-        <w:t xml:space="preserve">3. Open the app</w:t>
-      </w:r>
-      <w:bookmarkEnd w:id="26"/>
-    </w:p>
-    <w:p>
-      <w:pPr>
-        <w:pStyle w:val="FirstParagraph"/>
-      </w:pPr>
-      <w:r>
-        <w:rPr>
-          <w:b/>
-        </w:rPr>
-        <w:t xml:space="preserve">Desktop:</w:t>
-      </w:r>
-    </w:p>
-    <w:p>
-      <w:pPr>
-        <w:pStyle w:val="SourceCode"/>
-      </w:pPr>
-      <w:r>
-        <w:rPr>
-          <w:rStyle w:val="ExtensionTok"/>
-        </w:rPr>
-        <w:t xml:space="preserve">python</w:t>
-      </w:r>
-      <w:r>
-        <w:rPr>
-          <w:rStyle w:val="NormalTok"/>
-        </w:rPr>
-        <w:t xml:space="preserve"> -m apps.desktop_app.main</w:t>
-      </w:r>
-    </w:p>
-    <w:p>
-      <w:pPr>
-        <w:pStyle w:val="FirstParagraph"/>
-      </w:pPr>
-      <w:r>
-        <w:rPr>
-          <w:b/>
-        </w:rPr>
-        <w:t xml:space="preserve">Browser:</w:t>
-      </w:r>
-    </w:p>
-    <w:p>
-      <w:pPr>
-        <w:pStyle w:val="SourceCode"/>
-      </w:pPr>
-      <w:r>
-        <w:rPr>
-          <w:rStyle w:val="ExtensionTok"/>
-        </w:rPr>
-        <w:t xml:space="preserve">streamlit</w:t>
-      </w:r>
-      <w:r>
-        <w:rPr>
-          <w:rStyle w:val="NormalTok"/>
-        </w:rPr>
-        <w:t xml:space="preserve"> run apps/streamlit_app/streamlit_app.py</w:t>
-      </w:r>
-    </w:p>
-    <w:p>
-      <w:pPr>
-        <w:pStyle w:val="FirstParagraph"/>
-      </w:pPr>
-      <w:r>
         <w:t xml:space="preserve">and open the address Streamlit prints (normally</w:t>
       </w:r>
       <w:r>
@@ -1344,6 +1491,7 @@
       <w:r>
         <w:rPr>
           <w:b/>
+          <w:bCs/>
         </w:rPr>
         <w:t xml:space="preserve">Home / Upload</w:t>
       </w:r>
@@ -1359,6 +1507,7 @@
       <w:r>
         <w:rPr>
           <w:b/>
+          <w:bCs/>
         </w:rPr>
         <w:t xml:space="preserve">File → Open data file…</w:t>
       </w:r>
@@ -1371,6 +1520,7 @@
       <w:r>
         <w:rPr>
           <w:b/>
+          <w:bCs/>
         </w:rPr>
         <w:t xml:space="preserve">File → Open example</w:t>
       </w:r>
@@ -1387,18 +1537,18 @@
           <wp:inline>
             <wp:extent cx="5334000" cy="3175000"/>
             <wp:effectExtent b="0" l="0" r="0" t="0"/>
-            <wp:docPr descr="Desktop app on launch: the Home / Upload page. Everything runs locally." title="" id="1" name="Picture"/>
+            <wp:docPr descr="Desktop app on launch: the Home / Upload page. Everything runs locally." title="" id="17" name="Picture"/>
             <a:graphic>
               <a:graphicData uri="http://schemas.openxmlformats.org/drawingml/2006/picture">
                 <pic:pic>
                   <pic:nvPicPr>
-                    <pic:cNvPr descr="../assets/screenshots/desktop_01_home_upload.png" id="0" name="Picture"/>
+                    <pic:cNvPr descr="../assets/screenshots/desktop_01_home_upload.png" id="18" name="Picture"/>
                     <pic:cNvPicPr>
                       <a:picLocks noChangeArrowheads="1" noChangeAspect="1"/>
                     </pic:cNvPicPr>
                   </pic:nvPicPr>
                   <pic:blipFill>
-                    <a:blip r:embed="rId27"/>
+                    <a:blip r:embed="rId16"/>
                     <a:stretch>
                       <a:fillRect/>
                     </a:stretch>
@@ -1446,6 +1596,7 @@
       <w:r>
         <w:rPr>
           <w:b/>
+          <w:bCs/>
         </w:rPr>
         <w:t xml:space="preserve">plot workspace</w:t>
       </w:r>
@@ -1462,18 +1613,18 @@
           <wp:inline>
             <wp:extent cx="5334000" cy="3175000"/>
             <wp:effectExtent b="0" l="0" r="0" t="0"/>
-            <wp:docPr descr="Desktop workspace with the bundled bar-plot example loaded: controls (left), data preview and messages (top right), live figure (bottom right)." title="" id="1" name="Picture"/>
+            <wp:docPr descr="Desktop workspace with the bundled bar-plot example loaded: controls (left), data preview and messages (top right), live figure (bottom right)." title="" id="20" name="Picture"/>
             <a:graphic>
               <a:graphicData uri="http://schemas.openxmlformats.org/drawingml/2006/picture">
                 <pic:pic>
                   <pic:nvPicPr>
-                    <pic:cNvPr descr="../assets/screenshots/desktop_02_data_loaded_workspace.png" id="0" name="Picture"/>
+                    <pic:cNvPr descr="../assets/screenshots/desktop_02_data_loaded_workspace.png" id="21" name="Picture"/>
                     <pic:cNvPicPr>
                       <a:picLocks noChangeArrowheads="1" noChangeAspect="1"/>
                     </pic:cNvPicPr>
                   </pic:nvPicPr>
                   <pic:blipFill>
-                    <a:blip r:embed="rId28"/>
+                    <a:blip r:embed="rId19"/>
                     <a:stretch>
                       <a:fillRect/>
                     </a:stretch>
@@ -1525,18 +1676,18 @@
           <wp:inline>
             <wp:extent cx="5334000" cy="9245600"/>
             <wp:effectExtent b="0" l="0" r="0" t="0"/>
-            <wp:docPr descr="Browser app with the same example: numbered sidebar sections, editable table, figure preview, export buttons." title="" id="1" name="Picture"/>
+            <wp:docPr descr="Browser app with the same example: numbered sidebar sections, editable table, figure preview, export buttons." title="" id="23" name="Picture"/>
             <a:graphic>
               <a:graphicData uri="http://schemas.openxmlformats.org/drawingml/2006/picture">
                 <pic:pic>
                   <pic:nvPicPr>
-                    <pic:cNvPr descr="../assets/screenshots/streamlit_02_data_loaded_bar.png" id="0" name="Picture"/>
+                    <pic:cNvPr descr="../assets/screenshots/streamlit_02_data_loaded_bar.png" id="24" name="Picture"/>
                     <pic:cNvPicPr>
                       <a:picLocks noChangeArrowheads="1" noChangeAspect="1"/>
                     </pic:cNvPicPr>
                   </pic:nvPicPr>
                   <pic:blipFill>
-                    <a:blip r:embed="rId29"/>
+                    <a:blip r:embed="rId22"/>
                     <a:stretch>
                       <a:fillRect/>
                     </a:stretch>
@@ -1571,15 +1722,15 @@
         <w:t xml:space="preserve">Browser app with the same example: numbered sidebar sections, editable table, figure preview, export buttons.</w:t>
       </w:r>
     </w:p>
+    <w:bookmarkEnd w:id="25"/>
+    <w:bookmarkStart w:id="29" w:name="load-data"/>
     <w:p>
       <w:pPr>
         <w:pStyle w:val="Heading2"/>
       </w:pPr>
-      <w:bookmarkStart w:id="30" w:name="load-data"/>
       <w:r>
         <w:t xml:space="preserve">4. Load data</w:t>
       </w:r>
-      <w:bookmarkEnd w:id="30"/>
     </w:p>
     <w:p>
       <w:pPr>
@@ -1594,6 +1745,7 @@
       <w:r>
         <w:rPr>
           <w:b/>
+          <w:bCs/>
         </w:rPr>
         <w:t xml:space="preserve">CSV, TSV, TXT/TAB</w:t>
       </w:r>
@@ -1609,12 +1761,14 @@
       <w:r>
         <w:rPr>
           <w:b/>
+          <w:bCs/>
         </w:rPr>
         <w:t xml:space="preserve">Excel</w:t>
       </w:r>
       <w:r>
         <w:rPr>
           <w:b/>
+          <w:bCs/>
         </w:rPr>
         <w:t xml:space="preserve"> </w:t>
       </w:r>
@@ -1622,18 +1776,21 @@
         <w:rPr>
           <w:rStyle w:val="VerbatimChar"/>
           <w:b/>
+          <w:bCs/>
         </w:rPr>
         <w:t xml:space="preserve">.xlsx</w:t>
       </w:r>
       <w:r>
         <w:rPr>
           <w:b/>
+          <w:bCs/>
         </w:rPr>
         <w:t xml:space="preserve">,</w:t>
       </w:r>
       <w:r>
         <w:rPr>
           <w:b/>
+          <w:bCs/>
         </w:rPr>
         <w:t xml:space="preserve"> </w:t>
       </w:r>
@@ -1641,18 +1798,21 @@
         <w:rPr>
           <w:rStyle w:val="VerbatimChar"/>
           <w:b/>
+          <w:bCs/>
         </w:rPr>
         <w:t xml:space="preserve">.xlsm</w:t>
       </w:r>
       <w:r>
         <w:rPr>
           <w:b/>
+          <w:bCs/>
         </w:rPr>
         <w:t xml:space="preserve">,</w:t>
       </w:r>
       <w:r>
         <w:rPr>
           <w:b/>
+          <w:bCs/>
         </w:rPr>
         <w:t xml:space="preserve"> </w:t>
       </w:r>
@@ -1660,6 +1820,7 @@
         <w:rPr>
           <w:rStyle w:val="VerbatimChar"/>
           <w:b/>
+          <w:bCs/>
         </w:rPr>
         <w:t xml:space="preserve">.xls</w:t>
       </w:r>
@@ -1669,45 +1830,48 @@
     </w:p>
     <w:p>
       <w:pPr>
+        <w:pStyle w:val="Compact"/>
         <w:numPr>
           <w:ilvl w:val="0"/>
           <w:numId w:val="1002"/>
         </w:numPr>
+      </w:pPr>
+      <w:r>
+        <w:rPr>
+          <w:b/>
+          <w:bCs/>
+        </w:rPr>
+        <w:t xml:space="preserve">Desktop:</w:t>
+      </w:r>
+      <w:r>
+        <w:t xml:space="preserve"> </w:t>
+      </w:r>
+      <w:r>
+        <w:t xml:space="preserve">drag a file onto the window, or</w:t>
+      </w:r>
+      <w:r>
+        <w:t xml:space="preserve"> </w:t>
+      </w:r>
+      <w:r>
+        <w:rPr>
+          <w:b/>
+          <w:bCs/>
+        </w:rPr>
+        <w:t xml:space="preserve">File → Open data file…</w:t>
+      </w:r>
+    </w:p>
+    <w:p>
+      <w:pPr>
         <w:pStyle w:val="Compact"/>
-      </w:pPr>
-      <w:r>
-        <w:rPr>
-          <w:b/>
-        </w:rPr>
-        <w:t xml:space="preserve">Desktop:</w:t>
-      </w:r>
-      <w:r>
-        <w:t xml:space="preserve"> </w:t>
-      </w:r>
-      <w:r>
-        <w:t xml:space="preserve">drag a file onto the window, or</w:t>
-      </w:r>
-      <w:r>
-        <w:t xml:space="preserve"> </w:t>
-      </w:r>
-      <w:r>
-        <w:rPr>
-          <w:b/>
-        </w:rPr>
-        <w:t xml:space="preserve">File → Open data file…</w:t>
-      </w:r>
-    </w:p>
-    <w:p>
-      <w:pPr>
         <w:numPr>
           <w:ilvl w:val="0"/>
           <w:numId w:val="1002"/>
         </w:numPr>
-        <w:pStyle w:val="Compact"/>
-      </w:pPr>
-      <w:r>
-        <w:rPr>
-          <w:b/>
+      </w:pPr>
+      <w:r>
+        <w:rPr>
+          <w:b/>
+          <w:bCs/>
         </w:rPr>
         <w:t xml:space="preserve">Browser:</w:t>
       </w:r>
@@ -1723,6 +1887,7 @@
       <w:r>
         <w:rPr>
           <w:b/>
+          <w:bCs/>
         </w:rPr>
         <w:t xml:space="preserve">1. Data → Upload file → Upload CSV / TSV / XLSX</w:t>
       </w:r>
@@ -1734,6 +1899,7 @@
       <w:r>
         <w:rPr>
           <w:b/>
+          <w:bCs/>
         </w:rPr>
         <w:t xml:space="preserve">Excel workbooks with several sheets.</w:t>
       </w:r>
@@ -1749,6 +1915,7 @@
       <w:r>
         <w:rPr>
           <w:b/>
+          <w:bCs/>
         </w:rPr>
         <w:t xml:space="preserve">📑 Worksheet</w:t>
       </w:r>
@@ -1764,6 +1931,7 @@
       <w:r>
         <w:rPr>
           <w:i/>
+          <w:iCs/>
         </w:rPr>
         <w:t xml:space="preserve">differential results</w:t>
       </w:r>
@@ -1776,6 +1944,7 @@
       <w:r>
         <w:rPr>
           <w:i/>
+          <w:iCs/>
         </w:rPr>
         <w:t xml:space="preserve">matrix</w:t>
       </w:r>
@@ -1788,6 +1957,7 @@
       <w:r>
         <w:rPr>
           <w:i/>
+          <w:iCs/>
         </w:rPr>
         <w:t xml:space="preserve">metadata</w:t>
       </w:r>
@@ -1800,6 +1970,7 @@
       <w:r>
         <w:rPr>
           <w:i/>
+          <w:iCs/>
         </w:rPr>
         <w:t xml:space="preserve">enrichment</w:t>
       </w:r>
@@ -1812,6 +1983,7 @@
       <w:r>
         <w:rPr>
           <w:i/>
+          <w:iCs/>
         </w:rPr>
         <w:t xml:space="preserve">documentation</w:t>
       </w:r>
@@ -1824,6 +1996,7 @@
       <w:r>
         <w:rPr>
           <w:i/>
+          <w:iCs/>
         </w:rPr>
         <w:t xml:space="preserve">generic</w:t>
       </w:r>
@@ -1836,6 +2009,7 @@
       <w:r>
         <w:rPr>
           <w:i/>
+          <w:iCs/>
         </w:rPr>
         <w:t xml:space="preserve">empty</w:t>
       </w:r>
@@ -1855,18 +2029,18 @@
           <wp:inline>
             <wp:extent cx="5334000" cy="9245600"/>
             <wp:effectExtent b="0" l="0" r="0" t="0"/>
-            <wp:docPr descr="Browser app with the bundled example workbook: 40 worksheets listed, the selected sheet’s detected type, and the header-row selector." title="" id="1" name="Picture"/>
+            <wp:docPr descr="Browser app with the bundled example workbook: 40 worksheets listed, the selected sheet’s detected type, and the header-row selector." title="" id="27" name="Picture"/>
             <a:graphic>
               <a:graphicData uri="http://schemas.openxmlformats.org/drawingml/2006/picture">
                 <pic:pic>
                   <pic:nvPicPr>
-                    <pic:cNvPr descr="../assets/screenshots/streamlit_17_multi_sheet_workbook.png" id="0" name="Picture"/>
+                    <pic:cNvPr descr="../assets/screenshots/streamlit_17_multi_sheet_workbook.png" id="28" name="Picture"/>
                     <pic:cNvPicPr>
                       <a:picLocks noChangeArrowheads="1" noChangeAspect="1"/>
                     </pic:cNvPicPr>
                   </pic:nvPicPr>
                   <pic:blipFill>
-                    <a:blip r:embed="rId31"/>
+                    <a:blip r:embed="rId26"/>
                     <a:stretch>
                       <a:fillRect/>
                     </a:stretch>
@@ -1914,6 +2088,7 @@
       <w:r>
         <w:rPr>
           <w:b/>
+          <w:bCs/>
         </w:rPr>
         <w:t xml:space="preserve">Header row</w:t>
       </w:r>
@@ -1929,6 +2104,7 @@
       <w:r>
         <w:rPr>
           <w:b/>
+          <w:bCs/>
         </w:rPr>
         <w:t xml:space="preserve">Carry a group label across blank cells</w:t>
       </w:r>
@@ -1943,6 +2119,7 @@
       <w:r>
         <w:rPr>
           <w:b/>
+          <w:bCs/>
         </w:rPr>
         <w:t xml:space="preserve">Matrix tables</w:t>
       </w:r>
@@ -1958,6 +2135,7 @@
       <w:r>
         <w:rPr>
           <w:b/>
+          <w:bCs/>
         </w:rPr>
         <w:t xml:space="preserve">Matrix workflow</w:t>
       </w:r>
@@ -1968,15 +2146,15 @@
         <w:t xml:space="preserve">(section 8).</w:t>
       </w:r>
     </w:p>
+    <w:bookmarkEnd w:id="29"/>
+    <w:bookmarkStart w:id="36" w:name="make-a-basic-figure"/>
     <w:p>
       <w:pPr>
         <w:pStyle w:val="Heading2"/>
       </w:pPr>
-      <w:bookmarkStart w:id="32" w:name="make-a-basic-figure"/>
       <w:r>
         <w:t xml:space="preserve">5. Make a basic figure</w:t>
       </w:r>
-      <w:bookmarkEnd w:id="32"/>
     </w:p>
     <w:p>
       <w:pPr>
@@ -1991,6 +2169,7 @@
       <w:r>
         <w:rPr>
           <w:b/>
+          <w:bCs/>
         </w:rPr>
         <w:t xml:space="preserve">File → Open example → Bar plot with error bars</w:t>
       </w:r>
@@ -2006,6 +2185,7 @@
       <w:r>
         <w:rPr>
           <w:b/>
+          <w:bCs/>
         </w:rPr>
         <w:t xml:space="preserve">Bundled sample → Bar plot with error bars</w:t>
       </w:r>
@@ -2018,327 +2198,339 @@
     </w:p>
     <w:p>
       <w:pPr>
+        <w:pStyle w:val="Compact"/>
         <w:numPr>
           <w:ilvl w:val="0"/>
           <w:numId w:val="1003"/>
         </w:numPr>
+      </w:pPr>
+      <w:r>
+        <w:rPr>
+          <w:b/>
+          <w:bCs/>
+        </w:rPr>
+        <w:t xml:space="preserve">Plot type</w:t>
+      </w:r>
+      <w:r>
+        <w:t xml:space="preserve"> </w:t>
+      </w:r>
+      <w:r>
+        <w:t xml:space="preserve">is already</w:t>
+      </w:r>
+      <w:r>
+        <w:t xml:space="preserve"> </w:t>
+      </w:r>
+      <w:r>
+        <w:rPr>
+          <w:i/>
+          <w:iCs/>
+        </w:rPr>
+        <w:t xml:space="preserve">Bar plot with error bars</w:t>
+      </w:r>
+      <w:r>
+        <w:t xml:space="preserve">; the</w:t>
+      </w:r>
+      <w:r>
+        <w:t xml:space="preserve"> </w:t>
+      </w:r>
+      <w:r>
+        <w:rPr>
+          <w:b/>
+          <w:bCs/>
+        </w:rPr>
+        <w:t xml:space="preserve">Style</w:t>
+      </w:r>
+      <w:r>
+        <w:t xml:space="preserve"> </w:t>
+      </w:r>
+      <w:r>
+        <w:t xml:space="preserve">is</w:t>
+      </w:r>
+      <w:r>
+        <w:t xml:space="preserve"> </w:t>
+      </w:r>
+      <w:r>
+        <w:rPr>
+          <w:i/>
+          <w:iCs/>
+        </w:rPr>
+        <w:t xml:space="preserve">Publication</w:t>
+      </w:r>
+      <w:r>
+        <w:t xml:space="preserve"> </w:t>
+      </w:r>
+      <w:r>
+        <w:t xml:space="preserve">(the only style).</w:t>
+      </w:r>
+    </w:p>
+    <w:p>
+      <w:pPr>
         <w:pStyle w:val="Compact"/>
-      </w:pPr>
-      <w:r>
-        <w:rPr>
-          <w:b/>
-        </w:rPr>
-        <w:t xml:space="preserve">Plot type</w:t>
-      </w:r>
-      <w:r>
-        <w:t xml:space="preserve"> </w:t>
-      </w:r>
-      <w:r>
-        <w:t xml:space="preserve">is already</w:t>
-      </w:r>
-      <w:r>
-        <w:t xml:space="preserve"> </w:t>
-      </w:r>
-      <w:r>
-        <w:rPr>
-          <w:i/>
-        </w:rPr>
-        <w:t xml:space="preserve">Bar plot with error bars</w:t>
-      </w:r>
-      <w:r>
-        <w:t xml:space="preserve">; the</w:t>
-      </w:r>
-      <w:r>
-        <w:t xml:space="preserve"> </w:t>
-      </w:r>
-      <w:r>
-        <w:rPr>
-          <w:b/>
-        </w:rPr>
-        <w:t xml:space="preserve">Style</w:t>
-      </w:r>
-      <w:r>
-        <w:t xml:space="preserve"> </w:t>
-      </w:r>
-      <w:r>
-        <w:t xml:space="preserve">is</w:t>
-      </w:r>
-      <w:r>
-        <w:t xml:space="preserve"> </w:t>
-      </w:r>
-      <w:r>
-        <w:rPr>
-          <w:i/>
-        </w:rPr>
-        <w:t xml:space="preserve">Publication</w:t>
-      </w:r>
-      <w:r>
-        <w:t xml:space="preserve"> </w:t>
-      </w:r>
-      <w:r>
-        <w:t xml:space="preserve">(the only style).</w:t>
-      </w:r>
-    </w:p>
-    <w:p>
-      <w:pPr>
         <w:numPr>
           <w:ilvl w:val="0"/>
           <w:numId w:val="1003"/>
         </w:numPr>
+      </w:pPr>
+      <w:r>
+        <w:rPr>
+          <w:b/>
+          <w:bCs/>
+        </w:rPr>
+        <w:t xml:space="preserve">2. Map columns:</w:t>
+      </w:r>
+      <w:r>
+        <w:t xml:space="preserve"> </w:t>
+      </w:r>
+      <w:r>
+        <w:rPr>
+          <w:rStyle w:val="VerbatimChar"/>
+        </w:rPr>
+        <w:t xml:space="preserve">x</w:t>
+      </w:r>
+      <w:r>
+        <w:t xml:space="preserve"> </w:t>
+      </w:r>
+      <w:r>
+        <w:t xml:space="preserve">→</w:t>
+      </w:r>
+      <w:r>
+        <w:t xml:space="preserve"> </w:t>
+      </w:r>
+      <w:r>
+        <w:rPr>
+          <w:rStyle w:val="VerbatimChar"/>
+        </w:rPr>
+        <w:t xml:space="preserve">condition</w:t>
+      </w:r>
+      <w:r>
+        <w:t xml:space="preserve">,</w:t>
+      </w:r>
+      <w:r>
+        <w:t xml:space="preserve"> </w:t>
+      </w:r>
+      <w:r>
+        <w:rPr>
+          <w:rStyle w:val="VerbatimChar"/>
+        </w:rPr>
+        <w:t xml:space="preserve">y</w:t>
+      </w:r>
+      <w:r>
+        <w:t xml:space="preserve"> </w:t>
+      </w:r>
+      <w:r>
+        <w:t xml:space="preserve">→</w:t>
+      </w:r>
+      <w:r>
+        <w:t xml:space="preserve"> </w:t>
+      </w:r>
+      <w:r>
+        <w:rPr>
+          <w:rStyle w:val="VerbatimChar"/>
+        </w:rPr>
+        <w:t xml:space="preserve">measurement</w:t>
+      </w:r>
+      <w:r>
+        <w:t xml:space="preserve">,</w:t>
+      </w:r>
+      <w:r>
+        <w:t xml:space="preserve"> </w:t>
+      </w:r>
+      <w:r>
+        <w:rPr>
+          <w:rStyle w:val="VerbatimChar"/>
+        </w:rPr>
+        <w:t xml:space="preserve">color</w:t>
+      </w:r>
+      <w:r>
+        <w:t xml:space="preserve"> </w:t>
+      </w:r>
+      <w:r>
+        <w:t xml:space="preserve">→</w:t>
+      </w:r>
+      <w:r>
+        <w:t xml:space="preserve"> </w:t>
+      </w:r>
+      <w:r>
+        <w:rPr>
+          <w:rStyle w:val="VerbatimChar"/>
+        </w:rPr>
+        <w:t xml:space="preserve">condition</w:t>
+      </w:r>
+      <w:r>
+        <w:t xml:space="preserve">. With your own data, set each role yourself — the defaults only prefill when a matching column exists.</w:t>
+      </w:r>
+    </w:p>
+    <w:p>
+      <w:pPr>
         <w:pStyle w:val="Compact"/>
-      </w:pPr>
-      <w:r>
-        <w:rPr>
-          <w:b/>
-        </w:rPr>
-        <w:t xml:space="preserve">2. Map columns:</w:t>
-      </w:r>
-      <w:r>
-        <w:t xml:space="preserve"> </w:t>
-      </w:r>
-      <w:r>
-        <w:rPr>
-          <w:rStyle w:val="VerbatimChar"/>
-        </w:rPr>
-        <w:t xml:space="preserve">x</w:t>
-      </w:r>
-      <w:r>
-        <w:t xml:space="preserve"> </w:t>
-      </w:r>
-      <w:r>
-        <w:t xml:space="preserve">→</w:t>
-      </w:r>
-      <w:r>
-        <w:t xml:space="preserve"> </w:t>
-      </w:r>
-      <w:r>
-        <w:rPr>
-          <w:rStyle w:val="VerbatimChar"/>
-        </w:rPr>
-        <w:t xml:space="preserve">condition</w:t>
-      </w:r>
-      <w:r>
-        <w:t xml:space="preserve">,</w:t>
-      </w:r>
-      <w:r>
-        <w:t xml:space="preserve"> </w:t>
-      </w:r>
-      <w:r>
-        <w:rPr>
-          <w:rStyle w:val="VerbatimChar"/>
-        </w:rPr>
-        <w:t xml:space="preserve">y</w:t>
-      </w:r>
-      <w:r>
-        <w:t xml:space="preserve"> </w:t>
-      </w:r>
-      <w:r>
-        <w:t xml:space="preserve">→</w:t>
-      </w:r>
-      <w:r>
-        <w:t xml:space="preserve"> </w:t>
-      </w:r>
-      <w:r>
-        <w:rPr>
-          <w:rStyle w:val="VerbatimChar"/>
-        </w:rPr>
-        <w:t xml:space="preserve">measurement</w:t>
-      </w:r>
-      <w:r>
-        <w:t xml:space="preserve">,</w:t>
-      </w:r>
-      <w:r>
-        <w:t xml:space="preserve"> </w:t>
-      </w:r>
-      <w:r>
-        <w:rPr>
-          <w:rStyle w:val="VerbatimChar"/>
-        </w:rPr>
-        <w:t xml:space="preserve">color</w:t>
-      </w:r>
-      <w:r>
-        <w:t xml:space="preserve"> </w:t>
-      </w:r>
-      <w:r>
-        <w:t xml:space="preserve">→</w:t>
-      </w:r>
-      <w:r>
-        <w:t xml:space="preserve"> </w:t>
-      </w:r>
-      <w:r>
-        <w:rPr>
-          <w:rStyle w:val="VerbatimChar"/>
-        </w:rPr>
-        <w:t xml:space="preserve">condition</w:t>
-      </w:r>
-      <w:r>
-        <w:t xml:space="preserve">. With your own data, set each role yourself — the defaults only prefill when a matching column exists.</w:t>
-      </w:r>
-    </w:p>
-    <w:p>
-      <w:pPr>
         <w:numPr>
           <w:ilvl w:val="0"/>
           <w:numId w:val="1003"/>
         </w:numPr>
+      </w:pPr>
+      <w:r>
+        <w:rPr>
+          <w:b/>
+          <w:bCs/>
+        </w:rPr>
+        <w:t xml:space="preserve">3. Options:</w:t>
+      </w:r>
+      <w:r>
+        <w:t xml:space="preserve"> </w:t>
+      </w:r>
+      <w:r>
+        <w:rPr>
+          <w:b/>
+          <w:bCs/>
+        </w:rPr>
+        <w:t xml:space="preserve">Error bar</w:t>
+      </w:r>
+      <w:r>
+        <w:t xml:space="preserve"> </w:t>
+      </w:r>
+      <w:r>
+        <w:t xml:space="preserve">→</w:t>
+      </w:r>
+      <w:r>
+        <w:t xml:space="preserve"> </w:t>
+      </w:r>
+      <w:r>
+        <w:rPr>
+          <w:rStyle w:val="VerbatimChar"/>
+        </w:rPr>
+        <w:t xml:space="preserve">sem</w:t>
+      </w:r>
+      <w:r>
+        <w:t xml:space="preserve">,</w:t>
+      </w:r>
+      <w:r>
+        <w:t xml:space="preserve"> </w:t>
+      </w:r>
+      <w:r>
+        <w:rPr>
+          <w:rStyle w:val="VerbatimChar"/>
+        </w:rPr>
+        <w:t xml:space="preserve">sd</w:t>
+      </w:r>
+      <w:r>
+        <w:t xml:space="preserve">,</w:t>
+      </w:r>
+      <w:r>
+        <w:t xml:space="preserve"> </w:t>
+      </w:r>
+      <w:r>
+        <w:rPr>
+          <w:rStyle w:val="VerbatimChar"/>
+        </w:rPr>
+        <w:t xml:space="preserve">ci95</w:t>
+      </w:r>
+      <w:r>
+        <w:t xml:space="preserve"> </w:t>
+      </w:r>
+      <w:r>
+        <w:t xml:space="preserve">or</w:t>
+      </w:r>
+      <w:r>
+        <w:t xml:space="preserve"> </w:t>
+      </w:r>
+      <w:r>
+        <w:rPr>
+          <w:rStyle w:val="VerbatimChar"/>
+        </w:rPr>
+        <w:t xml:space="preserve">none</w:t>
+      </w:r>
+      <w:r>
+        <w:t xml:space="preserve">;</w:t>
+      </w:r>
+      <w:r>
+        <w:t xml:space="preserve"> </w:t>
+      </w:r>
+      <w:r>
+        <w:rPr>
+          <w:b/>
+          <w:bCs/>
+        </w:rPr>
+        <w:t xml:space="preserve">X-axis label angle</w:t>
+      </w:r>
+      <w:r>
+        <w:t xml:space="preserve">.</w:t>
+      </w:r>
+    </w:p>
+    <w:p>
+      <w:pPr>
         <w:pStyle w:val="Compact"/>
-      </w:pPr>
-      <w:r>
-        <w:rPr>
-          <w:b/>
-        </w:rPr>
-        <w:t xml:space="preserve">3. Options:</w:t>
-      </w:r>
-      <w:r>
-        <w:t xml:space="preserve"> </w:t>
-      </w:r>
-      <w:r>
-        <w:rPr>
-          <w:b/>
-        </w:rPr>
-        <w:t xml:space="preserve">Error bar</w:t>
-      </w:r>
-      <w:r>
-        <w:t xml:space="preserve"> </w:t>
-      </w:r>
-      <w:r>
-        <w:t xml:space="preserve">→</w:t>
-      </w:r>
-      <w:r>
-        <w:t xml:space="preserve"> </w:t>
-      </w:r>
-      <w:r>
-        <w:rPr>
-          <w:rStyle w:val="VerbatimChar"/>
-        </w:rPr>
-        <w:t xml:space="preserve">sem</w:t>
-      </w:r>
-      <w:r>
-        <w:t xml:space="preserve">,</w:t>
-      </w:r>
-      <w:r>
-        <w:t xml:space="preserve"> </w:t>
-      </w:r>
-      <w:r>
-        <w:rPr>
-          <w:rStyle w:val="VerbatimChar"/>
-        </w:rPr>
-        <w:t xml:space="preserve">sd</w:t>
-      </w:r>
-      <w:r>
-        <w:t xml:space="preserve">,</w:t>
-      </w:r>
-      <w:r>
-        <w:t xml:space="preserve"> </w:t>
-      </w:r>
-      <w:r>
-        <w:rPr>
-          <w:rStyle w:val="VerbatimChar"/>
-        </w:rPr>
-        <w:t xml:space="preserve">ci95</w:t>
-      </w:r>
-      <w:r>
-        <w:t xml:space="preserve"> </w:t>
-      </w:r>
-      <w:r>
-        <w:t xml:space="preserve">or</w:t>
-      </w:r>
-      <w:r>
-        <w:t xml:space="preserve"> </w:t>
-      </w:r>
-      <w:r>
-        <w:rPr>
-          <w:rStyle w:val="VerbatimChar"/>
-        </w:rPr>
-        <w:t xml:space="preserve">none</w:t>
-      </w:r>
-      <w:r>
-        <w:t xml:space="preserve">;</w:t>
-      </w:r>
-      <w:r>
-        <w:t xml:space="preserve"> </w:t>
-      </w:r>
-      <w:r>
-        <w:rPr>
-          <w:b/>
-        </w:rPr>
-        <w:t xml:space="preserve">X-axis label angle</w:t>
-      </w:r>
-      <w:r>
-        <w:t xml:space="preserve">.</w:t>
-      </w:r>
-    </w:p>
-    <w:p>
-      <w:pPr>
         <w:numPr>
           <w:ilvl w:val="0"/>
           <w:numId w:val="1003"/>
         </w:numPr>
+      </w:pPr>
+      <w:r>
+        <w:t xml:space="preserve">The figure re-renders as you change anything (the desktop debounces continuous controls so dragging stays responsive).</w:t>
+      </w:r>
+    </w:p>
+    <w:p>
+      <w:pPr>
         <w:pStyle w:val="Compact"/>
-      </w:pPr>
-      <w:r>
-        <w:t xml:space="preserve">The figure re-renders as you change anything (the desktop debounces continuous controls so dragging stays responsive).</w:t>
-      </w:r>
-    </w:p>
-    <w:p>
-      <w:pPr>
         <w:numPr>
           <w:ilvl w:val="0"/>
           <w:numId w:val="1003"/>
         </w:numPr>
+      </w:pPr>
+      <w:r>
+        <w:rPr>
+          <w:b/>
+          <w:bCs/>
+        </w:rPr>
+        <w:t xml:space="preserve">4. Labels &amp; size:</w:t>
+      </w:r>
+      <w:r>
+        <w:t xml:space="preserve"> </w:t>
+      </w:r>
+      <w:r>
+        <w:t xml:space="preserve">title, axis labels,</w:t>
+      </w:r>
+      <w:r>
+        <w:t xml:space="preserve"> </w:t>
+      </w:r>
+      <w:r>
+        <w:rPr>
+          <w:b/>
+          <w:bCs/>
+        </w:rPr>
+        <w:t xml:space="preserve">Figure width</w:t>
+      </w:r>
+      <w:r>
+        <w:t xml:space="preserve"> </w:t>
+      </w:r>
+      <w:r>
+        <w:t xml:space="preserve">preset (default / single / onehalf / double column) and</w:t>
+      </w:r>
+      <w:r>
+        <w:t xml:space="preserve"> </w:t>
+      </w:r>
+      <w:r>
+        <w:rPr>
+          <w:b/>
+          <w:bCs/>
+        </w:rPr>
+        <w:t xml:space="preserve">Raster DPI</w:t>
+      </w:r>
+      <w:r>
+        <w:t xml:space="preserve">.</w:t>
+      </w:r>
+    </w:p>
+    <w:p>
+      <w:pPr>
         <w:pStyle w:val="Compact"/>
-      </w:pPr>
-      <w:r>
-        <w:rPr>
-          <w:b/>
-        </w:rPr>
-        <w:t xml:space="preserve">4. Labels &amp; size:</w:t>
-      </w:r>
-      <w:r>
-        <w:t xml:space="preserve"> </w:t>
-      </w:r>
-      <w:r>
-        <w:t xml:space="preserve">title, axis labels,</w:t>
-      </w:r>
-      <w:r>
-        <w:t xml:space="preserve"> </w:t>
-      </w:r>
-      <w:r>
-        <w:rPr>
-          <w:b/>
-        </w:rPr>
-        <w:t xml:space="preserve">Figure width</w:t>
-      </w:r>
-      <w:r>
-        <w:t xml:space="preserve"> </w:t>
-      </w:r>
-      <w:r>
-        <w:t xml:space="preserve">preset (default / single / onehalf / double column) and</w:t>
-      </w:r>
-      <w:r>
-        <w:t xml:space="preserve"> </w:t>
-      </w:r>
-      <w:r>
-        <w:rPr>
-          <w:b/>
-        </w:rPr>
-        <w:t xml:space="preserve">Raster DPI</w:t>
-      </w:r>
-      <w:r>
-        <w:t xml:space="preserve">.</w:t>
-      </w:r>
-    </w:p>
-    <w:p>
-      <w:pPr>
         <w:numPr>
           <w:ilvl w:val="0"/>
           <w:numId w:val="1003"/>
         </w:numPr>
-        <w:pStyle w:val="Compact"/>
-      </w:pPr>
-      <w:r>
-        <w:rPr>
-          <w:b/>
+      </w:pPr>
+      <w:r>
+        <w:rPr>
+          <w:b/>
+          <w:bCs/>
         </w:rPr>
         <w:t xml:space="preserve">5. Publication style</w:t>
       </w:r>
@@ -2358,18 +2550,18 @@
           <wp:inline>
             <wp:extent cx="5334000" cy="8731564"/>
             <wp:effectExtent b="0" l="0" r="0" t="0"/>
-            <wp:docPr descr="The Publication style group: ② Typography, ③ Axes and labels, ④ Legend, ⑤ Colorbar, ① Figure margins, and Reset to publication defaults." title="" id="1" name="Picture"/>
+            <wp:docPr descr="The Publication style group: ② Typography, ③ Axes and labels, ④ Legend, ⑤ Colorbar, ① Figure margins, and Reset to publication defaults." title="" id="31" name="Picture"/>
             <a:graphic>
               <a:graphicData uri="http://schemas.openxmlformats.org/drawingml/2006/picture">
                 <pic:pic>
                   <pic:nvPicPr>
-                    <pic:cNvPr descr="../assets/screenshots/desktop_04_publication_controls.png" id="0" name="Picture"/>
+                    <pic:cNvPr descr="../assets/screenshots/desktop_04_publication_controls.png" id="32" name="Picture"/>
                     <pic:cNvPicPr>
                       <a:picLocks noChangeArrowheads="1" noChangeAspect="1"/>
                     </pic:cNvPicPr>
                   </pic:nvPicPr>
                   <pic:blipFill>
-                    <a:blip r:embed="rId33"/>
+                    <a:blip r:embed="rId30"/>
                     <a:stretch>
                       <a:fillRect/>
                     </a:stretch>
@@ -2406,15 +2598,16 @@
     </w:p>
     <w:p>
       <w:pPr>
+        <w:pStyle w:val="Compact"/>
         <w:numPr>
           <w:ilvl w:val="0"/>
           <w:numId w:val="1004"/>
         </w:numPr>
-        <w:pStyle w:val="Compact"/>
-      </w:pPr>
-      <w:r>
-        <w:rPr>
-          <w:b/>
+      </w:pPr>
+      <w:r>
+        <w:rPr>
+          <w:b/>
+          <w:bCs/>
         </w:rPr>
         <w:t xml:space="preserve">Export:</w:t>
       </w:r>
@@ -2430,6 +2623,7 @@
       <w:r>
         <w:rPr>
           <w:b/>
+          <w:bCs/>
         </w:rPr>
         <w:t xml:space="preserve">5. Export → Export SVG / PNG / PDF / Export PlotSpec JSON (specification only)</w:t>
       </w:r>
@@ -2442,6 +2636,7 @@
       <w:r>
         <w:rPr>
           <w:b/>
+          <w:bCs/>
         </w:rPr>
         <w:t xml:space="preserve">Save Figure Package (.mmfpackage)</w:t>
       </w:r>
@@ -2457,6 +2652,7 @@
       <w:r>
         <w:rPr>
           <w:b/>
+          <w:bCs/>
         </w:rPr>
         <w:t xml:space="preserve">Export all as ZIP</w:t>
       </w:r>
@@ -2472,6 +2668,7 @@
       <w:r>
         <w:rPr>
           <w:b/>
+          <w:bCs/>
         </w:rPr>
         <w:t xml:space="preserve">Export → SVG / PNG / PDF / PlotSpec JSON / Figure Package</w:t>
       </w:r>
@@ -2487,6 +2684,7 @@
       <w:r>
         <w:rPr>
           <w:i/>
+          <w:iCs/>
         </w:rPr>
         <w:t xml:space="preserve">not</w:t>
       </w:r>
@@ -2502,6 +2700,7 @@
       <w:r>
         <w:rPr>
           <w:b/>
+          <w:bCs/>
         </w:rPr>
         <w:t xml:space="preserve">figure package</w:t>
       </w:r>
@@ -2517,6 +2716,7 @@
       <w:r>
         <w:rPr>
           <w:b/>
+          <w:bCs/>
         </w:rPr>
         <w:t xml:space="preserve">and</w:t>
       </w:r>
@@ -2532,6 +2732,7 @@
       <w:r>
         <w:rPr>
           <w:b/>
+          <w:bCs/>
         </w:rPr>
         <w:t xml:space="preserve">Open Figure Package</w:t>
       </w:r>
@@ -2548,18 +2749,18 @@
           <wp:inline>
             <wp:extent cx="5334000" cy="1786801"/>
             <wp:effectExtent b="0" l="0" r="0" t="0"/>
-            <wp:docPr descr="Desktop Export group: SVG, PNG, PDF, PlotSpec JSON, ZIP bundle, template table, and the multi-panel buttons." title="" id="1" name="Picture"/>
+            <wp:docPr descr="Desktop Export group: SVG, PNG, PDF, PlotSpec JSON, ZIP bundle, template table, and the multi-panel buttons." title="" id="34" name="Picture"/>
             <a:graphic>
               <a:graphicData uri="http://schemas.openxmlformats.org/drawingml/2006/picture">
                 <pic:pic>
                   <pic:nvPicPr>
-                    <pic:cNvPr descr="../assets/screenshots/desktop_16_export_options.png" id="0" name="Picture"/>
+                    <pic:cNvPr descr="../assets/screenshots/desktop_16_export_options.png" id="35" name="Picture"/>
                     <pic:cNvPicPr>
                       <a:picLocks noChangeArrowheads="1" noChangeAspect="1"/>
                     </pic:cNvPicPr>
                   </pic:nvPicPr>
                   <pic:blipFill>
-                    <a:blip r:embed="rId34"/>
+                    <a:blip r:embed="rId33"/>
                     <a:stretch>
                       <a:fillRect/>
                     </a:stretch>
@@ -2602,15 +2803,15 @@
         <w:t xml:space="preserve">Controls that do not apply to the current plot are reported rather than silently ignored — for a bar plot, for example, the marker-size and line-width controls do nothing and the app says so.</w:t>
       </w:r>
     </w:p>
+    <w:bookmarkEnd w:id="36"/>
+    <w:bookmarkStart w:id="40" w:name="use-recommendations"/>
     <w:p>
       <w:pPr>
         <w:pStyle w:val="Heading2"/>
       </w:pPr>
-      <w:bookmarkStart w:id="35" w:name="use-recommendations"/>
       <w:r>
         <w:t xml:space="preserve">6. Use recommendations</w:t>
       </w:r>
-      <w:bookmarkEnd w:id="35"/>
     </w:p>
     <w:p>
       <w:pPr>
@@ -2629,18 +2830,18 @@
           <wp:inline>
             <wp:extent cx="5334000" cy="618491"/>
             <wp:effectExtent b="0" l="0" r="0" t="0"/>
-            <wp:docPr descr="Recommended plots for a grouped-observation table: each card explains the match and offers Generate, Add to Figure Builder, or Dismiss." title="" id="1" name="Picture"/>
+            <wp:docPr descr="Recommended plots for a grouped-observation table: each card explains the match and offers Generate, Add to Figure Builder, or Dismiss." title="" id="38" name="Picture"/>
             <a:graphic>
               <a:graphicData uri="http://schemas.openxmlformats.org/drawingml/2006/picture">
                 <pic:pic>
                   <pic:nvPicPr>
-                    <pic:cNvPr descr="../assets/screenshots/desktop_09_plot_recommendations.png" id="0" name="Picture"/>
+                    <pic:cNvPr descr="../assets/screenshots/desktop_09_plot_recommendations.png" id="39" name="Picture"/>
                     <pic:cNvPicPr>
                       <a:picLocks noChangeArrowheads="1" noChangeAspect="1"/>
                     </pic:cNvPicPr>
                   </pic:nvPicPr>
                   <pic:blipFill>
-                    <a:blip r:embed="rId36"/>
+                    <a:blip r:embed="rId37"/>
                     <a:stretch>
                       <a:fillRect/>
                     </a:stretch>
@@ -2677,320 +2878,338 @@
     </w:p>
     <w:p>
       <w:pPr>
+        <w:pStyle w:val="Compact"/>
         <w:numPr>
           <w:ilvl w:val="0"/>
           <w:numId w:val="1005"/>
         </w:numPr>
+      </w:pPr>
+      <w:r>
+        <w:rPr>
+          <w:b/>
+          <w:bCs/>
+        </w:rPr>
+        <w:t xml:space="preserve">Desktop:</w:t>
+      </w:r>
+      <w:r>
+        <w:t xml:space="preserve"> </w:t>
+      </w:r>
+      <w:r>
+        <w:t xml:space="preserve">the</w:t>
+      </w:r>
+      <w:r>
+        <w:t xml:space="preserve"> </w:t>
+      </w:r>
+      <w:r>
+        <w:rPr>
+          <w:b/>
+          <w:bCs/>
+        </w:rPr>
+        <w:t xml:space="preserve">Recommended figures</w:t>
+      </w:r>
+      <w:r>
+        <w:t xml:space="preserve"> </w:t>
+      </w:r>
+      <w:r>
+        <w:t xml:space="preserve">group under the plot type;</w:t>
+      </w:r>
+      <w:r>
+        <w:t xml:space="preserve"> </w:t>
+      </w:r>
+      <w:r>
+        <w:rPr>
+          <w:b/>
+          <w:bCs/>
+        </w:rPr>
+        <w:t xml:space="preserve">Generate</w:t>
+      </w:r>
+      <w:r>
+        <w:t xml:space="preserve"> </w:t>
+      </w:r>
+      <w:r>
+        <w:t xml:space="preserve">switches to that plot with the suggested mapping;</w:t>
+      </w:r>
+      <w:r>
+        <w:t xml:space="preserve"> </w:t>
+      </w:r>
+      <w:r>
+        <w:rPr>
+          <w:b/>
+          <w:bCs/>
+        </w:rPr>
+        <w:t xml:space="preserve">Add to Figure Builder</w:t>
+      </w:r>
+      <w:r>
+        <w:t xml:space="preserve"> </w:t>
+      </w:r>
+      <w:r>
+        <w:t xml:space="preserve">saves it as a panel.</w:t>
+      </w:r>
+    </w:p>
+    <w:p>
+      <w:pPr>
         <w:pStyle w:val="Compact"/>
-      </w:pPr>
-      <w:r>
-        <w:rPr>
-          <w:b/>
-        </w:rPr>
-        <w:t xml:space="preserve">Desktop:</w:t>
-      </w:r>
-      <w:r>
-        <w:t xml:space="preserve"> </w:t>
-      </w:r>
-      <w:r>
-        <w:t xml:space="preserve">the</w:t>
-      </w:r>
-      <w:r>
-        <w:t xml:space="preserve"> </w:t>
-      </w:r>
-      <w:r>
-        <w:rPr>
-          <w:b/>
-        </w:rPr>
-        <w:t xml:space="preserve">Recommended figures</w:t>
-      </w:r>
-      <w:r>
-        <w:t xml:space="preserve"> </w:t>
-      </w:r>
-      <w:r>
-        <w:t xml:space="preserve">group under the plot type;</w:t>
-      </w:r>
-      <w:r>
-        <w:t xml:space="preserve"> </w:t>
-      </w:r>
-      <w:r>
-        <w:rPr>
-          <w:b/>
-        </w:rPr>
-        <w:t xml:space="preserve">Generate</w:t>
-      </w:r>
-      <w:r>
-        <w:t xml:space="preserve"> </w:t>
-      </w:r>
-      <w:r>
-        <w:t xml:space="preserve">switches to that plot with the suggested mapping;</w:t>
-      </w:r>
-      <w:r>
-        <w:t xml:space="preserve"> </w:t>
-      </w:r>
-      <w:r>
-        <w:rPr>
-          <w:b/>
-        </w:rPr>
-        <w:t xml:space="preserve">Add to Figure Builder</w:t>
-      </w:r>
-      <w:r>
-        <w:t xml:space="preserve"> </w:t>
-      </w:r>
-      <w:r>
-        <w:t xml:space="preserve">saves it as a panel.</w:t>
-      </w:r>
-    </w:p>
-    <w:p>
-      <w:pPr>
         <w:numPr>
           <w:ilvl w:val="0"/>
           <w:numId w:val="1005"/>
         </w:numPr>
+      </w:pPr>
+      <w:r>
+        <w:rPr>
+          <w:b/>
+          <w:bCs/>
+        </w:rPr>
+        <w:t xml:space="preserve">Browser:</w:t>
+      </w:r>
+      <w:r>
+        <w:t xml:space="preserve"> </w:t>
+      </w:r>
+      <w:r>
+        <w:t xml:space="preserve">the</w:t>
+      </w:r>
+      <w:r>
+        <w:t xml:space="preserve"> </w:t>
+      </w:r>
+      <w:r>
+        <w:rPr>
+          <w:b/>
+          <w:bCs/>
+        </w:rPr>
+        <w:t xml:space="preserve">🔮 Recommended figures</w:t>
+      </w:r>
+      <w:r>
+        <w:t xml:space="preserve"> </w:t>
+      </w:r>
+      <w:r>
+        <w:t xml:space="preserve">expander above the figure.</w:t>
+      </w:r>
+    </w:p>
+    <w:p>
+      <w:pPr>
+        <w:pStyle w:val="FirstParagraph"/>
+      </w:pPr>
+      <w:r>
+        <w:t xml:space="preserve">Recommendations are</w:t>
+      </w:r>
+      <w:r>
+        <w:t xml:space="preserve"> </w:t>
+      </w:r>
+      <w:r>
+        <w:rPr>
+          <w:b/>
+          <w:bCs/>
+        </w:rPr>
+        <w:t xml:space="preserve">advisory</w:t>
+      </w:r>
+      <w:r>
+        <w:t xml:space="preserve">. The score is a rule-based heuristic on the table’s shape, not a measure of scientific appropriateness. You remain responsible for choosing what the figure should show.</w:t>
+      </w:r>
+    </w:p>
+    <w:bookmarkEnd w:id="40"/>
+    <w:bookmarkStart w:id="44" w:name="run-statistics"/>
+    <w:p>
+      <w:pPr>
+        <w:pStyle w:val="Heading2"/>
+      </w:pPr>
+      <w:r>
+        <w:t xml:space="preserve">7. Run statistics</w:t>
+      </w:r>
+    </w:p>
+    <w:p>
+      <w:pPr>
+        <w:pStyle w:val="FirstParagraph"/>
+      </w:pPr>
+      <w:r>
+        <w:t xml:space="preserve">Example:</w:t>
+      </w:r>
+      <w:r>
+        <w:t xml:space="preserve"> </w:t>
+      </w:r>
+      <w:r>
+        <w:rPr>
+          <w:b/>
+          <w:bCs/>
+        </w:rPr>
+        <w:t xml:space="preserve">Box / violin plot with points</w:t>
+      </w:r>
+      <w:r>
+        <w:t xml:space="preserve"> </w:t>
+      </w:r>
+      <w:r>
+        <w:t xml:space="preserve">(bundled). In</w:t>
+      </w:r>
+      <w:r>
+        <w:t xml:space="preserve"> </w:t>
+      </w:r>
+      <w:r>
+        <w:rPr>
+          <w:b/>
+          <w:bCs/>
+        </w:rPr>
+        <w:t xml:space="preserve">6. Statistics</w:t>
+      </w:r>
+      <w:r>
+        <w:t xml:space="preserve"> </w:t>
+      </w:r>
+      <w:r>
+        <w:t xml:space="preserve">(desktop: tick the group box, then</w:t>
+      </w:r>
+      <w:r>
+        <w:t xml:space="preserve"> </w:t>
+      </w:r>
+      <w:r>
+        <w:rPr>
+          <w:b/>
+          <w:bCs/>
+        </w:rPr>
+        <w:t xml:space="preserve">Enable statistics</w:t>
+      </w:r>
+      <w:r>
+        <w:t xml:space="preserve">; browser:</w:t>
+      </w:r>
+      <w:r>
+        <w:t xml:space="preserve"> </w:t>
+      </w:r>
+      <w:r>
+        <w:rPr>
+          <w:b/>
+          <w:bCs/>
+        </w:rPr>
+        <w:t xml:space="preserve">Statistical tests &amp; annotations</w:t>
+      </w:r>
+      <w:r>
+        <w:t xml:space="preserve"> </w:t>
+      </w:r>
+      <w:r>
+        <w:t xml:space="preserve">expander):</w:t>
+      </w:r>
+    </w:p>
+    <w:p>
+      <w:pPr>
         <w:pStyle w:val="Compact"/>
-      </w:pPr>
-      <w:r>
-        <w:rPr>
-          <w:b/>
-        </w:rPr>
-        <w:t xml:space="preserve">Browser:</w:t>
-      </w:r>
-      <w:r>
-        <w:t xml:space="preserve"> </w:t>
-      </w:r>
-      <w:r>
-        <w:t xml:space="preserve">the</w:t>
-      </w:r>
-      <w:r>
-        <w:t xml:space="preserve"> </w:t>
-      </w:r>
-      <w:r>
-        <w:rPr>
-          <w:b/>
-        </w:rPr>
-        <w:t xml:space="preserve">🔮 Recommended figures</w:t>
-      </w:r>
-      <w:r>
-        <w:t xml:space="preserve"> </w:t>
-      </w:r>
-      <w:r>
-        <w:t xml:space="preserve">expander above the figure.</w:t>
-      </w:r>
-    </w:p>
-    <w:p>
-      <w:pPr>
-        <w:pStyle w:val="FirstParagraph"/>
-      </w:pPr>
-      <w:r>
-        <w:t xml:space="preserve">Recommendations are</w:t>
-      </w:r>
-      <w:r>
-        <w:t xml:space="preserve"> </w:t>
-      </w:r>
-      <w:r>
-        <w:rPr>
-          <w:b/>
-        </w:rPr>
-        <w:t xml:space="preserve">advisory</w:t>
-      </w:r>
-      <w:r>
-        <w:t xml:space="preserve">. The score is a rule-based heuristic on the table’s shape, not a measure of scientific appropriateness. You remain responsible for choosing what the figure should show.</w:t>
-      </w:r>
-    </w:p>
-    <w:p>
-      <w:pPr>
-        <w:pStyle w:val="Heading2"/>
-      </w:pPr>
-      <w:bookmarkStart w:id="37" w:name="run-statistics"/>
-      <w:r>
-        <w:t xml:space="preserve">7. Run statistics</w:t>
-      </w:r>
-      <w:bookmarkEnd w:id="37"/>
-    </w:p>
-    <w:p>
-      <w:pPr>
-        <w:pStyle w:val="FirstParagraph"/>
-      </w:pPr>
-      <w:r>
-        <w:t xml:space="preserve">Example:</w:t>
-      </w:r>
-      <w:r>
-        <w:t xml:space="preserve"> </w:t>
-      </w:r>
-      <w:r>
-        <w:rPr>
-          <w:b/>
-        </w:rPr>
-        <w:t xml:space="preserve">Box / violin plot with points</w:t>
-      </w:r>
-      <w:r>
-        <w:t xml:space="preserve"> </w:t>
-      </w:r>
-      <w:r>
-        <w:t xml:space="preserve">(bundled). In</w:t>
-      </w:r>
-      <w:r>
-        <w:t xml:space="preserve"> </w:t>
-      </w:r>
-      <w:r>
-        <w:rPr>
-          <w:b/>
-        </w:rPr>
-        <w:t xml:space="preserve">6. Statistics</w:t>
-      </w:r>
-      <w:r>
-        <w:t xml:space="preserve"> </w:t>
-      </w:r>
-      <w:r>
-        <w:t xml:space="preserve">(desktop: tick the group box, then</w:t>
-      </w:r>
-      <w:r>
-        <w:t xml:space="preserve"> </w:t>
-      </w:r>
-      <w:r>
-        <w:rPr>
-          <w:b/>
-        </w:rPr>
-        <w:t xml:space="preserve">Enable statistics</w:t>
-      </w:r>
-      <w:r>
-        <w:t xml:space="preserve">; browser:</w:t>
-      </w:r>
-      <w:r>
-        <w:t xml:space="preserve"> </w:t>
-      </w:r>
-      <w:r>
-        <w:rPr>
-          <w:b/>
-        </w:rPr>
-        <w:t xml:space="preserve">Statistical tests &amp; annotations</w:t>
-      </w:r>
-      <w:r>
-        <w:t xml:space="preserve"> </w:t>
-      </w:r>
-      <w:r>
-        <w:t xml:space="preserve">expander):</w:t>
-      </w:r>
-    </w:p>
-    <w:p>
-      <w:pPr>
         <w:numPr>
           <w:ilvl w:val="0"/>
           <w:numId w:val="1006"/>
         </w:numPr>
+      </w:pPr>
+      <w:r>
+        <w:rPr>
+          <w:b/>
+          <w:bCs/>
+        </w:rPr>
+        <w:t xml:space="preserve">Test</w:t>
+      </w:r>
+      <w:r>
+        <w:t xml:space="preserve"> </w:t>
+      </w:r>
+      <w:r>
+        <w:t xml:space="preserve">— e.g. </w:t>
+      </w:r>
+      <w:r>
+        <w:rPr>
+          <w:i/>
+          <w:iCs/>
+        </w:rPr>
+        <w:t xml:space="preserve">Welch’s t-test</w:t>
+      </w:r>
+      <w:r>
+        <w:t xml:space="preserve">. Eighteen methods are available (t-tests, Mann-Whitney, Wilcoxon, ANOVA variants, Kruskal-Wallis, Dunn, chi-square, Fisher, log-rank, Cox, Pearson, Spearman, linear regression, GLM).</w:t>
+      </w:r>
+      <w:r>
+        <w:t xml:space="preserve"> </w:t>
+      </w:r>
+      <w:r>
+        <w:rPr>
+          <w:i/>
+          <w:iCs/>
+        </w:rPr>
+        <w:t xml:space="preserve">Auto-suggest</w:t>
+      </w:r>
+      <w:r>
+        <w:t xml:space="preserve"> </w:t>
+      </w:r>
+      <w:r>
+        <w:t xml:space="preserve">proposes one from the mapping; it is a suggestion, not a decision.</w:t>
+      </w:r>
+    </w:p>
+    <w:p>
+      <w:pPr>
         <w:pStyle w:val="Compact"/>
-      </w:pPr>
-      <w:r>
-        <w:rPr>
-          <w:b/>
-        </w:rPr>
-        <w:t xml:space="preserve">Test</w:t>
-      </w:r>
-      <w:r>
-        <w:t xml:space="preserve"> </w:t>
-      </w:r>
-      <w:r>
-        <w:t xml:space="preserve">— e.g. </w:t>
-      </w:r>
-      <w:r>
-        <w:rPr>
-          <w:i/>
-        </w:rPr>
-        <w:t xml:space="preserve">Welch’s t-test</w:t>
-      </w:r>
-      <w:r>
-        <w:t xml:space="preserve">. Eighteen methods are available (t-tests, Mann-Whitney, Wilcoxon, ANOVA variants, Kruskal-Wallis, Dunn, chi-square, Fisher, log-rank, Cox, Pearson, Spearman, linear regression, GLM).</w:t>
-      </w:r>
-      <w:r>
-        <w:t xml:space="preserve"> </w:t>
-      </w:r>
-      <w:r>
-        <w:rPr>
-          <w:i/>
-        </w:rPr>
-        <w:t xml:space="preserve">Auto-suggest</w:t>
-      </w:r>
-      <w:r>
-        <w:t xml:space="preserve"> </w:t>
-      </w:r>
-      <w:r>
-        <w:t xml:space="preserve">proposes one from the mapping; it is a suggestion, not a decision.</w:t>
-      </w:r>
-    </w:p>
-    <w:p>
-      <w:pPr>
         <w:numPr>
           <w:ilvl w:val="0"/>
           <w:numId w:val="1006"/>
         </w:numPr>
+      </w:pPr>
+      <w:r>
+        <w:rPr>
+          <w:b/>
+          <w:bCs/>
+        </w:rPr>
+        <w:t xml:space="preserve">Comparison</w:t>
+      </w:r>
+      <w:r>
+        <w:t xml:space="preserve"> </w:t>
+      </w:r>
+      <w:r>
+        <w:t xml:space="preserve">— all groups pairwise, compare to a control, within each x category, selected pairs, or omnibus only.</w:t>
+      </w:r>
+    </w:p>
+    <w:p>
+      <w:pPr>
         <w:pStyle w:val="Compact"/>
-      </w:pPr>
-      <w:r>
-        <w:rPr>
-          <w:b/>
-        </w:rPr>
-        <w:t xml:space="preserve">Comparison</w:t>
-      </w:r>
-      <w:r>
-        <w:t xml:space="preserve"> </w:t>
-      </w:r>
-      <w:r>
-        <w:t xml:space="preserve">— all groups pairwise, compare to a control, within each x category, selected pairs, or omnibus only.</w:t>
-      </w:r>
-    </w:p>
-    <w:p>
-      <w:pPr>
         <w:numPr>
           <w:ilvl w:val="0"/>
           <w:numId w:val="1006"/>
         </w:numPr>
+      </w:pPr>
+      <w:r>
+        <w:rPr>
+          <w:b/>
+          <w:bCs/>
+        </w:rPr>
+        <w:t xml:space="preserve">Correction</w:t>
+      </w:r>
+      <w:r>
+        <w:t xml:space="preserve"> </w:t>
+      </w:r>
+      <w:r>
+        <w:t xml:space="preserve">— Benjamini–Hochberg FDR, Bonferroni, Holm, or none.</w:t>
+      </w:r>
+    </w:p>
+    <w:p>
+      <w:pPr>
         <w:pStyle w:val="Compact"/>
-      </w:pPr>
-      <w:r>
-        <w:rPr>
-          <w:b/>
-        </w:rPr>
-        <w:t xml:space="preserve">Correction</w:t>
-      </w:r>
-      <w:r>
-        <w:t xml:space="preserve"> </w:t>
-      </w:r>
-      <w:r>
-        <w:t xml:space="preserve">— Benjamini–Hochberg FDR, Bonferroni, Holm, or none.</w:t>
-      </w:r>
-    </w:p>
-    <w:p>
-      <w:pPr>
         <w:numPr>
           <w:ilvl w:val="0"/>
           <w:numId w:val="1006"/>
         </w:numPr>
+      </w:pPr>
+      <w:r>
+        <w:rPr>
+          <w:b/>
+          <w:bCs/>
+        </w:rPr>
+        <w:t xml:space="preserve">Annotation shows / placement</w:t>
+      </w:r>
+      <w:r>
+        <w:t xml:space="preserve"> </w:t>
+      </w:r>
+      <w:r>
+        <w:t xml:space="preserve">— stars, exact p, adjusted p, statistic, effect size…; brackets between compared groups, or one label above each bar when comparing to a control.</w:t>
+      </w:r>
+    </w:p>
+    <w:p>
+      <w:pPr>
         <w:pStyle w:val="Compact"/>
-      </w:pPr>
-      <w:r>
-        <w:rPr>
-          <w:b/>
-        </w:rPr>
-        <w:t xml:space="preserve">Annotation shows / placement</w:t>
-      </w:r>
-      <w:r>
-        <w:t xml:space="preserve"> </w:t>
-      </w:r>
-      <w:r>
-        <w:t xml:space="preserve">— stars, exact p, adjusted p, statistic, effect size…; brackets between compared groups, or one label above each bar when comparing to a control.</w:t>
-      </w:r>
-    </w:p>
-    <w:p>
-      <w:pPr>
         <w:numPr>
           <w:ilvl w:val="0"/>
           <w:numId w:val="1006"/>
         </w:numPr>
-        <w:pStyle w:val="Compact"/>
-      </w:pPr>
-      <w:r>
-        <w:rPr>
-          <w:b/>
+      </w:pPr>
+      <w:r>
+        <w:rPr>
+          <w:b/>
+          <w:bCs/>
         </w:rPr>
         <w:t xml:space="preserve">Run statistics.</w:t>
       </w:r>
@@ -3006,6 +3225,7 @@
       <w:r>
         <w:rPr>
           <w:b/>
+          <w:bCs/>
         </w:rPr>
         <w:t xml:space="preserve">method sentence</w:t>
       </w:r>
@@ -3025,18 +3245,18 @@
           <wp:inline>
             <wp:extent cx="5334000" cy="7455277"/>
             <wp:effectExtent b="0" l="0" r="0" t="0"/>
-            <wp:docPr descr="The Statistics panel after Run statistics on the box/violin example: Welch’s t-test, all pairs, BH correction, results table and method sentence." title="" id="1" name="Picture"/>
+            <wp:docPr descr="The Statistics panel after Run statistics on the box/violin example: Welch’s t-test, all pairs, BH correction, results table and method sentence." title="" id="42" name="Picture"/>
             <a:graphic>
               <a:graphicData uri="http://schemas.openxmlformats.org/drawingml/2006/picture">
                 <pic:pic>
                   <pic:nvPicPr>
-                    <pic:cNvPr descr="../assets/screenshots/desktop_05_statistics.png" id="0" name="Picture"/>
+                    <pic:cNvPr descr="../assets/screenshots/desktop_05_statistics.png" id="43" name="Picture"/>
                     <pic:cNvPicPr>
                       <a:picLocks noChangeArrowheads="1" noChangeAspect="1"/>
                     </pic:cNvPicPr>
                   </pic:nvPicPr>
                   <pic:blipFill>
-                    <a:blip r:embed="rId38"/>
+                    <a:blip r:embed="rId41"/>
                     <a:stretch>
                       <a:fillRect/>
                     </a:stretch>
@@ -3078,6 +3298,7 @@
       <w:r>
         <w:rPr>
           <w:b/>
+          <w:bCs/>
         </w:rPr>
         <w:t xml:space="preserve">Warning:</w:t>
       </w:r>
@@ -3088,15 +3309,15 @@
         <w:t xml:space="preserve">the program performs the calculation you request. It does not verify that a test suits your design. Check assumptions (independence, pairing, distribution) before you rely on a result.</w:t>
       </w:r>
     </w:p>
+    <w:bookmarkEnd w:id="44"/>
+    <w:bookmarkStart w:id="48" w:name="matrix-workflow"/>
     <w:p>
       <w:pPr>
         <w:pStyle w:val="Heading2"/>
       </w:pPr>
-      <w:bookmarkStart w:id="39" w:name="matrix-workflow"/>
       <w:r>
         <w:t xml:space="preserve">8. Matrix workflow</w:t>
       </w:r>
-      <w:bookmarkEnd w:id="39"/>
     </w:p>
     <w:p>
       <w:pPr>
@@ -3111,6 +3332,7 @@
       <w:r>
         <w:rPr>
           <w:b/>
+          <w:bCs/>
         </w:rPr>
         <w:t xml:space="preserve">🧮 Matrix workflow…</w:t>
       </w:r>
@@ -3126,6 +3348,7 @@
       <w:r>
         <w:rPr>
           <w:b/>
+          <w:bCs/>
         </w:rPr>
         <w:t xml:space="preserve">Workflow → Matrix workflow (guided)</w:t>
       </w:r>
@@ -3145,18 +3368,18 @@
           <wp:inline>
             <wp:extent cx="5334000" cy="3276600"/>
             <wp:effectExtent b="0" l="0" r="0" t="0"/>
-            <wp:docPr descr="Matrix workflow, step ① Map columns: feature ID column, value columns, and the value scale you confirm before anything is plotted." title="" id="1" name="Picture"/>
+            <wp:docPr descr="Matrix workflow, step ① Map columns: feature ID column, value columns, and the value scale you confirm before anything is plotted." title="" id="46" name="Picture"/>
             <a:graphic>
               <a:graphicData uri="http://schemas.openxmlformats.org/drawingml/2006/picture">
                 <pic:pic>
                   <pic:nvPicPr>
-                    <pic:cNvPr descr="../assets/screenshots/desktop_06_matrix_workflow_mapping.png" id="0" name="Picture"/>
+                    <pic:cNvPr descr="../assets/screenshots/desktop_06_matrix_workflow_mapping.png" id="47" name="Picture"/>
                     <pic:cNvPicPr>
                       <a:picLocks noChangeArrowheads="1" noChangeAspect="1"/>
                     </pic:cNvPicPr>
                   </pic:nvPicPr>
                   <pic:blipFill>
-                    <a:blip r:embed="rId40"/>
+                    <a:blip r:embed="rId45"/>
                     <a:stretch>
                       <a:fillRect/>
                     </a:stretch>
@@ -3193,414 +3416,437 @@
     </w:p>
     <w:p>
       <w:pPr>
+        <w:pStyle w:val="Compact"/>
         <w:numPr>
           <w:ilvl w:val="0"/>
           <w:numId w:val="1007"/>
         </w:numPr>
+      </w:pPr>
+      <w:r>
+        <w:rPr>
+          <w:b/>
+          <w:bCs/>
+        </w:rPr>
+        <w:t xml:space="preserve">① Map columns</w:t>
+      </w:r>
+      <w:r>
+        <w:t xml:space="preserve"> </w:t>
+      </w:r>
+      <w:r>
+        <w:t xml:space="preserve">— the feature ID column, optional display column, the</w:t>
+      </w:r>
+      <w:r>
+        <w:t xml:space="preserve"> </w:t>
+      </w:r>
+      <w:r>
+        <w:rPr>
+          <w:b/>
+          <w:bCs/>
+        </w:rPr>
+        <w:t xml:space="preserve">value (sample) columns</w:t>
+      </w:r>
+      <w:r>
+        <w:t xml:space="preserve">, and the</w:t>
+      </w:r>
+      <w:r>
+        <w:t xml:space="preserve"> </w:t>
+      </w:r>
+      <w:r>
+        <w:rPr>
+          <w:b/>
+          <w:bCs/>
+        </w:rPr>
+        <w:t xml:space="preserve">value scale</w:t>
+      </w:r>
+      <w:r>
+        <w:t xml:space="preserve"> </w:t>
+      </w:r>
+      <w:r>
+        <w:t xml:space="preserve">(</w:t>
+      </w:r>
+      <w:r>
+        <w:rPr>
+          <w:rStyle w:val="VerbatimChar"/>
+        </w:rPr>
+        <w:t xml:space="preserve">normalized</w:t>
+      </w:r>
+      <w:r>
+        <w:t xml:space="preserve">,</w:t>
+      </w:r>
+      <w:r>
+        <w:t xml:space="preserve"> </w:t>
+      </w:r>
+      <w:r>
+        <w:rPr>
+          <w:rStyle w:val="VerbatimChar"/>
+        </w:rPr>
+        <w:t xml:space="preserve">log_normalized</w:t>
+      </w:r>
+      <w:r>
+        <w:t xml:space="preserve">,</w:t>
+      </w:r>
+      <w:r>
+        <w:t xml:space="preserve"> </w:t>
+      </w:r>
+      <w:r>
+        <w:rPr>
+          <w:rStyle w:val="VerbatimChar"/>
+        </w:rPr>
+        <w:t xml:space="preserve">raw_numeric</w:t>
+      </w:r>
+      <w:r>
+        <w:t xml:space="preserve">, or</w:t>
+      </w:r>
+      <w:r>
+        <w:t xml:space="preserve"> </w:t>
+      </w:r>
+      <w:r>
+        <w:rPr>
+          <w:rStyle w:val="VerbatimChar"/>
+        </w:rPr>
+        <w:t xml:space="preserve">unknown_user_confirmed</w:t>
+      </w:r>
+      <w:r>
+        <w:t xml:space="preserve">). Numeric annotation columns are left unselected until you tick them. Click</w:t>
+      </w:r>
+      <w:r>
+        <w:t xml:space="preserve"> </w:t>
+      </w:r>
+      <w:r>
+        <w:rPr>
+          <w:b/>
+          <w:bCs/>
+        </w:rPr>
+        <w:t xml:space="preserve">Confirm mapping</w:t>
+      </w:r>
+      <w:r>
+        <w:t xml:space="preserve">.</w:t>
+      </w:r>
+    </w:p>
+    <w:p>
+      <w:pPr>
         <w:pStyle w:val="Compact"/>
-      </w:pPr>
-      <w:r>
-        <w:rPr>
-          <w:b/>
-        </w:rPr>
-        <w:t xml:space="preserve">① Map columns</w:t>
-      </w:r>
-      <w:r>
-        <w:t xml:space="preserve"> </w:t>
-      </w:r>
-      <w:r>
-        <w:t xml:space="preserve">— the feature ID column, optional display column, the</w:t>
-      </w:r>
-      <w:r>
-        <w:t xml:space="preserve"> </w:t>
-      </w:r>
-      <w:r>
-        <w:rPr>
-          <w:b/>
-        </w:rPr>
-        <w:t xml:space="preserve">value (sample) columns</w:t>
-      </w:r>
-      <w:r>
-        <w:t xml:space="preserve">, and the</w:t>
-      </w:r>
-      <w:r>
-        <w:t xml:space="preserve"> </w:t>
-      </w:r>
-      <w:r>
-        <w:rPr>
-          <w:b/>
-        </w:rPr>
-        <w:t xml:space="preserve">value scale</w:t>
-      </w:r>
-      <w:r>
-        <w:t xml:space="preserve"> </w:t>
-      </w:r>
-      <w:r>
-        <w:t xml:space="preserve">(</w:t>
-      </w:r>
-      <w:r>
-        <w:rPr>
-          <w:rStyle w:val="VerbatimChar"/>
-        </w:rPr>
-        <w:t xml:space="preserve">normalized</w:t>
-      </w:r>
-      <w:r>
-        <w:t xml:space="preserve">,</w:t>
-      </w:r>
-      <w:r>
-        <w:t xml:space="preserve"> </w:t>
-      </w:r>
-      <w:r>
-        <w:rPr>
-          <w:rStyle w:val="VerbatimChar"/>
-        </w:rPr>
-        <w:t xml:space="preserve">log_normalized</w:t>
-      </w:r>
-      <w:r>
-        <w:t xml:space="preserve">,</w:t>
-      </w:r>
-      <w:r>
-        <w:t xml:space="preserve"> </w:t>
-      </w:r>
-      <w:r>
-        <w:rPr>
-          <w:rStyle w:val="VerbatimChar"/>
-        </w:rPr>
-        <w:t xml:space="preserve">raw_numeric</w:t>
-      </w:r>
-      <w:r>
-        <w:t xml:space="preserve">, or</w:t>
-      </w:r>
-      <w:r>
-        <w:t xml:space="preserve"> </w:t>
-      </w:r>
-      <w:r>
-        <w:rPr>
-          <w:rStyle w:val="VerbatimChar"/>
-        </w:rPr>
-        <w:t xml:space="preserve">unknown_user_confirmed</w:t>
-      </w:r>
-      <w:r>
-        <w:t xml:space="preserve">). Numeric annotation columns are left unselected until you tick them. Click</w:t>
-      </w:r>
-      <w:r>
-        <w:t xml:space="preserve"> </w:t>
-      </w:r>
-      <w:r>
-        <w:rPr>
-          <w:b/>
-        </w:rPr>
-        <w:t xml:space="preserve">Confirm mapping</w:t>
-      </w:r>
-      <w:r>
-        <w:t xml:space="preserve">.</w:t>
-      </w:r>
-    </w:p>
-    <w:p>
-      <w:pPr>
         <w:numPr>
           <w:ilvl w:val="0"/>
           <w:numId w:val="1007"/>
         </w:numPr>
+      </w:pPr>
+      <w:r>
+        <w:rPr>
+          <w:b/>
+          <w:bCs/>
+        </w:rPr>
+        <w:t xml:space="preserve">② Define groups</w:t>
+      </w:r>
+      <w:r>
+        <w:t xml:space="preserve"> </w:t>
+      </w:r>
+      <w:r>
+        <w:t xml:space="preserve">— upload a metadata file, take one from another worksheet, or type a group per sample column; then</w:t>
+      </w:r>
+      <w:r>
+        <w:t xml:space="preserve"> </w:t>
+      </w:r>
+      <w:r>
+        <w:rPr>
+          <w:b/>
+          <w:bCs/>
+        </w:rPr>
+        <w:t xml:space="preserve">Confirm groups</w:t>
+      </w:r>
+      <w:r>
+        <w:t xml:space="preserve">.</w:t>
+      </w:r>
+    </w:p>
+    <w:p>
+      <w:pPr>
         <w:pStyle w:val="Compact"/>
-      </w:pPr>
-      <w:r>
-        <w:rPr>
-          <w:b/>
-        </w:rPr>
-        <w:t xml:space="preserve">② Define groups</w:t>
-      </w:r>
-      <w:r>
-        <w:t xml:space="preserve"> </w:t>
-      </w:r>
-      <w:r>
-        <w:t xml:space="preserve">— upload a metadata file, take one from another worksheet, or type a group per sample column; then</w:t>
-      </w:r>
-      <w:r>
-        <w:t xml:space="preserve"> </w:t>
-      </w:r>
-      <w:r>
-        <w:rPr>
-          <w:b/>
-        </w:rPr>
-        <w:t xml:space="preserve">Confirm groups</w:t>
-      </w:r>
-      <w:r>
-        <w:t xml:space="preserve">.</w:t>
-      </w:r>
-    </w:p>
-    <w:p>
-      <w:pPr>
         <w:numPr>
           <w:ilvl w:val="0"/>
           <w:numId w:val="1007"/>
         </w:numPr>
+      </w:pPr>
+      <w:r>
+        <w:rPr>
+          <w:b/>
+          <w:bCs/>
+        </w:rPr>
+        <w:t xml:space="preserve">③ Preprocess (raw-like)</w:t>
+      </w:r>
+      <w:r>
+        <w:t xml:space="preserve"> </w:t>
+      </w:r>
+      <w:r>
+        <w:t xml:space="preserve">— optional, for raw-like data:</w:t>
+      </w:r>
+      <w:r>
+        <w:t xml:space="preserve"> </w:t>
+      </w:r>
+      <w:r>
+        <w:rPr>
+          <w:b/>
+          <w:bCs/>
+        </w:rPr>
+        <w:t xml:space="preserve">Run diagnostics</w:t>
+      </w:r>
+      <w:r>
+        <w:t xml:space="preserve"> </w:t>
+      </w:r>
+      <w:r>
+        <w:t xml:space="preserve">(suspected data type, skew, zeros, negatives), preview a</w:t>
+      </w:r>
+      <w:r>
+        <w:t xml:space="preserve"> </w:t>
+      </w:r>
+      <w:r>
+        <w:rPr>
+          <w:b/>
+          <w:bCs/>
+        </w:rPr>
+        <w:t xml:space="preserve">QC plot</w:t>
+      </w:r>
+      <w:r>
+        <w:t xml:space="preserve">, pick one of the</w:t>
+      </w:r>
+      <w:r>
+        <w:t xml:space="preserve"> </w:t>
+      </w:r>
+      <w:r>
+        <w:rPr>
+          <w:b/>
+          <w:bCs/>
+        </w:rPr>
+        <w:t xml:space="preserve">recommended preprocessing</w:t>
+      </w:r>
+      <w:r>
+        <w:t xml:space="preserve"> </w:t>
+      </w:r>
+      <w:r>
+        <w:t xml:space="preserve">recipes (e.g. </w:t>
+      </w:r>
+      <w:r>
+        <w:rPr>
+          <w:i/>
+          <w:iCs/>
+        </w:rPr>
+        <w:t xml:space="preserve">Total-sum normalize → log2 → z-score</w:t>
+      </w:r>
+      <w:r>
+        <w:t xml:space="preserve">; nothing is applied automatically), then</w:t>
+      </w:r>
+      <w:r>
+        <w:t xml:space="preserve"> </w:t>
+      </w:r>
+      <w:r>
+        <w:rPr>
+          <w:b/>
+          <w:bCs/>
+        </w:rPr>
+        <w:t xml:space="preserve">Apply preprocessing → use processed matrix</w:t>
+      </w:r>
+      <w:r>
+        <w:t xml:space="preserve">. Each step is recorded; the original matrix is never modified;</w:t>
+      </w:r>
+      <w:r>
+        <w:t xml:space="preserve"> </w:t>
+      </w:r>
+      <w:r>
+        <w:rPr>
+          <w:b/>
+          <w:bCs/>
+        </w:rPr>
+        <w:t xml:space="preserve">Save before/after QC report…</w:t>
+      </w:r>
+      <w:r>
+        <w:t xml:space="preserve"> </w:t>
+      </w:r>
+      <w:r>
+        <w:t xml:space="preserve">writes the report.</w:t>
+      </w:r>
+    </w:p>
+    <w:p>
+      <w:pPr>
         <w:pStyle w:val="Compact"/>
-      </w:pPr>
-      <w:r>
-        <w:rPr>
-          <w:b/>
-        </w:rPr>
-        <w:t xml:space="preserve">③ Preprocess (raw-like)</w:t>
-      </w:r>
-      <w:r>
-        <w:t xml:space="preserve"> </w:t>
-      </w:r>
-      <w:r>
-        <w:t xml:space="preserve">— optional, for raw-like data:</w:t>
-      </w:r>
-      <w:r>
-        <w:t xml:space="preserve"> </w:t>
-      </w:r>
-      <w:r>
-        <w:rPr>
-          <w:b/>
-        </w:rPr>
-        <w:t xml:space="preserve">Run diagnostics</w:t>
-      </w:r>
-      <w:r>
-        <w:t xml:space="preserve"> </w:t>
-      </w:r>
-      <w:r>
-        <w:t xml:space="preserve">(suspected data type, skew, zeros, negatives), preview a</w:t>
-      </w:r>
-      <w:r>
-        <w:t xml:space="preserve"> </w:t>
-      </w:r>
-      <w:r>
-        <w:rPr>
-          <w:b/>
-        </w:rPr>
-        <w:t xml:space="preserve">QC plot</w:t>
-      </w:r>
-      <w:r>
-        <w:t xml:space="preserve">, pick one of the</w:t>
-      </w:r>
-      <w:r>
-        <w:t xml:space="preserve"> </w:t>
-      </w:r>
-      <w:r>
-        <w:rPr>
-          <w:b/>
-        </w:rPr>
-        <w:t xml:space="preserve">recommended preprocessing</w:t>
-      </w:r>
-      <w:r>
-        <w:t xml:space="preserve"> </w:t>
-      </w:r>
-      <w:r>
-        <w:t xml:space="preserve">recipes (e.g. </w:t>
-      </w:r>
-      <w:r>
-        <w:rPr>
-          <w:i/>
-        </w:rPr>
-        <w:t xml:space="preserve">Total-sum normalize → log2 → z-score</w:t>
-      </w:r>
-      <w:r>
-        <w:t xml:space="preserve">; nothing is applied automatically), then</w:t>
-      </w:r>
-      <w:r>
-        <w:t xml:space="preserve"> </w:t>
-      </w:r>
-      <w:r>
-        <w:rPr>
-          <w:b/>
-        </w:rPr>
-        <w:t xml:space="preserve">Apply preprocessing → use processed matrix</w:t>
-      </w:r>
-      <w:r>
-        <w:t xml:space="preserve">. Each step is recorded; the original matrix is never modified;</w:t>
-      </w:r>
-      <w:r>
-        <w:t xml:space="preserve"> </w:t>
-      </w:r>
-      <w:r>
-        <w:rPr>
-          <w:b/>
-        </w:rPr>
-        <w:t xml:space="preserve">Save before/after QC report…</w:t>
-      </w:r>
-      <w:r>
-        <w:t xml:space="preserve"> </w:t>
-      </w:r>
-      <w:r>
-        <w:t xml:space="preserve">writes the report.</w:t>
-      </w:r>
-    </w:p>
-    <w:p>
-      <w:pPr>
         <w:numPr>
           <w:ilvl w:val="0"/>
           <w:numId w:val="1007"/>
         </w:numPr>
+      </w:pPr>
+      <w:r>
+        <w:rPr>
+          <w:b/>
+          <w:bCs/>
+        </w:rPr>
+        <w:t xml:space="preserve">④ Validation</w:t>
+      </w:r>
+      <w:r>
+        <w:t xml:space="preserve"> </w:t>
+      </w:r>
+      <w:r>
+        <w:t xml:space="preserve">— a report of the confirmed mapping and groups (features, samples, groups, missing values, duplicate ids) with warnings or</w:t>
+      </w:r>
+      <w:r>
+        <w:t xml:space="preserve"> </w:t>
+      </w:r>
+      <w:r>
+        <w:rPr>
+          <w:i/>
+          <w:iCs/>
+        </w:rPr>
+        <w:t xml:space="preserve">✓ Validation passed</w:t>
+      </w:r>
+      <w:r>
+        <w:t xml:space="preserve">.</w:t>
+      </w:r>
+    </w:p>
+    <w:p>
+      <w:pPr>
         <w:pStyle w:val="Compact"/>
-      </w:pPr>
-      <w:r>
-        <w:rPr>
-          <w:b/>
-        </w:rPr>
-        <w:t xml:space="preserve">④ Validation</w:t>
-      </w:r>
-      <w:r>
-        <w:t xml:space="preserve"> </w:t>
-      </w:r>
-      <w:r>
-        <w:t xml:space="preserve">— a report of the confirmed mapping and groups (features, samples, groups, missing values, duplicate ids) with warnings or</w:t>
-      </w:r>
-      <w:r>
-        <w:t xml:space="preserve"> </w:t>
-      </w:r>
-      <w:r>
-        <w:rPr>
-          <w:i/>
-        </w:rPr>
-        <w:t xml:space="preserve">✓ Validation passed</w:t>
-      </w:r>
-      <w:r>
-        <w:t xml:space="preserve">.</w:t>
-      </w:r>
-    </w:p>
-    <w:p>
-      <w:pPr>
         <w:numPr>
           <w:ilvl w:val="0"/>
           <w:numId w:val="1007"/>
         </w:numPr>
+      </w:pPr>
+      <w:r>
+        <w:rPr>
+          <w:b/>
+          <w:bCs/>
+        </w:rPr>
+        <w:t xml:space="preserve">⑤ Recommend &amp; generate</w:t>
+      </w:r>
+      <w:r>
+        <w:t xml:space="preserve"> </w:t>
+      </w:r>
+      <w:r>
+        <w:t xml:space="preserve">— an optional two-group</w:t>
+      </w:r>
+      <w:r>
+        <w:t xml:space="preserve"> </w:t>
+      </w:r>
+      <w:r>
+        <w:rPr>
+          <w:b/>
+          <w:bCs/>
+        </w:rPr>
+        <w:t xml:space="preserve">differential summary</w:t>
+      </w:r>
+      <w:r>
+        <w:t xml:space="preserve"> </w:t>
+      </w:r>
+      <w:r>
+        <w:t xml:space="preserve">(test, correction, groups A/B), then recommended plots (heatmap, PCA, box plots, volcano/MA once a summary exists) with</w:t>
+      </w:r>
+      <w:r>
+        <w:t xml:space="preserve"> </w:t>
+      </w:r>
+      <w:r>
+        <w:rPr>
+          <w:b/>
+          <w:bCs/>
+        </w:rPr>
+        <w:t xml:space="preserve">Quick preview</w:t>
+      </w:r>
+      <w:r>
+        <w:t xml:space="preserve"> </w:t>
+      </w:r>
+      <w:r>
+        <w:t xml:space="preserve">and</w:t>
+      </w:r>
+      <w:r>
+        <w:t xml:space="preserve"> </w:t>
+      </w:r>
+      <w:r>
+        <w:rPr>
+          <w:b/>
+          <w:bCs/>
+        </w:rPr>
+        <w:t xml:space="preserve">Open in plot editor</w:t>
+      </w:r>
+      <w:r>
+        <w:t xml:space="preserve">, which hands the derived table to the full editor with its provenance.</w:t>
+      </w:r>
+    </w:p>
+    <w:bookmarkEnd w:id="48"/>
+    <w:bookmarkStart w:id="58" w:name="save-a-figure-preset"/>
+    <w:p>
+      <w:pPr>
+        <w:pStyle w:val="Heading2"/>
+      </w:pPr>
+      <w:r>
+        <w:t xml:space="preserve">9. Save a Figure preset</w:t>
+      </w:r>
+    </w:p>
+    <w:p>
+      <w:pPr>
+        <w:pStyle w:val="FirstParagraph"/>
+      </w:pPr>
+      <w:r>
+        <w:t xml:space="preserve">A</w:t>
+      </w:r>
+      <w:r>
+        <w:t xml:space="preserve"> </w:t>
+      </w:r>
+      <w:r>
+        <w:rPr>
+          <w:b/>
+          <w:bCs/>
+        </w:rPr>
+        <w:t xml:space="preserve">Figure preset</w:t>
+      </w:r>
+      <w:r>
+        <w:t xml:space="preserve"> </w:t>
+      </w:r>
+      <w:r>
+        <w:t xml:space="preserve">is your configuration without your data. Configure a figure once, save the preset, and apply it to a new dataset of the same plot type later.</w:t>
+      </w:r>
+    </w:p>
+    <w:p>
+      <w:pPr>
         <w:pStyle w:val="Compact"/>
-      </w:pPr>
-      <w:r>
-        <w:rPr>
-          <w:b/>
-        </w:rPr>
-        <w:t xml:space="preserve">⑤ Recommend &amp; generate</w:t>
-      </w:r>
-      <w:r>
-        <w:t xml:space="preserve"> </w:t>
-      </w:r>
-      <w:r>
-        <w:t xml:space="preserve">— an optional two-group</w:t>
-      </w:r>
-      <w:r>
-        <w:t xml:space="preserve"> </w:t>
-      </w:r>
-      <w:r>
-        <w:rPr>
-          <w:b/>
-        </w:rPr>
-        <w:t xml:space="preserve">differential summary</w:t>
-      </w:r>
-      <w:r>
-        <w:t xml:space="preserve"> </w:t>
-      </w:r>
-      <w:r>
-        <w:t xml:space="preserve">(test, correction, groups A/B), then recommended plots (heatmap, PCA, box plots, volcano/MA once a summary exists) with</w:t>
-      </w:r>
-      <w:r>
-        <w:t xml:space="preserve"> </w:t>
-      </w:r>
-      <w:r>
-        <w:rPr>
-          <w:b/>
-        </w:rPr>
-        <w:t xml:space="preserve">Quick preview</w:t>
-      </w:r>
-      <w:r>
-        <w:t xml:space="preserve"> </w:t>
-      </w:r>
-      <w:r>
-        <w:t xml:space="preserve">and</w:t>
-      </w:r>
-      <w:r>
-        <w:t xml:space="preserve"> </w:t>
-      </w:r>
-      <w:r>
-        <w:rPr>
-          <w:b/>
-        </w:rPr>
-        <w:t xml:space="preserve">Open in plot editor</w:t>
-      </w:r>
-      <w:r>
-        <w:t xml:space="preserve">, which hands the derived table to the full editor with its provenance.</w:t>
-      </w:r>
-    </w:p>
-    <w:p>
-      <w:pPr>
-        <w:pStyle w:val="Heading2"/>
-      </w:pPr>
-      <w:bookmarkStart w:id="41" w:name="save-a-figure-preset"/>
-      <w:r>
-        <w:t xml:space="preserve">9. Save a Figure preset</w:t>
-      </w:r>
-      <w:bookmarkEnd w:id="41"/>
-    </w:p>
-    <w:p>
-      <w:pPr>
-        <w:pStyle w:val="FirstParagraph"/>
-      </w:pPr>
-      <w:r>
-        <w:t xml:space="preserve">A</w:t>
-      </w:r>
-      <w:r>
-        <w:t xml:space="preserve"> </w:t>
-      </w:r>
-      <w:r>
-        <w:rPr>
-          <w:b/>
-        </w:rPr>
-        <w:t xml:space="preserve">Figure preset</w:t>
-      </w:r>
-      <w:r>
-        <w:t xml:space="preserve"> </w:t>
-      </w:r>
-      <w:r>
-        <w:t xml:space="preserve">is your configuration without your data. Configure a figure once, save the preset, and apply it to a new dataset of the same plot type later.</w:t>
-      </w:r>
-    </w:p>
-    <w:p>
-      <w:pPr>
         <w:numPr>
           <w:ilvl w:val="0"/>
           <w:numId w:val="1008"/>
         </w:numPr>
+      </w:pPr>
+      <w:r>
+        <w:rPr>
+          <w:b/>
+          <w:bCs/>
+        </w:rPr>
+        <w:t xml:space="preserve">Figure style only</w:t>
+      </w:r>
+      <w:r>
+        <w:t xml:space="preserve"> </w:t>
+      </w:r>
+      <w:r>
+        <w:t xml:space="preserve">— fonts, palette, line/marker sizes, tick angles, margins, legend and colorbar placement, export size/DPI, and visual plot options (violin vs box, colormap, node colours…). Portable: this is the lab’s</w:t>
+      </w:r>
+      <w:r>
+        <w:t xml:space="preserve"> </w:t>
+      </w:r>
+      <w:r>
+        <w:rPr>
+          <w:i/>
+          <w:iCs/>
+        </w:rPr>
+        <w:t xml:space="preserve">Lab_Default_Heatmap.mmfpreset.json</w:t>
+      </w:r>
+      <w:r>
+        <w:t xml:space="preserve">.</w:t>
+      </w:r>
+    </w:p>
+    <w:p>
+      <w:pPr>
         <w:pStyle w:val="Compact"/>
-      </w:pPr>
-      <w:r>
-        <w:rPr>
-          <w:b/>
-        </w:rPr>
-        <w:t xml:space="preserve">Figure style only</w:t>
-      </w:r>
-      <w:r>
-        <w:t xml:space="preserve"> </w:t>
-      </w:r>
-      <w:r>
-        <w:t xml:space="preserve">— fonts, palette, line/marker sizes, tick angles, margins, legend and colorbar placement, export size/DPI, and visual plot options (violin vs box, colormap, node colours…). Portable: this is the lab’s</w:t>
-      </w:r>
-      <w:r>
-        <w:t xml:space="preserve"> </w:t>
-      </w:r>
-      <w:r>
-        <w:rPr>
-          <w:i/>
-        </w:rPr>
-        <w:t xml:space="preserve">Lab_Default_Heatmap.mmfpreset.json</w:t>
-      </w:r>
-      <w:r>
-        <w:t xml:space="preserve">.</w:t>
-      </w:r>
-    </w:p>
-    <w:p>
-      <w:pPr>
         <w:numPr>
           <w:ilvl w:val="0"/>
           <w:numId w:val="1008"/>
         </w:numPr>
-        <w:pStyle w:val="Compact"/>
-      </w:pPr>
-      <w:r>
-        <w:rPr>
-          <w:b/>
+      </w:pPr>
+      <w:r>
+        <w:rPr>
+          <w:b/>
+          <w:bCs/>
         </w:rPr>
         <w:t xml:space="preserve">Full figure configuration</w:t>
       </w:r>
@@ -3620,18 +3866,18 @@
           <wp:inline>
             <wp:extent cx="5334000" cy="1018048"/>
             <wp:effectExtent b="0" l="0" r="0" t="0"/>
-            <wp:docPr descr="Save Figure Preset: name it and choose style-only or full configuration. Neither kind contains your data." title="" id="1" name="Picture"/>
+            <wp:docPr descr="Save Figure Preset: name it and choose style-only or full configuration. Neither kind contains your data." title="" id="50" name="Picture"/>
             <a:graphic>
               <a:graphicData uri="http://schemas.openxmlformats.org/drawingml/2006/picture">
                 <pic:pic>
                   <pic:nvPicPr>
-                    <pic:cNvPr descr="../assets/screenshots/desktop_11_figure_preset_save.png" id="0" name="Picture"/>
+                    <pic:cNvPr descr="../assets/screenshots/desktop_11_figure_preset_save.png" id="51" name="Picture"/>
                     <pic:cNvPicPr>
                       <a:picLocks noChangeArrowheads="1" noChangeAspect="1"/>
                     </pic:cNvPicPr>
                   </pic:nvPicPr>
                   <pic:blipFill>
-                    <a:blip r:embed="rId42"/>
+                    <a:blip r:embed="rId49"/>
                     <a:stretch>
                       <a:fillRect/>
                     </a:stretch>
@@ -3673,6 +3919,7 @@
       <w:r>
         <w:rPr>
           <w:b/>
+          <w:bCs/>
         </w:rPr>
         <w:t xml:space="preserve">Desktop:</w:t>
       </w:r>
@@ -3688,6 +3935,7 @@
       <w:r>
         <w:rPr>
           <w:b/>
+          <w:bCs/>
         </w:rPr>
         <w:t xml:space="preserve">Figure preset</w:t>
       </w:r>
@@ -3703,6 +3951,7 @@
       <w:r>
         <w:rPr>
           <w:b/>
+          <w:bCs/>
         </w:rPr>
         <w:t xml:space="preserve">Apply</w:t>
       </w:r>
@@ -3715,6 +3964,7 @@
       <w:r>
         <w:rPr>
           <w:b/>
+          <w:bCs/>
         </w:rPr>
         <w:t xml:space="preserve">Save preset…</w:t>
       </w:r>
@@ -3727,6 +3977,7 @@
       <w:r>
         <w:rPr>
           <w:b/>
+          <w:bCs/>
         </w:rPr>
         <w:t xml:space="preserve">Delete</w:t>
       </w:r>
@@ -3739,6 +3990,7 @@
       <w:r>
         <w:rPr>
           <w:b/>
+          <w:bCs/>
         </w:rPr>
         <w:t xml:space="preserve">Import…</w:t>
       </w:r>
@@ -3751,6 +4003,7 @@
       <w:r>
         <w:rPr>
           <w:b/>
+          <w:bCs/>
         </w:rPr>
         <w:t xml:space="preserve">Export…</w:t>
       </w:r>
@@ -3763,6 +4016,7 @@
       <w:r>
         <w:rPr>
           <w:b/>
+          <w:bCs/>
         </w:rPr>
         <w:t xml:space="preserve">Reset to Publication defaults</w:t>
       </w:r>
@@ -3775,6 +4029,7 @@
       <w:r>
         <w:rPr>
           <w:b/>
+          <w:bCs/>
         </w:rPr>
         <w:t xml:space="preserve">File → Figure preset</w:t>
       </w:r>
@@ -3787,6 +4042,7 @@
       <w:r>
         <w:rPr>
           <w:b/>
+          <w:bCs/>
         </w:rPr>
         <w:t xml:space="preserve">Browser:</w:t>
       </w:r>
@@ -3802,6 +4058,7 @@
       <w:r>
         <w:rPr>
           <w:b/>
+          <w:bCs/>
         </w:rPr>
         <w:t xml:space="preserve">Figure preset</w:t>
       </w:r>
@@ -3821,18 +4078,18 @@
           <wp:inline>
             <wp:extent cx="5334000" cy="1223475"/>
             <wp:effectExtent b="0" l="0" r="0" t="0"/>
-            <wp:docPr descr="The Figure preset group with saved presets listed for the current plot type." title="" id="1" name="Picture"/>
+            <wp:docPr descr="The Figure preset group with saved presets listed for the current plot type." title="" id="53" name="Picture"/>
             <a:graphic>
               <a:graphicData uri="http://schemas.openxmlformats.org/drawingml/2006/picture">
                 <pic:pic>
                   <pic:nvPicPr>
-                    <pic:cNvPr descr="../assets/screenshots/desktop_12_figure_preset_load.png" id="0" name="Picture"/>
+                    <pic:cNvPr descr="../assets/screenshots/desktop_12_figure_preset_load.png" id="54" name="Picture"/>
                     <pic:cNvPicPr>
                       <a:picLocks noChangeArrowheads="1" noChangeAspect="1"/>
                     </pic:cNvPicPr>
                   </pic:nvPicPr>
                   <pic:blipFill>
-                    <a:blip r:embed="rId43"/>
+                    <a:blip r:embed="rId52"/>
                     <a:stretch>
                       <a:fillRect/>
                     </a:stretch>
@@ -3880,6 +4137,7 @@
       <w:r>
         <w:rPr>
           <w:b/>
+          <w:bCs/>
         </w:rPr>
         <w:t xml:space="preserve">PlotSpec</w:t>
       </w:r>
@@ -3895,6 +4153,7 @@
       <w:r>
         <w:rPr>
           <w:i/>
+          <w:iCs/>
         </w:rPr>
         <w:t xml:space="preserve">one</w:t>
       </w:r>
@@ -3918,6 +4177,7 @@
       <w:r>
         <w:rPr>
           <w:b/>
+          <w:bCs/>
         </w:rPr>
         <w:t xml:space="preserve">Figure package</w:t>
       </w:r>
@@ -3942,6 +4202,7 @@
       <w:r>
         <w:rPr>
           <w:i/>
+          <w:iCs/>
         </w:rPr>
         <w:t xml:space="preserve">plus</w:t>
       </w:r>
@@ -3957,6 +4218,7 @@
       <w:r>
         <w:rPr>
           <w:b/>
+          <w:bCs/>
         </w:rPr>
         <w:t xml:space="preserve">Open Figure Package</w:t>
       </w:r>
@@ -3976,18 +4238,18 @@
           <wp:inline>
             <wp:extent cx="5334000" cy="2286436"/>
             <wp:effectExtent b="0" l="0" r="0" t="0"/>
-            <wp:docPr descr="PlotSpec versus Figure preset: what each contains, and what never enters a preset." title="" id="1" name="Picture"/>
+            <wp:docPr descr="PlotSpec versus Figure preset: what each contains, and what never enters a preset." title="" id="56" name="Picture"/>
             <a:graphic>
               <a:graphicData uri="http://schemas.openxmlformats.org/drawingml/2006/picture">
                 <pic:pic>
                   <pic:nvPicPr>
-                    <pic:cNvPr descr="../assets/diagrams/plotspec_vs_preset.png" id="0" name="Picture"/>
+                    <pic:cNvPr descr="../assets/diagrams/plotspec_vs_preset.png" id="57" name="Picture"/>
                     <pic:cNvPicPr>
                       <a:picLocks noChangeArrowheads="1" noChangeAspect="1"/>
                     </pic:cNvPicPr>
                   </pic:nvPicPr>
                   <pic:blipFill>
-                    <a:blip r:embed="rId44"/>
+                    <a:blip r:embed="rId55"/>
                     <a:stretch>
                       <a:fillRect/>
                     </a:stretch>
@@ -4022,15 +4284,15 @@
         <w:t xml:space="preserve">PlotSpec versus Figure preset: what each contains, and what never enters a preset.</w:t>
       </w:r>
     </w:p>
+    <w:bookmarkEnd w:id="58"/>
+    <w:bookmarkStart w:id="62" w:name="figure-builder-multi-panel-figures"/>
     <w:p>
       <w:pPr>
         <w:pStyle w:val="Heading2"/>
       </w:pPr>
-      <w:bookmarkStart w:id="45" w:name="figure-builder-multi-panel-figures"/>
       <w:r>
         <w:t xml:space="preserve">10. Figure Builder (multi-panel figures)</w:t>
       </w:r>
-      <w:bookmarkEnd w:id="45"/>
     </w:p>
     <w:p>
       <w:pPr>
@@ -4045,6 +4307,7 @@
       <w:r>
         <w:rPr>
           <w:b/>
+          <w:bCs/>
         </w:rPr>
         <w:t xml:space="preserve">Save current plot as panel</w:t>
       </w:r>
@@ -4060,6 +4323,7 @@
       <w:r>
         <w:rPr>
           <w:b/>
+          <w:bCs/>
         </w:rPr>
         <w:t xml:space="preserve">Open Figure Builder…</w:t>
       </w:r>
@@ -4076,18 +4340,18 @@
           <wp:inline>
             <wp:extent cx="5334000" cy="3758803"/>
             <wp:effectExtent b="0" l="0" r="0" t="0"/>
-            <wp:docPr descr="Figure Builder with three saved panels: grid, gutters, panel-letter style, per-panel size in inches, global fonts, layout presets, and a live preview." title="" id="1" name="Picture"/>
+            <wp:docPr descr="Figure Builder with three saved panels: grid, gutters, panel-letter style, per-panel size in inches, global fonts, layout presets, and a live preview." title="" id="60" name="Picture"/>
             <a:graphic>
               <a:graphicData uri="http://schemas.openxmlformats.org/drawingml/2006/picture">
                 <pic:pic>
                   <pic:nvPicPr>
-                    <pic:cNvPr descr="../assets/screenshots/desktop_14_figure_builder.png" id="0" name="Picture"/>
+                    <pic:cNvPr descr="../assets/screenshots/desktop_14_figure_builder.png" id="61" name="Picture"/>
                     <pic:cNvPicPr>
                       <a:picLocks noChangeArrowheads="1" noChangeAspect="1"/>
                     </pic:cNvPicPr>
                   </pic:nvPicPr>
                   <pic:blipFill>
-                    <a:blip r:embed="rId46"/>
+                    <a:blip r:embed="rId59"/>
                     <a:stretch>
                       <a:fillRect/>
                     </a:stretch>
@@ -4124,225 +4388,237 @@
     </w:p>
     <w:p>
       <w:pPr>
+        <w:pStyle w:val="Compact"/>
         <w:numPr>
           <w:ilvl w:val="0"/>
           <w:numId w:val="1009"/>
         </w:numPr>
+      </w:pPr>
+      <w:r>
+        <w:t xml:space="preserve">Add generated plots (they re-render from their PlotSpecs) or</w:t>
+      </w:r>
+      <w:r>
+        <w:t xml:space="preserve"> </w:t>
+      </w:r>
+      <w:r>
+        <w:rPr>
+          <w:b/>
+          <w:bCs/>
+        </w:rPr>
+        <w:t xml:space="preserve">Import panel from file…</w:t>
+      </w:r>
+      <w:r>
+        <w:t xml:space="preserve"> </w:t>
+      </w:r>
+      <w:r>
+        <w:t xml:space="preserve">(PNG, JPG, TIFF, WEBP, BMP; PDF/SVG/EPS with the optional</w:t>
+      </w:r>
+      <w:r>
+        <w:t xml:space="preserve"> </w:t>
+      </w:r>
+      <w:r>
+        <w:rPr>
+          <w:rStyle w:val="VerbatimChar"/>
+        </w:rPr>
+        <w:t xml:space="preserve">import-panels</w:t>
+      </w:r>
+      <w:r>
+        <w:t xml:space="preserve"> </w:t>
+      </w:r>
+      <w:r>
+        <w:t xml:space="preserve">extra).</w:t>
+      </w:r>
+    </w:p>
+    <w:p>
+      <w:pPr>
         <w:pStyle w:val="Compact"/>
-      </w:pPr>
-      <w:r>
-        <w:t xml:space="preserve">Add generated plots (they re-render from their PlotSpecs) or</w:t>
-      </w:r>
-      <w:r>
-        <w:t xml:space="preserve"> </w:t>
-      </w:r>
-      <w:r>
-        <w:rPr>
-          <w:b/>
-        </w:rPr>
-        <w:t xml:space="preserve">Import panel from file…</w:t>
-      </w:r>
-      <w:r>
-        <w:t xml:space="preserve"> </w:t>
-      </w:r>
-      <w:r>
-        <w:t xml:space="preserve">(PNG, JPG, TIFF, WEBP, BMP; PDF/SVG/EPS with the optional</w:t>
-      </w:r>
-      <w:r>
-        <w:t xml:space="preserve"> </w:t>
-      </w:r>
-      <w:r>
-        <w:rPr>
-          <w:rStyle w:val="VerbatimChar"/>
-        </w:rPr>
-        <w:t xml:space="preserve">import-panels</w:t>
-      </w:r>
-      <w:r>
-        <w:t xml:space="preserve"> </w:t>
-      </w:r>
-      <w:r>
-        <w:t xml:space="preserve">extra).</w:t>
-      </w:r>
-    </w:p>
-    <w:p>
-      <w:pPr>
         <w:numPr>
           <w:ilvl w:val="0"/>
           <w:numId w:val="1009"/>
         </w:numPr>
+      </w:pPr>
+      <w:r>
+        <w:t xml:space="preserve">Set</w:t>
+      </w:r>
+      <w:r>
+        <w:t xml:space="preserve"> </w:t>
+      </w:r>
+      <w:r>
+        <w:rPr>
+          <w:b/>
+          <w:bCs/>
+        </w:rPr>
+        <w:t xml:space="preserve">Columns</w:t>
+      </w:r>
+      <w:r>
+        <w:t xml:space="preserve">,</w:t>
+      </w:r>
+      <w:r>
+        <w:t xml:space="preserve"> </w:t>
+      </w:r>
+      <w:r>
+        <w:rPr>
+          <w:b/>
+          <w:bCs/>
+        </w:rPr>
+        <w:t xml:space="preserve">Rows</w:t>
+      </w:r>
+      <w:r>
+        <w:t xml:space="preserve">,</w:t>
+      </w:r>
+      <w:r>
+        <w:t xml:space="preserve"> </w:t>
+      </w:r>
+      <w:r>
+        <w:rPr>
+          <w:b/>
+          <w:bCs/>
+        </w:rPr>
+        <w:t xml:space="preserve">Figure width</w:t>
+      </w:r>
+      <w:r>
+        <w:t xml:space="preserve"> </w:t>
+      </w:r>
+      <w:r>
+        <w:t xml:space="preserve">(mm), the two</w:t>
+      </w:r>
+      <w:r>
+        <w:t xml:space="preserve"> </w:t>
+      </w:r>
+      <w:r>
+        <w:rPr>
+          <w:b/>
+          <w:bCs/>
+        </w:rPr>
+        <w:t xml:space="preserve">gutters</w:t>
+      </w:r>
+      <w:r>
+        <w:t xml:space="preserve">,</w:t>
+      </w:r>
+      <w:r>
+        <w:t xml:space="preserve"> </w:t>
+      </w:r>
+      <w:r>
+        <w:rPr>
+          <w:b/>
+          <w:bCs/>
+        </w:rPr>
+        <w:t xml:space="preserve">Panel labels</w:t>
+      </w:r>
+      <w:r>
+        <w:t xml:space="preserve"> </w:t>
+      </w:r>
+      <w:r>
+        <w:t xml:space="preserve">(A / a / 1) and</w:t>
+      </w:r>
+      <w:r>
+        <w:t xml:space="preserve"> </w:t>
+      </w:r>
+      <w:r>
+        <w:rPr>
+          <w:b/>
+          <w:bCs/>
+        </w:rPr>
+        <w:t xml:space="preserve">Export DPI</w:t>
+      </w:r>
+      <w:r>
+        <w:t xml:space="preserve">.</w:t>
+      </w:r>
+    </w:p>
+    <w:p>
+      <w:pPr>
         <w:pStyle w:val="Compact"/>
-      </w:pPr>
-      <w:r>
-        <w:t xml:space="preserve">Set</w:t>
-      </w:r>
-      <w:r>
-        <w:t xml:space="preserve"> </w:t>
-      </w:r>
-      <w:r>
-        <w:rPr>
-          <w:b/>
-        </w:rPr>
-        <w:t xml:space="preserve">Columns</w:t>
-      </w:r>
-      <w:r>
-        <w:t xml:space="preserve">,</w:t>
-      </w:r>
-      <w:r>
-        <w:t xml:space="preserve"> </w:t>
-      </w:r>
-      <w:r>
-        <w:rPr>
-          <w:b/>
-        </w:rPr>
-        <w:t xml:space="preserve">Rows</w:t>
-      </w:r>
-      <w:r>
-        <w:t xml:space="preserve">,</w:t>
-      </w:r>
-      <w:r>
-        <w:t xml:space="preserve"> </w:t>
-      </w:r>
-      <w:r>
-        <w:rPr>
-          <w:b/>
-        </w:rPr>
-        <w:t xml:space="preserve">Figure width</w:t>
-      </w:r>
-      <w:r>
-        <w:t xml:space="preserve"> </w:t>
-      </w:r>
-      <w:r>
-        <w:t xml:space="preserve">(mm), the two</w:t>
-      </w:r>
-      <w:r>
-        <w:t xml:space="preserve"> </w:t>
-      </w:r>
-      <w:r>
-        <w:rPr>
-          <w:b/>
-        </w:rPr>
-        <w:t xml:space="preserve">gutters</w:t>
-      </w:r>
-      <w:r>
-        <w:t xml:space="preserve">,</w:t>
-      </w:r>
-      <w:r>
-        <w:t xml:space="preserve"> </w:t>
-      </w:r>
-      <w:r>
-        <w:rPr>
-          <w:b/>
-        </w:rPr>
-        <w:t xml:space="preserve">Panel labels</w:t>
-      </w:r>
-      <w:r>
-        <w:t xml:space="preserve"> </w:t>
-      </w:r>
-      <w:r>
-        <w:t xml:space="preserve">(A / a / 1) and</w:t>
-      </w:r>
-      <w:r>
-        <w:t xml:space="preserve"> </w:t>
-      </w:r>
-      <w:r>
-        <w:rPr>
-          <w:b/>
-        </w:rPr>
-        <w:t xml:space="preserve">Export DPI</w:t>
-      </w:r>
-      <w:r>
-        <w:t xml:space="preserve">.</w:t>
-      </w:r>
-    </w:p>
-    <w:p>
-      <w:pPr>
         <w:numPr>
           <w:ilvl w:val="0"/>
           <w:numId w:val="1009"/>
         </w:numPr>
+      </w:pPr>
+      <w:r>
+        <w:t xml:space="preserve">Select a panel to set its</w:t>
+      </w:r>
+      <w:r>
+        <w:t xml:space="preserve"> </w:t>
+      </w:r>
+      <w:r>
+        <w:rPr>
+          <w:b/>
+          <w:bCs/>
+        </w:rPr>
+        <w:t xml:space="preserve">Width</w:t>
+      </w:r>
+      <w:r>
+        <w:t xml:space="preserve"> </w:t>
+      </w:r>
+      <w:r>
+        <w:t xml:space="preserve">and</w:t>
+      </w:r>
+      <w:r>
+        <w:t xml:space="preserve"> </w:t>
+      </w:r>
+      <w:r>
+        <w:rPr>
+          <w:b/>
+          <w:bCs/>
+        </w:rPr>
+        <w:t xml:space="preserve">Height</w:t>
+      </w:r>
+      <w:r>
+        <w:t xml:space="preserve"> </w:t>
+      </w:r>
+      <w:r>
+        <w:t xml:space="preserve">in inches (proportions are preserved, never stretched), reorder, duplicate or remove it.</w:t>
+      </w:r>
+    </w:p>
+    <w:p>
+      <w:pPr>
         <w:pStyle w:val="Compact"/>
-      </w:pPr>
-      <w:r>
-        <w:t xml:space="preserve">Select a panel to set its</w:t>
-      </w:r>
-      <w:r>
-        <w:t xml:space="preserve"> </w:t>
-      </w:r>
-      <w:r>
-        <w:rPr>
-          <w:b/>
-        </w:rPr>
-        <w:t xml:space="preserve">Width</w:t>
-      </w:r>
-      <w:r>
-        <w:t xml:space="preserve"> </w:t>
-      </w:r>
-      <w:r>
-        <w:t xml:space="preserve">and</w:t>
-      </w:r>
-      <w:r>
-        <w:t xml:space="preserve"> </w:t>
-      </w:r>
-      <w:r>
-        <w:rPr>
-          <w:b/>
-        </w:rPr>
-        <w:t xml:space="preserve">Height</w:t>
-      </w:r>
-      <w:r>
-        <w:t xml:space="preserve"> </w:t>
-      </w:r>
-      <w:r>
-        <w:t xml:space="preserve">in inches (proportions are preserved, never stretched), reorder, duplicate or remove it.</w:t>
-      </w:r>
-    </w:p>
-    <w:p>
-      <w:pPr>
         <w:numPr>
           <w:ilvl w:val="0"/>
           <w:numId w:val="1009"/>
         </w:numPr>
+      </w:pPr>
+      <w:r>
+        <w:rPr>
+          <w:b/>
+          <w:bCs/>
+        </w:rPr>
+        <w:t xml:space="preserve">Fonts</w:t>
+      </w:r>
+      <w:r>
+        <w:t xml:space="preserve"> </w:t>
+      </w:r>
+      <w:r>
+        <w:t xml:space="preserve">apply to every panel.</w:t>
+      </w:r>
+      <w:r>
+        <w:t xml:space="preserve"> </w:t>
+      </w:r>
+      <w:r>
+        <w:rPr>
+          <w:b/>
+          <w:bCs/>
+        </w:rPr>
+        <w:t xml:space="preserve">Layout preset</w:t>
+      </w:r>
+      <w:r>
+        <w:t xml:space="preserve"> </w:t>
+      </w:r>
+      <w:r>
+        <w:t xml:space="preserve">saves the grid/sizes/fonts for reuse without any panel content.</w:t>
+      </w:r>
+    </w:p>
+    <w:p>
+      <w:pPr>
         <w:pStyle w:val="Compact"/>
-      </w:pPr>
-      <w:r>
-        <w:rPr>
-          <w:b/>
-        </w:rPr>
-        <w:t xml:space="preserve">Fonts</w:t>
-      </w:r>
-      <w:r>
-        <w:t xml:space="preserve"> </w:t>
-      </w:r>
-      <w:r>
-        <w:t xml:space="preserve">apply to every panel.</w:t>
-      </w:r>
-      <w:r>
-        <w:t xml:space="preserve"> </w:t>
-      </w:r>
-      <w:r>
-        <w:rPr>
-          <w:b/>
-        </w:rPr>
-        <w:t xml:space="preserve">Layout preset</w:t>
-      </w:r>
-      <w:r>
-        <w:t xml:space="preserve"> </w:t>
-      </w:r>
-      <w:r>
-        <w:t xml:space="preserve">saves the grid/sizes/fonts for reuse without any panel content.</w:t>
-      </w:r>
-    </w:p>
-    <w:p>
-      <w:pPr>
         <w:numPr>
           <w:ilvl w:val="0"/>
           <w:numId w:val="1009"/>
         </w:numPr>
-        <w:pStyle w:val="Compact"/>
-      </w:pPr>
-      <w:r>
-        <w:rPr>
-          <w:b/>
+      </w:pPr>
+      <w:r>
+        <w:rPr>
+          <w:b/>
+          <w:bCs/>
         </w:rPr>
         <w:t xml:space="preserve">Save figure…</w:t>
       </w:r>
@@ -4358,6 +4634,7 @@
       <w:r>
         <w:rPr>
           <w:b/>
+          <w:bCs/>
         </w:rPr>
         <w:t xml:space="preserve">FigureSpec</w:t>
       </w:r>
@@ -4382,6 +4659,7 @@
       <w:r>
         <w:rPr>
           <w:i/>
+          <w:iCs/>
         </w:rPr>
         <w:t xml:space="preserve">identities</w:t>
       </w:r>
@@ -4394,6 +4672,7 @@
       <w:r>
         <w:rPr>
           <w:b/>
+          <w:bCs/>
         </w:rPr>
         <w:t xml:space="preserve">Save Figure Package…</w:t>
       </w:r>
@@ -4424,6 +4703,7 @@
       <w:r>
         <w:rPr>
           <w:b/>
+          <w:bCs/>
         </w:rPr>
         <w:t xml:space="preserve">Open Figure Package</w:t>
       </w:r>
@@ -4441,6 +4721,7 @@
       <w:r>
         <w:rPr>
           <w:b/>
+          <w:bCs/>
         </w:rPr>
         <w:t xml:space="preserve">Note:</w:t>
       </w:r>
@@ -4451,21 +4732,22 @@
         <w:t xml:space="preserve">the composite embeds each panel’s content as a raster image at the export DPI; panel letters and titles stay vector text. For a fully vector single panel, export that plot directly as SVG or PDF. The browser app has a simpler Figure Builder (columns only) inside the guided Matrix workflow.</w:t>
       </w:r>
     </w:p>
+    <w:bookmarkEnd w:id="62"/>
+    <w:bookmarkStart w:id="64" w:name="export"/>
     <w:p>
       <w:pPr>
         <w:pStyle w:val="Heading2"/>
       </w:pPr>
-      <w:bookmarkStart w:id="47" w:name="export"/>
       <w:r>
         <w:t xml:space="preserve">11. Export</w:t>
       </w:r>
-      <w:bookmarkEnd w:id="47"/>
     </w:p>
     <w:tbl>
       <w:tblPr>
         <w:tblStyle w:val="Table"/>
-        <w:tblW w:type="pct" w:w="5000.0"/>
-        <w:tblLook w:firstRow="1"/>
+        <w:tblW w:type="pct" w:w="5000"/>
+        <w:tblLayout w:type="fixed"/>
+        <w:tblLook w:firstRow="1" w:lastRow="0" w:firstColumn="0" w:lastColumn="0" w:noHBand="0" w:noVBand="0" w:val="0020"/>
       </w:tblPr>
       <w:tblGrid>
         <w:gridCol w:w="1584"/>
@@ -4476,19 +4758,13 @@
       </w:tblGrid>
       <w:tr>
         <w:trPr>
-          <w:cnfStyle w:firstRow="1"/>
+          <w:tblHeader w:val="on"/>
         </w:trPr>
         <w:tc>
-          <w:tcPr>
-            <w:tcBorders>
-              <w:bottom w:val="single"/>
-            </w:tcBorders>
-            <w:vAlign w:val="bottom"/>
-          </w:tcPr>
+          <w:tcPr/>
           <w:p>
             <w:pPr>
               <w:pStyle w:val="Compact"/>
-              <w:jc w:val="left"/>
             </w:pPr>
             <w:r>
               <w:t xml:space="preserve">Format</w:t>
@@ -4496,16 +4772,10 @@
           </w:p>
         </w:tc>
         <w:tc>
-          <w:tcPr>
-            <w:tcBorders>
-              <w:bottom w:val="single"/>
-            </w:tcBorders>
-            <w:vAlign w:val="bottom"/>
-          </w:tcPr>
+          <w:tcPr/>
           <w:p>
             <w:pPr>
               <w:pStyle w:val="Compact"/>
-              <w:jc w:val="left"/>
             </w:pPr>
             <w:r>
               <w:t xml:space="preserve">Type</w:t>
@@ -4513,16 +4783,10 @@
           </w:p>
         </w:tc>
         <w:tc>
-          <w:tcPr>
-            <w:tcBorders>
-              <w:bottom w:val="single"/>
-            </w:tcBorders>
-            <w:vAlign w:val="bottom"/>
-          </w:tcPr>
+          <w:tcPr/>
           <w:p>
             <w:pPr>
               <w:pStyle w:val="Compact"/>
-              <w:jc w:val="left"/>
             </w:pPr>
             <w:r>
               <w:t xml:space="preserve">DPI</w:t>
@@ -4530,16 +4794,10 @@
           </w:p>
         </w:tc>
         <w:tc>
-          <w:tcPr>
-            <w:tcBorders>
-              <w:bottom w:val="single"/>
-            </w:tcBorders>
-            <w:vAlign w:val="bottom"/>
-          </w:tcPr>
+          <w:tcPr/>
           <w:p>
             <w:pPr>
               <w:pStyle w:val="Compact"/>
-              <w:jc w:val="left"/>
             </w:pPr>
             <w:r>
               <w:t xml:space="preserve">Text</w:t>
@@ -4547,16 +4805,10 @@
           </w:p>
         </w:tc>
         <w:tc>
-          <w:tcPr>
-            <w:tcBorders>
-              <w:bottom w:val="single"/>
-            </w:tcBorders>
-            <w:vAlign w:val="bottom"/>
-          </w:tcPr>
+          <w:tcPr/>
           <w:p>
             <w:pPr>
               <w:pStyle w:val="Compact"/>
-              <w:jc w:val="left"/>
             </w:pPr>
             <w:r>
               <w:t xml:space="preserve">Typical use</w:t>
@@ -4566,10 +4818,10 @@
       </w:tr>
       <w:tr>
         <w:tc>
+          <w:tcPr/>
           <w:p>
             <w:pPr>
               <w:pStyle w:val="Compact"/>
-              <w:jc w:val="left"/>
             </w:pPr>
             <w:r>
               <w:t xml:space="preserve">SVG</w:t>
@@ -4577,10 +4829,10 @@
           </w:p>
         </w:tc>
         <w:tc>
+          <w:tcPr/>
           <w:p>
             <w:pPr>
               <w:pStyle w:val="Compact"/>
-              <w:jc w:val="left"/>
             </w:pPr>
             <w:r>
               <w:t xml:space="preserve">vector</w:t>
@@ -4588,10 +4840,10 @@
           </w:p>
         </w:tc>
         <w:tc>
+          <w:tcPr/>
           <w:p>
             <w:pPr>
               <w:pStyle w:val="Compact"/>
-              <w:jc w:val="left"/>
             </w:pPr>
             <w:r>
               <w:t xml:space="preserve">—</w:t>
@@ -4599,10 +4851,10 @@
           </w:p>
         </w:tc>
         <w:tc>
+          <w:tcPr/>
           <w:p>
             <w:pPr>
               <w:pStyle w:val="Compact"/>
-              <w:jc w:val="left"/>
             </w:pPr>
             <w:r>
               <w:t xml:space="preserve">editable</w:t>
@@ -4610,10 +4862,10 @@
           </w:p>
         </w:tc>
         <w:tc>
+          <w:tcPr/>
           <w:p>
             <w:pPr>
               <w:pStyle w:val="Compact"/>
-              <w:jc w:val="left"/>
             </w:pPr>
             <w:r>
               <w:t xml:space="preserve">edit further in Illustrator/Inkscape; journals accepting SVG</w:t>
@@ -4623,10 +4875,10 @@
       </w:tr>
       <w:tr>
         <w:tc>
+          <w:tcPr/>
           <w:p>
             <w:pPr>
               <w:pStyle w:val="Compact"/>
-              <w:jc w:val="left"/>
             </w:pPr>
             <w:r>
               <w:t xml:space="preserve">PDF</w:t>
@@ -4634,10 +4886,10 @@
           </w:p>
         </w:tc>
         <w:tc>
+          <w:tcPr/>
           <w:p>
             <w:pPr>
               <w:pStyle w:val="Compact"/>
-              <w:jc w:val="left"/>
             </w:pPr>
             <w:r>
               <w:t xml:space="preserve">vector</w:t>
@@ -4645,10 +4897,10 @@
           </w:p>
         </w:tc>
         <w:tc>
+          <w:tcPr/>
           <w:p>
             <w:pPr>
               <w:pStyle w:val="Compact"/>
-              <w:jc w:val="left"/>
             </w:pPr>
             <w:r>
               <w:t xml:space="preserve">—</w:t>
@@ -4656,10 +4908,10 @@
           </w:p>
         </w:tc>
         <w:tc>
+          <w:tcPr/>
           <w:p>
             <w:pPr>
               <w:pStyle w:val="Compact"/>
-              <w:jc w:val="left"/>
             </w:pPr>
             <w:r>
               <w:t xml:space="preserve">editable (embedded Type 42 fonts)</w:t>
@@ -4667,10 +4919,10 @@
           </w:p>
         </w:tc>
         <w:tc>
+          <w:tcPr/>
           <w:p>
             <w:pPr>
               <w:pStyle w:val="Compact"/>
-              <w:jc w:val="left"/>
             </w:pPr>
             <w:r>
               <w:t xml:space="preserve">manuscript submission, print</w:t>
@@ -4680,10 +4932,10 @@
       </w:tr>
       <w:tr>
         <w:tc>
+          <w:tcPr/>
           <w:p>
             <w:pPr>
               <w:pStyle w:val="Compact"/>
-              <w:jc w:val="left"/>
             </w:pPr>
             <w:r>
               <w:t xml:space="preserve">EPS</w:t>
@@ -4691,10 +4943,10 @@
           </w:p>
         </w:tc>
         <w:tc>
+          <w:tcPr/>
           <w:p>
             <w:pPr>
               <w:pStyle w:val="Compact"/>
-              <w:jc w:val="left"/>
             </w:pPr>
             <w:r>
               <w:t xml:space="preserve">vector</w:t>
@@ -4702,10 +4954,10 @@
           </w:p>
         </w:tc>
         <w:tc>
+          <w:tcPr/>
           <w:p>
             <w:pPr>
               <w:pStyle w:val="Compact"/>
-              <w:jc w:val="left"/>
             </w:pPr>
             <w:r>
               <w:t xml:space="preserve">—</w:t>
@@ -4713,10 +4965,10 @@
           </w:p>
         </w:tc>
         <w:tc>
+          <w:tcPr/>
           <w:p>
             <w:pPr>
               <w:pStyle w:val="Compact"/>
-              <w:jc w:val="left"/>
             </w:pPr>
             <w:r>
               <w:t xml:space="preserve">editable</w:t>
@@ -4724,10 +4976,10 @@
           </w:p>
         </w:tc>
         <w:tc>
+          <w:tcPr/>
           <w:p>
             <w:pPr>
               <w:pStyle w:val="Compact"/>
-              <w:jc w:val="left"/>
             </w:pPr>
             <w:r>
               <w:t xml:space="preserve">legacy journal systems (core/ZIP export)</w:t>
@@ -4737,10 +4989,10 @@
       </w:tr>
       <w:tr>
         <w:tc>
+          <w:tcPr/>
           <w:p>
             <w:pPr>
               <w:pStyle w:val="Compact"/>
-              <w:jc w:val="left"/>
             </w:pPr>
             <w:r>
               <w:t xml:space="preserve">PNG</w:t>
@@ -4748,10 +5000,10 @@
           </w:p>
         </w:tc>
         <w:tc>
+          <w:tcPr/>
           <w:p>
             <w:pPr>
               <w:pStyle w:val="Compact"/>
-              <w:jc w:val="left"/>
             </w:pPr>
             <w:r>
               <w:t xml:space="preserve">raster</w:t>
@@ -4759,10 +5011,10 @@
           </w:p>
         </w:tc>
         <w:tc>
+          <w:tcPr/>
           <w:p>
             <w:pPr>
               <w:pStyle w:val="Compact"/>
-              <w:jc w:val="left"/>
             </w:pPr>
             <w:r>
               <w:t xml:space="preserve">150–600 (set in</w:t>
@@ -4773,6 +5025,7 @@
             <w:r>
               <w:rPr>
                 <w:b/>
+                <w:bCs/>
               </w:rPr>
               <w:t xml:space="preserve">Raster DPI</w:t>
             </w:r>
@@ -4782,10 +5035,10 @@
           </w:p>
         </w:tc>
         <w:tc>
+          <w:tcPr/>
           <w:p>
             <w:pPr>
               <w:pStyle w:val="Compact"/>
-              <w:jc w:val="left"/>
             </w:pPr>
             <w:r>
               <w:t xml:space="preserve">—</w:t>
@@ -4793,10 +5046,10 @@
           </w:p>
         </w:tc>
         <w:tc>
+          <w:tcPr/>
           <w:p>
             <w:pPr>
               <w:pStyle w:val="Compact"/>
-              <w:jc w:val="left"/>
             </w:pPr>
             <w:r>
               <w:t xml:space="preserve">slides, previews, journals requiring raster</w:t>
@@ -4806,10 +5059,10 @@
       </w:tr>
       <w:tr>
         <w:tc>
+          <w:tcPr/>
           <w:p>
             <w:pPr>
               <w:pStyle w:val="Compact"/>
-              <w:jc w:val="left"/>
             </w:pPr>
             <w:r>
               <w:t xml:space="preserve">TIFF</w:t>
@@ -4817,10 +5070,10 @@
           </w:p>
         </w:tc>
         <w:tc>
+          <w:tcPr/>
           <w:p>
             <w:pPr>
               <w:pStyle w:val="Compact"/>
-              <w:jc w:val="left"/>
             </w:pPr>
             <w:r>
               <w:t xml:space="preserve">raster (LZW)</w:t>
@@ -4828,10 +5081,10 @@
           </w:p>
         </w:tc>
         <w:tc>
+          <w:tcPr/>
           <w:p>
             <w:pPr>
               <w:pStyle w:val="Compact"/>
-              <w:jc w:val="left"/>
             </w:pPr>
             <w:r>
               <w:t xml:space="preserve">as PNG</w:t>
@@ -4839,10 +5092,10 @@
           </w:p>
         </w:tc>
         <w:tc>
+          <w:tcPr/>
           <w:p>
             <w:pPr>
               <w:pStyle w:val="Compact"/>
-              <w:jc w:val="left"/>
             </w:pPr>
             <w:r>
               <w:t xml:space="preserve">—</w:t>
@@ -4850,10 +5103,10 @@
           </w:p>
         </w:tc>
         <w:tc>
+          <w:tcPr/>
           <w:p>
             <w:pPr>
               <w:pStyle w:val="Compact"/>
-              <w:jc w:val="left"/>
             </w:pPr>
             <w:r>
               <w:t xml:space="preserve">journals requiring TIFF (core/ZIP export)</w:t>
@@ -4869,6 +5122,7 @@
       <w:r>
         <w:rPr>
           <w:b/>
+          <w:bCs/>
         </w:rPr>
         <w:t xml:space="preserve">Export PlotSpec JSON</w:t>
       </w:r>
@@ -4899,6 +5153,7 @@
       <w:r>
         <w:rPr>
           <w:b/>
+          <w:bCs/>
         </w:rPr>
         <w:t xml:space="preserve">Export all as ZIP</w:t>
       </w:r>
@@ -4953,6 +5208,7 @@
       <w:r>
         <w:rPr>
           <w:b/>
+          <w:bCs/>
         </w:rPr>
         <w:t xml:space="preserve">Save Figure Package</w:t>
       </w:r>
@@ -4963,23 +5219,22 @@
         <w:t xml:space="preserve">writes the package alone.</w:t>
       </w:r>
     </w:p>
+    <w:bookmarkStart w:id="63" w:name="sharing-a-reproducible-figure"/>
     <w:p>
       <w:pPr>
         <w:pStyle w:val="Heading3"/>
       </w:pPr>
-      <w:bookmarkStart w:id="48" w:name="sharing-a-reproducible-figure"/>
       <w:r>
         <w:t xml:space="preserve">Sharing a reproducible figure</w:t>
       </w:r>
-      <w:bookmarkEnd w:id="48"/>
-    </w:p>
-    <w:p>
-      <w:pPr>
+    </w:p>
+    <w:p>
+      <w:pPr>
+        <w:pStyle w:val="Compact"/>
         <w:numPr>
           <w:ilvl w:val="0"/>
           <w:numId w:val="1010"/>
         </w:numPr>
-        <w:pStyle w:val="Compact"/>
       </w:pPr>
       <w:r>
         <w:t xml:space="preserve">Finalise the plot. 2.</w:t>
@@ -4990,6 +5245,7 @@
       <w:r>
         <w:rPr>
           <w:b/>
+          <w:bCs/>
         </w:rPr>
         <w:t xml:space="preserve">Save Figure Package</w:t>
       </w:r>
@@ -5017,6 +5273,7 @@
       <w:r>
         <w:rPr>
           <w:b/>
+          <w:bCs/>
         </w:rPr>
         <w:t xml:space="preserve">Open Figure Package</w:t>
       </w:r>
@@ -5030,8 +5287,9 @@
     <w:tbl>
       <w:tblPr>
         <w:tblStyle w:val="Table"/>
-        <w:tblW w:type="pct" w:w="5000.0"/>
-        <w:tblLook w:firstRow="1"/>
+        <w:tblW w:type="pct" w:w="5000"/>
+        <w:tblLayout w:type="fixed"/>
+        <w:tblLook w:firstRow="1" w:lastRow="0" w:firstColumn="0" w:lastColumn="0" w:noHBand="0" w:noVBand="0" w:val="0020"/>
       </w:tblPr>
       <w:tblGrid>
         <w:gridCol w:w="1980"/>
@@ -5041,62 +5299,43 @@
       </w:tblGrid>
       <w:tr>
         <w:trPr>
-          <w:cnfStyle w:firstRow="1"/>
+          <w:tblHeader w:val="on"/>
         </w:trPr>
         <w:tc>
-          <w:tcPr>
-            <w:tcBorders>
-              <w:bottom w:val="single"/>
-            </w:tcBorders>
-            <w:vAlign w:val="bottom"/>
-          </w:tcPr>
-          <w:p/>
-        </w:tc>
-        <w:tc>
-          <w:tcPr>
-            <w:tcBorders>
-              <w:bottom w:val="single"/>
-            </w:tcBorders>
-            <w:vAlign w:val="bottom"/>
-          </w:tcPr>
+          <w:tcPr/>
           <w:p>
             <w:pPr>
               <w:pStyle w:val="Compact"/>
-              <w:jc w:val="left"/>
             </w:pPr>
-            <w:r>
-              <w:t xml:space="preserve">PlotSpec</w:t>
-            </w:r>
           </w:p>
         </w:tc>
         <w:tc>
-          <w:tcPr>
-            <w:tcBorders>
-              <w:bottom w:val="single"/>
-            </w:tcBorders>
-            <w:vAlign w:val="bottom"/>
-          </w:tcPr>
+          <w:tcPr/>
           <w:p>
             <w:pPr>
               <w:pStyle w:val="Compact"/>
-              <w:jc w:val="left"/>
             </w:pPr>
             <w:r>
-              <w:t xml:space="preserve">Figure preset</w:t>
+              <w:t xml:space="preserve">PlotSpec</w:t>
             </w:r>
           </w:p>
         </w:tc>
         <w:tc>
-          <w:tcPr>
-            <w:tcBorders>
-              <w:bottom w:val="single"/>
-            </w:tcBorders>
-            <w:vAlign w:val="bottom"/>
-          </w:tcPr>
+          <w:tcPr/>
           <w:p>
             <w:pPr>
               <w:pStyle w:val="Compact"/>
-              <w:jc w:val="left"/>
+            </w:pPr>
+            <w:r>
+              <w:t xml:space="preserve">Figure preset</w:t>
+            </w:r>
+          </w:p>
+        </w:tc>
+        <w:tc>
+          <w:tcPr/>
+          <w:p>
+            <w:pPr>
+              <w:pStyle w:val="Compact"/>
             </w:pPr>
             <w:r>
               <w:t xml:space="preserve">Figure package</w:t>
@@ -5106,10 +5345,10 @@
       </w:tr>
       <w:tr>
         <w:tc>
+          <w:tcPr/>
           <w:p>
             <w:pPr>
               <w:pStyle w:val="Compact"/>
-              <w:jc w:val="left"/>
             </w:pPr>
             <w:r>
               <w:t xml:space="preserve">purpose</w:t>
@@ -5117,10 +5356,10 @@
           </w:p>
         </w:tc>
         <w:tc>
+          <w:tcPr/>
           <w:p>
             <w:pPr>
               <w:pStyle w:val="Compact"/>
-              <w:jc w:val="left"/>
             </w:pPr>
             <w:r>
               <w:t xml:space="preserve">recipe for one plot</w:t>
@@ -5128,10 +5367,10 @@
           </w:p>
         </w:tc>
         <w:tc>
+          <w:tcPr/>
           <w:p>
             <w:pPr>
               <w:pStyle w:val="Compact"/>
-              <w:jc w:val="left"/>
             </w:pPr>
             <w:r>
               <w:t xml:space="preserve">reusable configuration</w:t>
@@ -5139,10 +5378,10 @@
           </w:p>
         </w:tc>
         <w:tc>
+          <w:tcPr/>
           <w:p>
             <w:pPr>
               <w:pStyle w:val="Compact"/>
-              <w:jc w:val="left"/>
             </w:pPr>
             <w:r>
               <w:t xml:space="preserve">portable reproducibility bundle</w:t>
@@ -5152,10 +5391,10 @@
       </w:tr>
       <w:tr>
         <w:tc>
+          <w:tcPr/>
           <w:p>
             <w:pPr>
               <w:pStyle w:val="Compact"/>
-              <w:jc w:val="left"/>
             </w:pPr>
             <w:r>
               <w:t xml:space="preserve">contains data</w:t>
@@ -5163,10 +5402,10 @@
           </w:p>
         </w:tc>
         <w:tc>
+          <w:tcPr/>
           <w:p>
             <w:pPr>
               <w:pStyle w:val="Compact"/>
-              <w:jc w:val="left"/>
             </w:pPr>
             <w:r>
               <w:t xml:space="preserve">no — source data required</w:t>
@@ -5174,10 +5413,10 @@
           </w:p>
         </w:tc>
         <w:tc>
+          <w:tcPr/>
           <w:p>
             <w:pPr>
               <w:pStyle w:val="Compact"/>
-              <w:jc w:val="left"/>
             </w:pPr>
             <w:r>
               <w:t xml:space="preserve">no</w:t>
@@ -5185,10 +5424,10 @@
           </w:p>
         </w:tc>
         <w:tc>
+          <w:tcPr/>
           <w:p>
             <w:pPr>
               <w:pStyle w:val="Compact"/>
-              <w:jc w:val="left"/>
             </w:pPr>
             <w:r>
               <w:t xml:space="preserve">yes — frozen copy + specifications</w:t>
@@ -5198,10 +5437,10 @@
       </w:tr>
       <w:tr>
         <w:tc>
+          <w:tcPr/>
           <w:p>
             <w:pPr>
               <w:pStyle w:val="Compact"/>
-              <w:jc w:val="left"/>
             </w:pPr>
             <w:r>
               <w:t xml:space="preserve">file</w:t>
@@ -5209,10 +5448,10 @@
           </w:p>
         </w:tc>
         <w:tc>
+          <w:tcPr/>
           <w:p>
             <w:pPr>
               <w:pStyle w:val="Compact"/>
-              <w:jc w:val="left"/>
             </w:pPr>
             <w:r>
               <w:rPr>
@@ -5223,10 +5462,10 @@
           </w:p>
         </w:tc>
         <w:tc>
+          <w:tcPr/>
           <w:p>
             <w:pPr>
               <w:pStyle w:val="Compact"/>
-              <w:jc w:val="left"/>
             </w:pPr>
             <w:r>
               <w:rPr>
@@ -5237,10 +5476,10 @@
           </w:p>
         </w:tc>
         <w:tc>
+          <w:tcPr/>
           <w:p>
             <w:pPr>
               <w:pStyle w:val="Compact"/>
-              <w:jc w:val="left"/>
             </w:pPr>
             <w:r>
               <w:rPr>
@@ -5252,140 +5491,148 @@
         </w:tc>
       </w:tr>
     </w:tbl>
+    <w:bookmarkEnd w:id="63"/>
+    <w:bookmarkEnd w:id="64"/>
+    <w:bookmarkStart w:id="65" w:name="where-to-get-help"/>
     <w:p>
       <w:pPr>
         <w:pStyle w:val="Heading2"/>
       </w:pPr>
-      <w:bookmarkStart w:id="49" w:name="where-to-get-help"/>
       <w:r>
         <w:t xml:space="preserve">12. Where to get help</w:t>
       </w:r>
-      <w:bookmarkEnd w:id="49"/>
-    </w:p>
-    <w:p>
-      <w:pPr>
+    </w:p>
+    <w:p>
+      <w:pPr>
+        <w:pStyle w:val="Compact"/>
         <w:numPr>
           <w:ilvl w:val="0"/>
           <w:numId w:val="1011"/>
         </w:numPr>
+      </w:pPr>
+      <w:r>
+        <w:rPr>
+          <w:b/>
+          <w:bCs/>
+        </w:rPr>
+        <w:t xml:space="preserve">Desktop Help menu:</w:t>
+      </w:r>
+      <w:r>
+        <w:t xml:space="preserve"> </w:t>
+      </w:r>
+      <w:r>
+        <w:rPr>
+          <w:b/>
+          <w:bCs/>
+        </w:rPr>
+        <w:t xml:space="preserve">Help…</w:t>
+      </w:r>
+      <w:r>
+        <w:t xml:space="preserve"> </w:t>
+      </w:r>
+      <w:r>
+        <w:t xml:space="preserve">(plot types, how to format your data, privacy, the Publication-style disclaimer),</w:t>
+      </w:r>
+      <w:r>
+        <w:t xml:space="preserve"> </w:t>
+      </w:r>
+      <w:r>
+        <w:rPr>
+          <w:b/>
+          <w:bCs/>
+        </w:rPr>
+        <w:t xml:space="preserve">About</w:t>
+      </w:r>
+      <w:r>
+        <w:t xml:space="preserve"> </w:t>
+      </w:r>
+      <w:r>
+        <w:t xml:space="preserve">(version),</w:t>
+      </w:r>
+      <w:r>
+        <w:t xml:space="preserve"> </w:t>
+      </w:r>
+      <w:r>
+        <w:rPr>
+          <w:b/>
+          <w:bCs/>
+        </w:rPr>
+        <w:t xml:space="preserve">Copy debug info</w:t>
+      </w:r>
+      <w:r>
+        <w:t xml:space="preserve">.</w:t>
+      </w:r>
+    </w:p>
+    <w:p>
+      <w:pPr>
         <w:pStyle w:val="Compact"/>
-      </w:pPr>
-      <w:r>
-        <w:rPr>
-          <w:b/>
-        </w:rPr>
-        <w:t xml:space="preserve">Desktop Help menu:</w:t>
-      </w:r>
-      <w:r>
-        <w:t xml:space="preserve"> </w:t>
-      </w:r>
-      <w:r>
-        <w:rPr>
-          <w:b/>
-        </w:rPr>
-        <w:t xml:space="preserve">Help…</w:t>
-      </w:r>
-      <w:r>
-        <w:t xml:space="preserve"> </w:t>
-      </w:r>
-      <w:r>
-        <w:t xml:space="preserve">(plot types, how to format your data, privacy, the Publication-style disclaimer),</w:t>
-      </w:r>
-      <w:r>
-        <w:t xml:space="preserve"> </w:t>
-      </w:r>
-      <w:r>
-        <w:rPr>
-          <w:b/>
-        </w:rPr>
-        <w:t xml:space="preserve">About</w:t>
-      </w:r>
-      <w:r>
-        <w:t xml:space="preserve"> </w:t>
-      </w:r>
-      <w:r>
-        <w:t xml:space="preserve">(version),</w:t>
-      </w:r>
-      <w:r>
-        <w:t xml:space="preserve"> </w:t>
-      </w:r>
-      <w:r>
-        <w:rPr>
-          <w:b/>
-        </w:rPr>
-        <w:t xml:space="preserve">Copy debug info</w:t>
-      </w:r>
-      <w:r>
-        <w:t xml:space="preserve">.</w:t>
-      </w:r>
-    </w:p>
-    <w:p>
-      <w:pPr>
         <w:numPr>
           <w:ilvl w:val="0"/>
           <w:numId w:val="1011"/>
         </w:numPr>
+      </w:pPr>
+      <w:r>
+        <w:rPr>
+          <w:b/>
+          <w:bCs/>
+        </w:rPr>
+        <w:t xml:space="preserve">Browser sidebar:</w:t>
+      </w:r>
+      <w:r>
+        <w:t xml:space="preserve"> </w:t>
+      </w:r>
+      <w:r>
+        <w:t xml:space="preserve">the version banner and</w:t>
+      </w:r>
+      <w:r>
+        <w:t xml:space="preserve"> </w:t>
+      </w:r>
+      <w:r>
+        <w:rPr>
+          <w:b/>
+          <w:bCs/>
+        </w:rPr>
+        <w:t xml:space="preserve">🔧 Diagnostics</w:t>
+      </w:r>
+      <w:r>
+        <w:t xml:space="preserve">.</w:t>
+      </w:r>
+    </w:p>
+    <w:p>
+      <w:pPr>
         <w:pStyle w:val="Compact"/>
-      </w:pPr>
-      <w:r>
-        <w:rPr>
-          <w:b/>
-        </w:rPr>
-        <w:t xml:space="preserve">Browser sidebar:</w:t>
-      </w:r>
-      <w:r>
-        <w:t xml:space="preserve"> </w:t>
-      </w:r>
-      <w:r>
-        <w:t xml:space="preserve">the version banner and</w:t>
-      </w:r>
-      <w:r>
-        <w:t xml:space="preserve"> </w:t>
-      </w:r>
-      <w:r>
-        <w:rPr>
-          <w:b/>
-        </w:rPr>
-        <w:t xml:space="preserve">🔧 Diagnostics</w:t>
-      </w:r>
-      <w:r>
-        <w:t xml:space="preserve">.</w:t>
-      </w:r>
-    </w:p>
-    <w:p>
-      <w:pPr>
         <w:numPr>
           <w:ilvl w:val="0"/>
           <w:numId w:val="1011"/>
         </w:numPr>
+      </w:pPr>
+      <w:r>
+        <w:t xml:space="preserve">The full</w:t>
+      </w:r>
+      <w:r>
+        <w:t xml:space="preserve"> </w:t>
+      </w:r>
+      <w:r>
+        <w:rPr>
+          <w:b/>
+          <w:bCs/>
+        </w:rPr>
+        <w:t xml:space="preserve">User Manual</w:t>
+      </w:r>
+      <w:r>
+        <w:t xml:space="preserve"> </w:t>
+      </w:r>
+      <w:r>
+        <w:t xml:space="preserve">(this folder) documents every control, plot, statistic and file.</w:t>
+      </w:r>
+    </w:p>
+    <w:p>
+      <w:pPr>
         <w:pStyle w:val="Compact"/>
-      </w:pPr>
-      <w:r>
-        <w:t xml:space="preserve">The full</w:t>
-      </w:r>
-      <w:r>
-        <w:t xml:space="preserve"> </w:t>
-      </w:r>
-      <w:r>
-        <w:rPr>
-          <w:b/>
-        </w:rPr>
-        <w:t xml:space="preserve">User Manual</w:t>
-      </w:r>
-      <w:r>
-        <w:t xml:space="preserve"> </w:t>
-      </w:r>
-      <w:r>
-        <w:t xml:space="preserve">(this folder) documents every control, plot, statistic and file.</w:t>
-      </w:r>
-    </w:p>
-    <w:p>
-      <w:pPr>
         <w:numPr>
           <w:ilvl w:val="0"/>
           <w:numId w:val="1011"/>
         </w:numPr>
-        <w:pStyle w:val="Compact"/>
       </w:pPr>
       <w:r>
         <w:t xml:space="preserve">Repository:</w:t>
@@ -5414,7 +5661,13 @@
         <w:t xml:space="preserve">Always quote the banner line (version · commit · platform · backend) when reporting a problem.</w:t>
       </w:r>
     </w:p>
-    <w:sectPr/>
+    <w:bookmarkEnd w:id="65"/>
+    <w:bookmarkEnd w:id="66"/>
+    <w:sectPr>
+      <w:footnotePr>
+        <w:numRestart w:val="eachSect"/>
+      </w:footnotePr>
+    </w:sectPr>
   </w:body>
 </w:document>
 </file>
@@ -5445,17 +5698,14 @@
 <file path=word/numbering.xml><?xml version="1.0" encoding="utf-8"?>
 <w:numbering xmlns:w="http://schemas.openxmlformats.org/wordprocessingml/2006/main">
   <w:abstractNum w:abstractNumId="990">
-    <w:nsid w:val="2c1ae401"/>
+    <w:nsid w:val="0000A990"/>
     <w:multiLevelType w:val="multilevel"/>
     <w:lvl w:ilvl="0">
       <w:numFmt w:val="bullet"/>
       <w:lvlText w:val=" "/>
       <w:lvlJc w:val="left"/>
       <w:pPr>
-        <w:tabs>
-          <w:tab w:val="num" w:pos="0"/>
-        </w:tabs>
-        <w:ind w:left="480" w:hanging="480"/>
+        <w:ind w:left="720" w:hanging="360"/>
       </w:pPr>
     </w:lvl>
     <w:lvl w:ilvl="1">
@@ -5463,10 +5713,7 @@
       <w:lvlText w:val=" "/>
       <w:lvlJc w:val="left"/>
       <w:pPr>
-        <w:tabs>
-          <w:tab w:val="num" w:pos="720"/>
-        </w:tabs>
-        <w:ind w:left="1200" w:hanging="480"/>
+        <w:ind w:left="1440" w:hanging="360"/>
       </w:pPr>
     </w:lvl>
     <w:lvl w:ilvl="2">
@@ -5474,10 +5721,7 @@
       <w:lvlText w:val=" "/>
       <w:lvlJc w:val="left"/>
       <w:pPr>
-        <w:tabs>
-          <w:tab w:val="num" w:pos="1440"/>
-        </w:tabs>
-        <w:ind w:left="1920" w:hanging="480"/>
+        <w:ind w:left="2160" w:hanging="360"/>
       </w:pPr>
     </w:lvl>
     <w:lvl w:ilvl="3">
@@ -5485,10 +5729,7 @@
       <w:lvlText w:val=" "/>
       <w:lvlJc w:val="left"/>
       <w:pPr>
-        <w:tabs>
-          <w:tab w:val="num" w:pos="2160"/>
-        </w:tabs>
-        <w:ind w:left="2640" w:hanging="480"/>
+        <w:ind w:left="2880" w:hanging="360"/>
       </w:pPr>
     </w:lvl>
     <w:lvl w:ilvl="4">
@@ -5496,10 +5737,7 @@
       <w:lvlText w:val=" "/>
       <w:lvlJc w:val="left"/>
       <w:pPr>
-        <w:tabs>
-          <w:tab w:val="num" w:pos="2880"/>
-        </w:tabs>
-        <w:ind w:left="3360" w:hanging="480"/>
+        <w:ind w:left="3600" w:hanging="360"/>
       </w:pPr>
     </w:lvl>
     <w:lvl w:ilvl="5">
@@ -5507,10 +5745,7 @@
       <w:lvlText w:val=" "/>
       <w:lvlJc w:val="left"/>
       <w:pPr>
-        <w:tabs>
-          <w:tab w:val="num" w:pos="3600"/>
-        </w:tabs>
-        <w:ind w:left="4080" w:hanging="480"/>
+        <w:ind w:left="4320" w:hanging="360"/>
       </w:pPr>
     </w:lvl>
     <w:lvl w:ilvl="6">
@@ -5518,10 +5753,7 @@
       <w:lvlText w:val=" "/>
       <w:lvlJc w:val="left"/>
       <w:pPr>
-        <w:tabs>
-          <w:tab w:val="num" w:pos="4320"/>
-        </w:tabs>
-        <w:ind w:left="4800" w:hanging="480"/>
+        <w:ind w:left="5040" w:hanging="360"/>
       </w:pPr>
     </w:lvl>
     <w:lvl w:ilvl="7">
@@ -5529,10 +5761,7 @@
       <w:lvlText w:val=" "/>
       <w:lvlJc w:val="left"/>
       <w:pPr>
-        <w:tabs>
-          <w:tab w:val="num" w:pos="5040"/>
-        </w:tabs>
-        <w:ind w:left="5520" w:hanging="480"/>
+        <w:ind w:left="5760" w:hanging="360"/>
       </w:pPr>
     </w:lvl>
     <w:lvl w:ilvl="8">
@@ -5540,15 +5769,12 @@
       <w:lvlText w:val=" "/>
       <w:lvlJc w:val="left"/>
       <w:pPr>
-        <w:tabs>
-          <w:tab w:val="num" w:pos="5760"/>
-        </w:tabs>
-        <w:ind w:left="6240" w:hanging="480"/>
+        <w:ind w:left="6480" w:hanging="360"/>
       </w:pPr>
     </w:lvl>
   </w:abstractNum>
   <w:abstractNum w:abstractNumId="99411">
-    <w:nsid w:val="ea454b4c"/>
+    <w:nsid w:val="00A99411"/>
     <w:multiLevelType w:val="multilevel"/>
     <w:lvl w:ilvl="0">
       <w:start w:val="1"/>
@@ -5556,10 +5782,7 @@
       <w:lvlText w:val="%1."/>
       <w:lvlJc w:val="left"/>
       <w:pPr>
-        <w:tabs>
-          <w:tab w:val="num" w:pos="0"/>
-        </w:tabs>
-        <w:ind w:left="480" w:hanging="480"/>
+        <w:ind w:left="720" w:hanging="360"/>
       </w:pPr>
     </w:lvl>
     <w:lvl w:ilvl="1">
@@ -5568,10 +5791,7 @@
       <w:lvlText w:val="%2."/>
       <w:lvlJc w:val="left"/>
       <w:pPr>
-        <w:tabs>
-          <w:tab w:val="num" w:pos="720"/>
-        </w:tabs>
-        <w:ind w:left="1200" w:hanging="480"/>
+        <w:ind w:left="1440" w:hanging="360"/>
       </w:pPr>
     </w:lvl>
     <w:lvl w:ilvl="2">
@@ -5580,10 +5800,7 @@
       <w:lvlText w:val="%3."/>
       <w:lvlJc w:val="left"/>
       <w:pPr>
-        <w:tabs>
-          <w:tab w:val="num" w:pos="1440"/>
-        </w:tabs>
-        <w:ind w:left="1920" w:hanging="480"/>
+        <w:ind w:left="2160" w:hanging="360"/>
       </w:pPr>
     </w:lvl>
     <w:lvl w:ilvl="3">
@@ -5592,10 +5809,7 @@
       <w:lvlText w:val="%4."/>
       <w:lvlJc w:val="left"/>
       <w:pPr>
-        <w:tabs>
-          <w:tab w:val="num" w:pos="2160"/>
-        </w:tabs>
-        <w:ind w:left="2640" w:hanging="480"/>
+        <w:ind w:left="2880" w:hanging="360"/>
       </w:pPr>
     </w:lvl>
     <w:lvl w:ilvl="4">
@@ -5604,10 +5818,7 @@
       <w:lvlText w:val="%5."/>
       <w:lvlJc w:val="left"/>
       <w:pPr>
-        <w:tabs>
-          <w:tab w:val="num" w:pos="2880"/>
-        </w:tabs>
-        <w:ind w:left="3360" w:hanging="480"/>
+        <w:ind w:left="3600" w:hanging="360"/>
       </w:pPr>
     </w:lvl>
     <w:lvl w:ilvl="5">
@@ -5616,10 +5827,7 @@
       <w:lvlText w:val="%6."/>
       <w:lvlJc w:val="left"/>
       <w:pPr>
-        <w:tabs>
-          <w:tab w:val="num" w:pos="3600"/>
-        </w:tabs>
-        <w:ind w:left="4080" w:hanging="480"/>
+        <w:ind w:left="4320" w:hanging="360"/>
       </w:pPr>
     </w:lvl>
     <w:lvl w:ilvl="6">
@@ -5628,10 +5836,7 @@
       <w:lvlText w:val="%7."/>
       <w:lvlJc w:val="left"/>
       <w:pPr>
-        <w:tabs>
-          <w:tab w:val="num" w:pos="4320"/>
-        </w:tabs>
-        <w:ind w:left="4800" w:hanging="480"/>
+        <w:ind w:left="5040" w:hanging="360"/>
       </w:pPr>
     </w:lvl>
     <w:lvl w:ilvl="7">
@@ -5640,10 +5845,7 @@
       <w:lvlText w:val="%8."/>
       <w:lvlJc w:val="left"/>
       <w:pPr>
-        <w:tabs>
-          <w:tab w:val="num" w:pos="5040"/>
-        </w:tabs>
-        <w:ind w:left="5520" w:hanging="480"/>
+        <w:ind w:left="5760" w:hanging="360"/>
       </w:pPr>
     </w:lvl>
     <w:lvl w:ilvl="8">
@@ -5652,118 +5854,115 @@
       <w:lvlText w:val="%9."/>
       <w:lvlJc w:val="left"/>
       <w:pPr>
-        <w:tabs>
-          <w:tab w:val="num" w:pos="5760"/>
-        </w:tabs>
-        <w:ind w:left="6240" w:hanging="480"/>
+        <w:ind w:left="6480" w:hanging="360"/>
       </w:pPr>
     </w:lvl>
   </w:abstractNum>
   <w:abstractNum w:abstractNumId="991">
-    <w:nsid w:val="71315dca"/>
+    <w:nsid w:val="0000A991"/>
     <w:multiLevelType w:val="multilevel"/>
     <w:lvl w:ilvl="0">
       <w:numFmt w:val="bullet"/>
-      <w:lvlText w:val="•"/>
+      <w:lvlText w:val=""/>
       <w:lvlJc w:val="left"/>
       <w:pPr>
-        <w:tabs>
-          <w:tab w:val="num" w:pos="0"/>
-        </w:tabs>
-        <w:ind w:left="480" w:hanging="480"/>
-      </w:pPr>
+        <w:ind w:left="720" w:hanging="360"/>
+      </w:pPr>
+      <w:rPr>
+        <w:rFonts w:ascii="Symbol" w:hAnsi="Symbol" w:cs="Symbol" w:hint="default"/>
+      </w:rPr>
     </w:lvl>
     <w:lvl w:ilvl="1">
       <w:numFmt w:val="bullet"/>
-      <w:lvlText w:val="–"/>
+      <w:lvlText w:val="o"/>
       <w:lvlJc w:val="left"/>
       <w:pPr>
-        <w:tabs>
-          <w:tab w:val="num" w:pos="720"/>
-        </w:tabs>
-        <w:ind w:left="1200" w:hanging="480"/>
-      </w:pPr>
+        <w:ind w:left="1440" w:hanging="360"/>
+      </w:pPr>
+      <w:rPr>
+        <w:rFonts w:ascii="Courier New" w:hAnsi="Courier New" w:cs="Courier New" w:hint="default"/>
+      </w:rPr>
     </w:lvl>
     <w:lvl w:ilvl="2">
       <w:numFmt w:val="bullet"/>
-      <w:lvlText w:val="•"/>
+      <w:lvlText w:val=""/>
       <w:lvlJc w:val="left"/>
       <w:pPr>
-        <w:tabs>
-          <w:tab w:val="num" w:pos="1440"/>
-        </w:tabs>
-        <w:ind w:left="1920" w:hanging="480"/>
-      </w:pPr>
+        <w:ind w:left="2160" w:hanging="360"/>
+      </w:pPr>
+      <w:rPr>
+        <w:rFonts w:ascii="Wingdings" w:hAnsi="Wingdings" w:cs="Wingdings" w:hint="default"/>
+      </w:rPr>
     </w:lvl>
     <w:lvl w:ilvl="3">
       <w:numFmt w:val="bullet"/>
-      <w:lvlText w:val="–"/>
+      <w:lvlText w:val=""/>
       <w:lvlJc w:val="left"/>
       <w:pPr>
-        <w:tabs>
-          <w:tab w:val="num" w:pos="2160"/>
-        </w:tabs>
-        <w:ind w:left="2640" w:hanging="480"/>
-      </w:pPr>
+        <w:ind w:left="2880" w:hanging="360"/>
+      </w:pPr>
+      <w:rPr>
+        <w:rFonts w:ascii="Symbol" w:hAnsi="Symbol" w:cs="Symbol" w:hint="default"/>
+      </w:rPr>
     </w:lvl>
     <w:lvl w:ilvl="4">
       <w:numFmt w:val="bullet"/>
-      <w:lvlText w:val="•"/>
+      <w:lvlText w:val="o"/>
       <w:lvlJc w:val="left"/>
       <w:pPr>
-        <w:tabs>
-          <w:tab w:val="num" w:pos="2880"/>
-        </w:tabs>
-        <w:ind w:left="3360" w:hanging="480"/>
-      </w:pPr>
+        <w:ind w:left="3600" w:hanging="360"/>
+      </w:pPr>
+      <w:rPr>
+        <w:rFonts w:ascii="Courier New" w:hAnsi="Courier New" w:cs="Courier New" w:hint="default"/>
+      </w:rPr>
     </w:lvl>
     <w:lvl w:ilvl="5">
       <w:numFmt w:val="bullet"/>
-      <w:lvlText w:val="–"/>
+      <w:lvlText w:val=""/>
       <w:lvlJc w:val="left"/>
       <w:pPr>
-        <w:tabs>
-          <w:tab w:val="num" w:pos="3600"/>
-        </w:tabs>
-        <w:ind w:left="4080" w:hanging="480"/>
-      </w:pPr>
+        <w:ind w:left="4320" w:hanging="360"/>
+      </w:pPr>
+      <w:rPr>
+        <w:rFonts w:ascii="Wingdings" w:hAnsi="Wingdings" w:cs="Wingdings" w:hint="default"/>
+      </w:rPr>
     </w:lvl>
     <w:lvl w:ilvl="6">
       <w:numFmt w:val="bullet"/>
-      <w:lvlText w:val="•"/>
+      <w:lvlText w:val=""/>
       <w:lvlJc w:val="left"/>
       <w:pPr>
-        <w:tabs>
-          <w:tab w:val="num" w:pos="4320"/>
-        </w:tabs>
-        <w:ind w:left="4800" w:hanging="480"/>
-      </w:pPr>
+        <w:ind w:left="5040" w:hanging="360"/>
+      </w:pPr>
+      <w:rPr>
+        <w:rFonts w:ascii="Symbol" w:hAnsi="Symbol" w:cs="Symbol" w:hint="default"/>
+      </w:rPr>
     </w:lvl>
     <w:lvl w:ilvl="7">
       <w:numFmt w:val="bullet"/>
-      <w:lvlText w:val="–"/>
+      <w:lvlText w:val="o"/>
       <w:lvlJc w:val="left"/>
       <w:pPr>
-        <w:tabs>
-          <w:tab w:val="num" w:pos="5040"/>
-        </w:tabs>
-        <w:ind w:left="5520" w:hanging="480"/>
-      </w:pPr>
+        <w:ind w:left="5760" w:hanging="360"/>
+      </w:pPr>
+      <w:rPr>
+        <w:rFonts w:ascii="Courier New" w:hAnsi="Courier New" w:cs="Courier New" w:hint="default"/>
+      </w:rPr>
     </w:lvl>
     <w:lvl w:ilvl="8">
       <w:numFmt w:val="bullet"/>
-      <w:lvlText w:val="•"/>
+      <w:lvlText w:val=""/>
       <w:lvlJc w:val="left"/>
       <w:pPr>
-        <w:tabs>
-          <w:tab w:val="num" w:pos="5760"/>
-        </w:tabs>
-        <w:ind w:left="6240" w:hanging="480"/>
-      </w:pPr>
+        <w:ind w:left="6480" w:hanging="360"/>
+      </w:pPr>
+      <w:rPr>
+        <w:rFonts w:ascii="Wingdings" w:hAnsi="Wingdings" w:cs="Wingdings" w:hint="default"/>
+      </w:rPr>
     </w:lvl>
   </w:abstractNum>
   <w:abstractNum w:abstractNumId="99417">
-    <w:nsid w:val="47261bad"/>
+    <w:nsid w:val="00A99417"/>
     <w:multiLevelType w:val="multilevel"/>
     <w:lvl w:ilvl="0">
       <w:start w:val="7"/>
@@ -5771,10 +5970,7 @@
       <w:lvlText w:val="%1."/>
       <w:lvlJc w:val="left"/>
       <w:pPr>
-        <w:tabs>
-          <w:tab w:val="num" w:pos="0"/>
-        </w:tabs>
-        <w:ind w:left="480" w:hanging="480"/>
+        <w:ind w:left="720" w:hanging="360"/>
       </w:pPr>
     </w:lvl>
     <w:lvl w:ilvl="1">
@@ -5783,10 +5979,7 @@
       <w:lvlText w:val="%2."/>
       <w:lvlJc w:val="left"/>
       <w:pPr>
-        <w:tabs>
-          <w:tab w:val="num" w:pos="720"/>
-        </w:tabs>
-        <w:ind w:left="1200" w:hanging="480"/>
+        <w:ind w:left="1440" w:hanging="360"/>
       </w:pPr>
     </w:lvl>
     <w:lvl w:ilvl="2">
@@ -5795,10 +5988,7 @@
       <w:lvlText w:val="%3."/>
       <w:lvlJc w:val="left"/>
       <w:pPr>
-        <w:tabs>
-          <w:tab w:val="num" w:pos="1440"/>
-        </w:tabs>
-        <w:ind w:left="1920" w:hanging="480"/>
+        <w:ind w:left="2160" w:hanging="360"/>
       </w:pPr>
     </w:lvl>
     <w:lvl w:ilvl="3">
@@ -5807,10 +5997,7 @@
       <w:lvlText w:val="%4."/>
       <w:lvlJc w:val="left"/>
       <w:pPr>
-        <w:tabs>
-          <w:tab w:val="num" w:pos="2160"/>
-        </w:tabs>
-        <w:ind w:left="2640" w:hanging="480"/>
+        <w:ind w:left="2880" w:hanging="360"/>
       </w:pPr>
     </w:lvl>
     <w:lvl w:ilvl="4">
@@ -5819,10 +6006,7 @@
       <w:lvlText w:val="%5."/>
       <w:lvlJc w:val="left"/>
       <w:pPr>
-        <w:tabs>
-          <w:tab w:val="num" w:pos="2880"/>
-        </w:tabs>
-        <w:ind w:left="3360" w:hanging="480"/>
+        <w:ind w:left="3600" w:hanging="360"/>
       </w:pPr>
     </w:lvl>
     <w:lvl w:ilvl="5">
@@ -5831,10 +6015,7 @@
       <w:lvlText w:val="%6."/>
       <w:lvlJc w:val="left"/>
       <w:pPr>
-        <w:tabs>
-          <w:tab w:val="num" w:pos="3600"/>
-        </w:tabs>
-        <w:ind w:left="4080" w:hanging="480"/>
+        <w:ind w:left="4320" w:hanging="360"/>
       </w:pPr>
     </w:lvl>
     <w:lvl w:ilvl="6">
@@ -5843,10 +6024,7 @@
       <w:lvlText w:val="%7."/>
       <w:lvlJc w:val="left"/>
       <w:pPr>
-        <w:tabs>
-          <w:tab w:val="num" w:pos="4320"/>
-        </w:tabs>
-        <w:ind w:left="4800" w:hanging="480"/>
+        <w:ind w:left="5040" w:hanging="360"/>
       </w:pPr>
     </w:lvl>
     <w:lvl w:ilvl="7">
@@ -5855,10 +6033,7 @@
       <w:lvlText w:val="%8."/>
       <w:lvlJc w:val="left"/>
       <w:pPr>
-        <w:tabs>
-          <w:tab w:val="num" w:pos="5040"/>
-        </w:tabs>
-        <w:ind w:left="5520" w:hanging="480"/>
+        <w:ind w:left="5760" w:hanging="360"/>
       </w:pPr>
     </w:lvl>
     <w:lvl w:ilvl="8">
@@ -5867,10 +6042,7 @@
       <w:lvlText w:val="%9."/>
       <w:lvlJc w:val="left"/>
       <w:pPr>
-        <w:tabs>
-          <w:tab w:val="num" w:pos="5760"/>
-        </w:tabs>
-        <w:ind w:left="6240" w:hanging="480"/>
+        <w:ind w:left="6480" w:hanging="360"/>
       </w:pPr>
     </w:lvl>
   </w:abstractNum>
@@ -6080,10 +6252,10 @@
   <w:docDefaults>
     <w:rPrDefault>
       <w:rPr>
-        <w:rFonts w:asciiTheme="minorHAnsi" w:eastAsiaTheme="minorHAnsi" w:hAnsiTheme="minorHAnsi" w:cstheme="minorBidi"/>
+        <w:rFonts w:asciiTheme="minorHAnsi" w:cstheme="minorBidi" w:eastAsiaTheme="minorEastAsia" w:hAnsiTheme="minorHAnsi"/>
         <w:sz w:val="24"/>
         <w:szCs w:val="24"/>
-        <w:lang w:val="en-US" w:eastAsia="en-US" w:bidi="ar-SA"/>
+        <w:lang w:bidi="ar-SA" w:eastAsia="zh-CN" w:val="en-US"/>
       </w:rPr>
     </w:rPrDefault>
     <w:pPrDefault>
@@ -6092,91 +6264,145 @@
       </w:pPr>
     </w:pPrDefault>
   </w:docDefaults>
-  <w:latentStyles w:defLockedState="0" w:defUIPriority="0" w:defSemiHidden="0" w:defUnhideWhenUsed="0" w:defQFormat="0" w:count="276"/>
-  <w:style w:type="paragraph" w:default="1" w:styleId="Normal">
+  <w:latentStyles w:count="276" w:defLockedState="0" w:defQFormat="0" w:defSemiHidden="0" w:defUIPriority="0" w:defUnhideWhenUsed="0"/>
+  <w:style w:default="1" w:styleId="Normal" w:type="paragraph">
     <w:name w:val="Normal"/>
     <w:qFormat/>
   </w:style>
-  <w:style w:type="paragraph" w:styleId="BodyText">
+  <w:style w:styleId="BodyText" w:type="paragraph">
     <w:name w:val="Body Text"/>
     <w:basedOn w:val="Normal"/>
     <w:link w:val="BodyTextChar"/>
+    <w:qFormat/>
     <w:pPr>
-      <w:spacing w:before="180" w:after="180"/>
+      <w:spacing w:after="180" w:before="180"/>
     </w:pPr>
-    <w:qFormat/>
-  </w:style>
-  <w:style w:type="paragraph" w:customStyle="1" w:styleId="FirstParagraph">
+  </w:style>
+  <w:style w:customStyle="1" w:styleId="FirstParagraph" w:type="paragraph">
     <w:name w:val="First Paragraph"/>
     <w:basedOn w:val="BodyText"/>
     <w:next w:val="BodyText"/>
     <w:qFormat/>
   </w:style>
-  <w:style w:type="paragraph" w:customStyle="1" w:styleId="Compact">
+  <w:style w:customStyle="1" w:styleId="Compact" w:type="paragraph">
     <w:name w:val="Compact"/>
     <w:basedOn w:val="BodyText"/>
     <w:qFormat/>
     <w:pPr>
-      <w:spacing w:before="36" w:after="36"/>
+      <w:spacing w:after="36" w:before="36"/>
     </w:pPr>
   </w:style>
-  <w:style w:type="paragraph" w:styleId="Title">
+  <w:style w:styleId="Title" w:type="paragraph">
     <w:name w:val="Title"/>
     <w:basedOn w:val="Normal"/>
     <w:next w:val="BodyText"/>
+    <w:link w:val="TitleChar"/>
+    <w:uiPriority w:val="10"/>
     <w:qFormat/>
+    <w:rsid w:val="00A10FD9"/>
     <w:pPr>
-      <w:keepNext/>
-      <w:keepLines/>
-      <w:spacing w:before="480" w:after="240"/>
+      <w:spacing w:after="80" w:line="240" w:lineRule="auto"/>
+      <w:contextualSpacing/>
       <w:jc w:val="center"/>
     </w:pPr>
     <w:rPr>
-      <w:rFonts w:asciiTheme="majorHAnsi" w:eastAsiaTheme="majorEastAsia" w:hAnsiTheme="majorHAnsi" w:cstheme="majorBidi"/>
-      <w:b/>
-      <w:bCs/>
-      <w:color w:val="345A8A" w:themeColor="accent1" w:themeShade="B5"/>
-      <w:sz w:val="36"/>
-      <w:szCs w:val="36"/>
+      <w:rFonts w:asciiTheme="majorHAnsi" w:cstheme="majorBidi" w:eastAsiaTheme="majorEastAsia" w:hAnsiTheme="majorHAnsi"/>
+      <w:sz w:val="56"/>
+      <w:szCs w:val="56"/>
     </w:rPr>
   </w:style>
-  <w:style w:type="paragraph" w:styleId="Subtitle">
+  <w:style w:customStyle="1" w:styleId="TitleChar" w:type="character">
+    <w:name w:val="Title Char"/>
+    <w:basedOn w:val="DefaultParagraphFont"/>
+    <w:link w:val="Title"/>
+    <w:uiPriority w:val="10"/>
+    <w:rsid w:val="00A10FD9"/>
+    <w:rPr>
+      <w:rFonts w:asciiTheme="majorHAnsi" w:cstheme="majorBidi" w:eastAsiaTheme="majorEastAsia" w:hAnsiTheme="majorHAnsi"/>
+      <w:sz w:val="56"/>
+      <w:szCs w:val="56"/>
+    </w:rPr>
+  </w:style>
+  <w:style w:styleId="Subtitle" w:type="paragraph">
     <w:name w:val="Subtitle"/>
+    <w:basedOn w:val="Title"/>
+    <w:next w:val="BodyText"/>
+    <w:link w:val="SubtitleChar"/>
+    <w:uiPriority w:val="11"/>
+    <w:qFormat/>
+    <w:rsid w:val="00A10FD9"/>
+    <w:pPr>
+      <w:numPr>
+        <w:ilvl w:val="1"/>
+      </w:numPr>
+    </w:pPr>
+    <w:rPr>
+      <w:rFonts w:cstheme="majorBidi" w:eastAsiaTheme="majorEastAsia"/>
+      <w:spacing w:val="15"/>
+      <w:sz w:val="28"/>
+      <w:szCs w:val="28"/>
+    </w:rPr>
+  </w:style>
+  <w:style w:customStyle="1" w:styleId="SubtitleChar" w:type="character">
+    <w:name w:val="Subtitle Char"/>
+    <w:basedOn w:val="DefaultParagraphFont"/>
+    <w:link w:val="Subtitle"/>
+    <w:uiPriority w:val="11"/>
+    <w:rsid w:val="00A10FD9"/>
+    <w:rPr>
+      <w:rFonts w:cstheme="majorBidi" w:eastAsiaTheme="majorEastAsia"/>
+      <w:color w:themeColor="text1" w:themeTint="A6" w:val="595959"/>
+      <w:spacing w:val="15"/>
+      <w:sz w:val="28"/>
+      <w:szCs w:val="28"/>
+    </w:rPr>
+  </w:style>
+  <w:style w:customStyle="1" w:styleId="Author" w:type="paragraph">
+    <w:name w:val="Author"/>
     <w:basedOn w:val="Title"/>
     <w:next w:val="BodyText"/>
     <w:qFormat/>
     <w:pPr>
       <w:keepNext/>
       <w:keepLines/>
-      <w:spacing w:before="240" w:after="240"/>
-      <w:jc w:val="center"/>
     </w:pPr>
     <w:rPr>
-      <w:sz w:val="30"/>
-      <w:szCs w:val="30"/>
+      <w:sz w:val="24"/>
+      <w:szCs w:val="24"/>
     </w:rPr>
   </w:style>
-  <w:style w:type="paragraph" w:customStyle="1" w:styleId="Author">
-    <w:name w:val="Author"/>
+  <w:style w:styleId="Date" w:type="paragraph">
+    <w:name w:val="Date"/>
+    <w:basedOn w:val="Title"/>
     <w:next w:val="BodyText"/>
     <w:qFormat/>
     <w:pPr>
       <w:keepNext/>
       <w:keepLines/>
-      <w:jc w:val="center"/>
     </w:pPr>
-  </w:style>
-  <w:style w:type="paragraph" w:styleId="Date">
-    <w:name w:val="Date"/>
-    <w:next w:val="BodyText"/>
+    <w:rPr>
+      <w:sz w:val="24"/>
+      <w:szCs w:val="24"/>
+    </w:rPr>
+  </w:style>
+  <w:style w:customStyle="1" w:styleId="AbstractTitle" w:type="paragraph">
+    <w:name w:val="Abstract Title"/>
+    <w:basedOn w:val="Normal"/>
+    <w:next w:val="Abstract"/>
     <w:qFormat/>
     <w:pPr>
       <w:keepNext/>
       <w:keepLines/>
+      <w:spacing w:after="0" w:before="300"/>
       <w:jc w:val="center"/>
     </w:pPr>
-  </w:style>
-  <w:style w:type="paragraph" w:customStyle="1" w:styleId="Abstract">
+    <w:rPr>
+      <w:b/>
+      <w:sz w:val="20"/>
+      <w:szCs w:val="20"/>
+    </w:rPr>
+  </w:style>
+  <w:style w:customStyle="1" w:styleId="Abstract" w:type="paragraph">
     <w:name w:val="Abstract"/>
     <w:basedOn w:val="Normal"/>
     <w:next w:val="BodyText"/>
@@ -6184,14 +6410,14 @@
     <w:pPr>
       <w:keepNext/>
       <w:keepLines/>
-      <w:spacing w:before="300" w:after="300"/>
+      <w:spacing w:after="300" w:before="100"/>
     </w:pPr>
     <w:rPr>
       <w:sz w:val="20"/>
       <w:szCs w:val="20"/>
     </w:rPr>
   </w:style>
-  <w:style w:type="paragraph" w:styleId="Bibliography">
+  <w:style w:styleId="Bibliography" w:type="paragraph">
     <w:name w:val="Bibliography"/>
     <w:basedOn w:val="Normal"/>
     <w:next w:val="Bibliography"/>
@@ -6199,195 +6425,325 @@
     <w:pPr/>
     <w:rPr/>
   </w:style>
-  <w:style w:type="paragraph" w:styleId="Heading1">
-    <w:name w:val="Heading 1"/>
+  <w:style w:styleId="Heading1" w:type="paragraph">
+    <w:name w:val="heading 1"/>
     <w:basedOn w:val="Normal"/>
     <w:next w:val="BodyText"/>
+    <w:link w:val="Heading1Char"/>
     <w:uiPriority w:val="9"/>
     <w:qFormat/>
+    <w:rsid w:val="00A10FD9"/>
     <w:pPr>
       <w:keepNext/>
       <w:keepLines/>
-      <w:spacing w:before="480" w:after="0"/>
+      <w:spacing w:after="80" w:before="360"/>
       <w:outlineLvl w:val="0"/>
     </w:pPr>
     <w:rPr>
-      <w:rFonts w:asciiTheme="majorHAnsi" w:eastAsiaTheme="majorEastAsia" w:hAnsiTheme="majorHAnsi" w:cstheme="majorBidi"/>
-      <w:b/>
-      <w:bCs/>
-      <w:color w:val="4F81BD" w:themeColor="accent1"/>
+      <w:rFonts w:asciiTheme="majorHAnsi" w:cstheme="majorBidi" w:eastAsiaTheme="majorEastAsia" w:hAnsiTheme="majorHAnsi"/>
+      <w:color w:themeColor="accent1" w:themeShade="BF" w:val="0F4761"/>
+      <w:sz w:val="40"/>
+      <w:szCs w:val="40"/>
+    </w:rPr>
+  </w:style>
+  <w:style w:styleId="Heading2" w:type="paragraph">
+    <w:name w:val="heading 2"/>
+    <w:basedOn w:val="Normal"/>
+    <w:next w:val="BodyText"/>
+    <w:link w:val="Heading2Char"/>
+    <w:uiPriority w:val="9"/>
+    <w:semiHidden/>
+    <w:unhideWhenUsed/>
+    <w:qFormat/>
+    <w:rsid w:val="00A10FD9"/>
+    <w:pPr>
+      <w:keepNext/>
+      <w:keepLines/>
+      <w:spacing w:after="80" w:before="160"/>
+      <w:outlineLvl w:val="1"/>
+    </w:pPr>
+    <w:rPr>
+      <w:rFonts w:asciiTheme="majorHAnsi" w:cstheme="majorBidi" w:eastAsiaTheme="majorEastAsia" w:hAnsiTheme="majorHAnsi"/>
+      <w:color w:themeColor="accent1" w:themeShade="BF" w:val="0F4761"/>
       <w:sz w:val="32"/>
       <w:szCs w:val="32"/>
     </w:rPr>
   </w:style>
-  <w:style w:type="paragraph" w:styleId="Heading2">
-    <w:name w:val="Heading 2"/>
+  <w:style w:styleId="Heading3" w:type="paragraph">
+    <w:name w:val="heading 3"/>
     <w:basedOn w:val="Normal"/>
     <w:next w:val="BodyText"/>
+    <w:link w:val="Heading3Char"/>
     <w:uiPriority w:val="9"/>
+    <w:semiHidden/>
     <w:unhideWhenUsed/>
     <w:qFormat/>
+    <w:rsid w:val="00A10FD9"/>
     <w:pPr>
       <w:keepNext/>
       <w:keepLines/>
-      <w:spacing w:before="200" w:after="0"/>
-      <w:outlineLvl w:val="1"/>
+      <w:spacing w:after="80" w:before="160"/>
+      <w:outlineLvl w:val="2"/>
     </w:pPr>
     <w:rPr>
-      <w:rFonts w:asciiTheme="majorHAnsi" w:eastAsiaTheme="majorEastAsia" w:hAnsiTheme="majorHAnsi" w:cstheme="majorBidi"/>
-      <w:b/>
-      <w:bCs/>
-      <w:color w:val="4F81BD" w:themeColor="accent1"/>
+      <w:rFonts w:cstheme="majorBidi" w:eastAsiaTheme="majorEastAsia"/>
+      <w:color w:themeColor="accent1" w:themeShade="BF" w:val="0F4761"/>
       <w:sz w:val="28"/>
       <w:szCs w:val="28"/>
     </w:rPr>
   </w:style>
-  <w:style w:type="paragraph" w:styleId="Heading3">
-    <w:name w:val="Heading 3"/>
+  <w:style w:styleId="Heading4" w:type="paragraph">
+    <w:name w:val="heading 4"/>
     <w:basedOn w:val="Normal"/>
     <w:next w:val="BodyText"/>
+    <w:link w:val="Heading4Char"/>
     <w:uiPriority w:val="9"/>
+    <w:semiHidden/>
     <w:unhideWhenUsed/>
     <w:qFormat/>
+    <w:rsid w:val="00A10FD9"/>
     <w:pPr>
       <w:keepNext/>
       <w:keepLines/>
-      <w:spacing w:before="200" w:after="0"/>
-      <w:outlineLvl w:val="2"/>
+      <w:spacing w:after="40" w:before="80"/>
+      <w:outlineLvl w:val="3"/>
     </w:pPr>
     <w:rPr>
-      <w:rFonts w:asciiTheme="majorHAnsi" w:eastAsiaTheme="majorEastAsia" w:hAnsiTheme="majorHAnsi" w:cstheme="majorBidi"/>
-      <w:b/>
-      <w:bCs/>
-      <w:color w:val="4F81BD" w:themeColor="accent1"/>
-      <w:sz w:val="24"/>
-      <w:szCs w:val="24"/>
+      <w:rFonts w:cstheme="majorBidi" w:eastAsiaTheme="majorEastAsia"/>
+      <w:i/>
+      <w:iCs/>
+      <w:color w:themeColor="accent1" w:themeShade="BF" w:val="0F4761"/>
     </w:rPr>
   </w:style>
-  <w:style w:type="paragraph" w:styleId="Heading4">
-    <w:name w:val="Heading 4"/>
+  <w:style w:styleId="Heading5" w:type="paragraph">
+    <w:name w:val="heading 5"/>
     <w:basedOn w:val="Normal"/>
     <w:next w:val="BodyText"/>
+    <w:link w:val="Heading5Char"/>
     <w:uiPriority w:val="9"/>
+    <w:semiHidden/>
     <w:unhideWhenUsed/>
     <w:qFormat/>
+    <w:rsid w:val="00A10FD9"/>
     <w:pPr>
       <w:keepNext/>
       <w:keepLines/>
-      <w:spacing w:before="200" w:after="0"/>
-      <w:outlineLvl w:val="3"/>
+      <w:spacing w:after="40" w:before="80"/>
+      <w:outlineLvl w:val="4"/>
     </w:pPr>
     <w:rPr>
-      <w:rFonts w:asciiTheme="majorHAnsi" w:eastAsiaTheme="majorEastAsia" w:hAnsiTheme="majorHAnsi" w:cstheme="majorBidi"/>
-      <w:i/>
-      <w:bCs/>
-      <w:color w:val="4F81BD" w:themeColor="accent1"/>
-      <w:sz w:val="24"/>
-      <w:szCs w:val="24"/>
+      <w:rFonts w:cstheme="majorBidi" w:eastAsiaTheme="majorEastAsia"/>
+      <w:color w:themeColor="accent1" w:themeShade="BF" w:val="0F4761"/>
     </w:rPr>
   </w:style>
-  <w:style w:type="paragraph" w:styleId="Heading5">
-    <w:name w:val="Heading 5"/>
+  <w:style w:styleId="Heading6" w:type="paragraph">
+    <w:name w:val="heading 6"/>
     <w:basedOn w:val="Normal"/>
     <w:next w:val="BodyText"/>
+    <w:link w:val="Heading6Char"/>
     <w:uiPriority w:val="9"/>
+    <w:semiHidden/>
     <w:unhideWhenUsed/>
     <w:qFormat/>
+    <w:rsid w:val="00A10FD9"/>
     <w:pPr>
       <w:keepNext/>
       <w:keepLines/>
-      <w:spacing w:before="200" w:after="0"/>
-      <w:outlineLvl w:val="4"/>
+      <w:spacing w:after="0" w:before="40"/>
+      <w:outlineLvl w:val="5"/>
     </w:pPr>
     <w:rPr>
-      <w:rFonts w:asciiTheme="majorHAnsi" w:eastAsiaTheme="majorEastAsia" w:hAnsiTheme="majorHAnsi" w:cstheme="majorBidi"/>
+      <w:rFonts w:cstheme="majorBidi" w:eastAsiaTheme="majorEastAsia"/>
+      <w:i/>
       <w:iCs/>
-      <w:color w:val="4F81BD" w:themeColor="accent1"/>
-      <w:sz w:val="24"/>
-      <w:szCs w:val="24"/>
+      <w:color w:themeColor="text1" w:themeTint="A6" w:val="595959"/>
     </w:rPr>
   </w:style>
-  <w:style w:type="paragraph" w:styleId="Heading6">
-    <w:name w:val="Heading 6"/>
+  <w:style w:styleId="Heading7" w:type="paragraph">
+    <w:name w:val="heading 7"/>
     <w:basedOn w:val="Normal"/>
     <w:next w:val="BodyText"/>
+    <w:link w:val="Heading7Char"/>
     <w:uiPriority w:val="9"/>
+    <w:semiHidden/>
     <w:unhideWhenUsed/>
     <w:qFormat/>
+    <w:rsid w:val="00A10FD9"/>
     <w:pPr>
       <w:keepNext/>
       <w:keepLines/>
-      <w:spacing w:before="200" w:after="0"/>
-      <w:outlineLvl w:val="5"/>
+      <w:spacing w:after="0" w:before="40"/>
+      <w:outlineLvl w:val="6"/>
     </w:pPr>
     <w:rPr>
-      <w:rFonts w:asciiTheme="majorHAnsi" w:eastAsiaTheme="majorEastAsia" w:hAnsiTheme="majorHAnsi" w:cstheme="majorBidi"/>
-      <w:color w:val="4F81BD" w:themeColor="accent1"/>
-      <w:sz w:val="24"/>
-      <w:szCs w:val="24"/>
+      <w:rFonts w:cstheme="majorBidi" w:eastAsiaTheme="majorEastAsia"/>
+      <w:color w:themeColor="text1" w:themeTint="A6" w:val="595959"/>
     </w:rPr>
   </w:style>
-  <w:style w:type="paragraph" w:styleId="Heading7">
-    <w:name w:val="Heading 7"/>
+  <w:style w:styleId="Heading8" w:type="paragraph">
+    <w:name w:val="heading 8"/>
     <w:basedOn w:val="Normal"/>
     <w:next w:val="BodyText"/>
+    <w:link w:val="Heading8Char"/>
     <w:uiPriority w:val="9"/>
+    <w:semiHidden/>
     <w:unhideWhenUsed/>
     <w:qFormat/>
+    <w:rsid w:val="00A10FD9"/>
     <w:pPr>
       <w:keepNext/>
       <w:keepLines/>
-      <w:spacing w:before="200" w:after="0"/>
-      <w:outlineLvl w:val="6"/>
+      <w:spacing w:after="0"/>
+      <w:outlineLvl w:val="7"/>
     </w:pPr>
     <w:rPr>
-      <w:rFonts w:asciiTheme="majorHAnsi" w:eastAsiaTheme="majorEastAsia" w:hAnsiTheme="majorHAnsi" w:cstheme="majorBidi"/>
-      <w:color w:val="4F81BD" w:themeColor="accent1"/>
-      <w:sz w:val="24"/>
-      <w:szCs w:val="24"/>
+      <w:rFonts w:cstheme="majorBidi" w:eastAsiaTheme="majorEastAsia"/>
+      <w:i/>
+      <w:iCs/>
+      <w:color w:themeColor="text1" w:themeTint="D8" w:val="272727"/>
     </w:rPr>
   </w:style>
-  <w:style w:type="paragraph" w:styleId="Heading8">
-    <w:name w:val="Heading 8"/>
+  <w:style w:styleId="Heading9" w:type="paragraph">
+    <w:name w:val="heading 9"/>
     <w:basedOn w:val="Normal"/>
     <w:next w:val="BodyText"/>
+    <w:link w:val="Heading9Char"/>
     <w:uiPriority w:val="9"/>
+    <w:semiHidden/>
     <w:unhideWhenUsed/>
     <w:qFormat/>
+    <w:rsid w:val="00A10FD9"/>
     <w:pPr>
       <w:keepNext/>
       <w:keepLines/>
-      <w:spacing w:before="200" w:after="0"/>
-      <w:outlineLvl w:val="7"/>
-    </w:pPr>
-    <w:rPr>
-      <w:rFonts w:asciiTheme="majorHAnsi" w:eastAsiaTheme="majorEastAsia" w:hAnsiTheme="majorHAnsi" w:cstheme="majorBidi"/>
-      <w:color w:val="4F81BD" w:themeColor="accent1"/>
-      <w:sz w:val="24"/>
-      <w:szCs w:val="24"/>
-    </w:rPr>
-  </w:style>
-  <w:style w:type="paragraph" w:styleId="Heading9">
-    <w:name w:val="Heading 9"/>
-    <w:basedOn w:val="Normal"/>
-    <w:next w:val="BodyText"/>
-    <w:uiPriority w:val="9"/>
-    <w:unhideWhenUsed/>
-    <w:qFormat/>
-    <w:pPr>
-      <w:keepNext/>
-      <w:keepLines/>
-      <w:spacing w:before="200" w:after="0"/>
+      <w:spacing w:after="0"/>
       <w:outlineLvl w:val="8"/>
     </w:pPr>
     <w:rPr>
-      <w:rFonts w:asciiTheme="majorHAnsi" w:eastAsiaTheme="majorEastAsia" w:hAnsiTheme="majorHAnsi" w:cstheme="majorBidi"/>
-      <w:color w:val="4F81BD" w:themeColor="accent1"/>
-      <w:sz w:val="24"/>
-      <w:szCs w:val="24"/>
+      <w:rFonts w:cstheme="majorBidi" w:eastAsiaTheme="majorEastAsia"/>
+      <w:color w:themeColor="text1" w:themeTint="D8" w:val="272727"/>
     </w:rPr>
   </w:style>
-  <w:style w:type="paragraph" w:styleId="BlockText">
+  <w:style w:customStyle="1" w:styleId="Heading1Char" w:type="character">
+    <w:name w:val="Heading 1 Char"/>
+    <w:basedOn w:val="DefaultParagraphFont"/>
+    <w:link w:val="Heading1"/>
+    <w:uiPriority w:val="9"/>
+    <w:rsid w:val="00A10FD9"/>
+    <w:rPr>
+      <w:rFonts w:asciiTheme="majorHAnsi" w:cstheme="majorBidi" w:eastAsiaTheme="majorEastAsia" w:hAnsiTheme="majorHAnsi"/>
+      <w:color w:themeColor="accent1" w:themeShade="BF" w:val="0F4761"/>
+      <w:sz w:val="40"/>
+      <w:szCs w:val="40"/>
+    </w:rPr>
+  </w:style>
+  <w:style w:customStyle="1" w:styleId="Heading2Char" w:type="character">
+    <w:name w:val="Heading 2 Char"/>
+    <w:basedOn w:val="DefaultParagraphFont"/>
+    <w:link w:val="Heading2"/>
+    <w:uiPriority w:val="9"/>
+    <w:semiHidden/>
+    <w:rsid w:val="00A10FD9"/>
+    <w:rPr>
+      <w:rFonts w:asciiTheme="majorHAnsi" w:cstheme="majorBidi" w:eastAsiaTheme="majorEastAsia" w:hAnsiTheme="majorHAnsi"/>
+      <w:color w:themeColor="accent1" w:themeShade="BF" w:val="0F4761"/>
+      <w:sz w:val="32"/>
+      <w:szCs w:val="32"/>
+    </w:rPr>
+  </w:style>
+  <w:style w:customStyle="1" w:styleId="Heading3Char" w:type="character">
+    <w:name w:val="Heading 3 Char"/>
+    <w:basedOn w:val="DefaultParagraphFont"/>
+    <w:link w:val="Heading3"/>
+    <w:uiPriority w:val="9"/>
+    <w:semiHidden/>
+    <w:rsid w:val="00A10FD9"/>
+    <w:rPr>
+      <w:rFonts w:cstheme="majorBidi" w:eastAsiaTheme="majorEastAsia"/>
+      <w:color w:themeColor="accent1" w:themeShade="BF" w:val="0F4761"/>
+      <w:sz w:val="28"/>
+      <w:szCs w:val="28"/>
+    </w:rPr>
+  </w:style>
+  <w:style w:customStyle="1" w:styleId="Heading4Char" w:type="character">
+    <w:name w:val="Heading 4 Char"/>
+    <w:basedOn w:val="DefaultParagraphFont"/>
+    <w:link w:val="Heading4"/>
+    <w:uiPriority w:val="9"/>
+    <w:semiHidden/>
+    <w:rsid w:val="00A10FD9"/>
+    <w:rPr>
+      <w:rFonts w:cstheme="majorBidi" w:eastAsiaTheme="majorEastAsia"/>
+      <w:i/>
+      <w:iCs/>
+      <w:color w:themeColor="accent1" w:themeShade="BF" w:val="0F4761"/>
+    </w:rPr>
+  </w:style>
+  <w:style w:customStyle="1" w:styleId="Heading5Char" w:type="character">
+    <w:name w:val="Heading 5 Char"/>
+    <w:basedOn w:val="DefaultParagraphFont"/>
+    <w:link w:val="Heading5"/>
+    <w:uiPriority w:val="9"/>
+    <w:semiHidden/>
+    <w:rsid w:val="00A10FD9"/>
+    <w:rPr>
+      <w:rFonts w:cstheme="majorBidi" w:eastAsiaTheme="majorEastAsia"/>
+      <w:color w:themeColor="accent1" w:themeShade="BF" w:val="0F4761"/>
+    </w:rPr>
+  </w:style>
+  <w:style w:customStyle="1" w:styleId="Heading6Char" w:type="character">
+    <w:name w:val="Heading 6 Char"/>
+    <w:basedOn w:val="DefaultParagraphFont"/>
+    <w:link w:val="Heading6"/>
+    <w:uiPriority w:val="9"/>
+    <w:semiHidden/>
+    <w:rsid w:val="00A10FD9"/>
+    <w:rPr>
+      <w:rFonts w:cstheme="majorBidi" w:eastAsiaTheme="majorEastAsia"/>
+      <w:i/>
+      <w:iCs/>
+      <w:color w:themeColor="text1" w:themeTint="A6" w:val="595959"/>
+    </w:rPr>
+  </w:style>
+  <w:style w:customStyle="1" w:styleId="Heading7Char" w:type="character">
+    <w:name w:val="Heading 7 Char"/>
+    <w:basedOn w:val="DefaultParagraphFont"/>
+    <w:link w:val="Heading7"/>
+    <w:uiPriority w:val="9"/>
+    <w:semiHidden/>
+    <w:rsid w:val="00A10FD9"/>
+    <w:rPr>
+      <w:rFonts w:cstheme="majorBidi" w:eastAsiaTheme="majorEastAsia"/>
+      <w:color w:themeColor="text1" w:themeTint="A6" w:val="595959"/>
+    </w:rPr>
+  </w:style>
+  <w:style w:customStyle="1" w:styleId="Heading8Char" w:type="character">
+    <w:name w:val="Heading 8 Char"/>
+    <w:basedOn w:val="DefaultParagraphFont"/>
+    <w:link w:val="Heading8"/>
+    <w:uiPriority w:val="9"/>
+    <w:semiHidden/>
+    <w:rsid w:val="00A10FD9"/>
+    <w:rPr>
+      <w:rFonts w:cstheme="majorBidi" w:eastAsiaTheme="majorEastAsia"/>
+      <w:i/>
+      <w:iCs/>
+      <w:color w:themeColor="text1" w:themeTint="D8" w:val="272727"/>
+    </w:rPr>
+  </w:style>
+  <w:style w:customStyle="1" w:styleId="Heading9Char" w:type="character">
+    <w:name w:val="Heading 9 Char"/>
+    <w:basedOn w:val="DefaultParagraphFont"/>
+    <w:link w:val="Heading9"/>
+    <w:uiPriority w:val="9"/>
+    <w:semiHidden/>
+    <w:rsid w:val="00A10FD9"/>
+    <w:rPr>
+      <w:rFonts w:cstheme="majorBidi" w:eastAsiaTheme="majorEastAsia"/>
+      <w:color w:themeColor="text1" w:themeTint="D8" w:val="272727"/>
+    </w:rPr>
+  </w:style>
+  <w:style w:styleId="BlockText" w:type="paragraph">
     <w:name w:val="Block Text"/>
     <w:basedOn w:val="BodyText"/>
     <w:next w:val="BodyText"/>
@@ -6395,11 +6751,11 @@
     <w:unhideWhenUsed/>
     <w:qFormat/>
     <w:pPr>
-      <w:spacing w:before="100" w:after="100"/>
+      <w:spacing w:after="100" w:before="100"/>
       <w:ind w:firstLine="0" w:left="480" w:right="480"/>
     </w:pPr>
   </w:style>
-  <w:style w:type="paragraph" w:styleId="FootnoteText">
+  <w:style w:styleId="FootnoteText" w:type="paragraph">
     <w:name w:val="Footnote Text"/>
     <w:basedOn w:val="Normal"/>
     <w:next w:val="FootnoteText"/>
@@ -6407,28 +6763,48 @@
     <w:unhideWhenUsed/>
     <w:qFormat/>
   </w:style>
-  <w:style w:type="character" w:default="1" w:styleId="DefaultParagraphFont">
+  <w:style w:styleId="FootnoteBlockText" w:type="paragraph">
+    <w:name w:val="Footnote Block Text"/>
+    <w:basedOn w:val="FootnoteText"/>
+    <w:next w:val="FootnoteText"/>
+    <w:uiPriority w:val="9"/>
+    <w:unhideWhenUsed/>
+    <w:qFormat/>
+    <w:pPr>
+      <w:spacing w:after="100" w:before="100"/>
+      <w:ind w:firstLine="0" w:left="480" w:right="480"/>
+    </w:pPr>
+  </w:style>
+  <w:style w:default="1" w:styleId="DefaultParagraphFont" w:type="character">
     <w:name w:val="Default Paragraph Font"/>
     <w:semiHidden/>
     <w:unhideWhenUsed/>
   </w:style>
-  <w:style w:type="table" w:default="1" w:styleId="Table">
+  <w:style w:default="1" w:styleId="Table" w:type="table">
     <w:name w:val="Table"/>
     <w:basedOn w:val="TableNormal"/>
     <w:semiHidden/>
     <w:unhideWhenUsed/>
     <w:qFormat/>
     <w:tblPr>
-      <w:tblInd w:w="0" w:type="dxa"/>
+      <w:tblInd w:type="dxa" w:w="0"/>
       <w:tblCellMar>
-        <w:top w:w="0" w:type="dxa"/>
-        <w:left w:w="108" w:type="dxa"/>
-        <w:bottom w:w="0" w:type="dxa"/>
-        <w:right w:w="108" w:type="dxa"/>
+        <w:top w:type="dxa" w:w="0"/>
+        <w:left w:type="dxa" w:w="108"/>
+        <w:bottom w:type="dxa" w:w="0"/>
+        <w:right w:type="dxa" w:w="108"/>
       </w:tblCellMar>
     </w:tblPr>
-  </w:style>
-  <w:style w:type="paragraph" w:customStyle="1" w:styleId="DefinitionTerm">
+    <w:tblStylePr w:type="firstRow">
+      <w:tcPr>
+        <w:tcBorders>
+          <w:bottom w:val="single"/>
+        </w:tcBorders>
+        <w:vAlign w:val="bottom"/>
+      </w:tcPr>
+    </w:tblStylePr>
+  </w:style>
+  <w:style w:customStyle="1" w:styleId="DefinitionTerm" w:type="paragraph">
     <w:name w:val="Definition Term"/>
     <w:basedOn w:val="Normal"/>
     <w:next w:val="Definition"/>
@@ -6441,49 +6817,49 @@
       <w:b/>
     </w:rPr>
   </w:style>
-  <w:style w:type="paragraph" w:customStyle="1" w:styleId="Definition">
+  <w:style w:customStyle="1" w:styleId="Definition" w:type="paragraph">
     <w:name w:val="Definition"/>
     <w:basedOn w:val="Normal"/>
   </w:style>
-  <w:style w:type="paragraph" w:styleId="Caption">
+  <w:style w:styleId="Caption" w:type="paragraph">
     <w:name w:val="Caption"/>
     <w:basedOn w:val="Normal"/>
     <w:link w:val="BodyTextChar"/>
     <w:pPr>
-      <w:spacing w:before="0" w:after="120"/>
+      <w:spacing w:after="120" w:before="0"/>
     </w:pPr>
     <w:rPr>
       <w:i/>
     </w:rPr>
   </w:style>
-  <w:style w:type="paragraph" w:customStyle="1" w:styleId="TableCaption">
+  <w:style w:customStyle="1" w:styleId="TableCaption" w:type="paragraph">
     <w:name w:val="Table Caption"/>
     <w:basedOn w:val="Caption"/>
     <w:pPr>
       <w:keepNext/>
     </w:pPr>
   </w:style>
-  <w:style w:type="paragraph" w:customStyle="1" w:styleId="ImageCaption">
+  <w:style w:customStyle="1" w:styleId="ImageCaption" w:type="paragraph">
     <w:name w:val="Image Caption"/>
     <w:basedOn w:val="Caption"/>
   </w:style>
-  <w:style w:type="paragraph" w:customStyle="1" w:styleId="Figure">
+  <w:style w:customStyle="1" w:styleId="Figure" w:type="paragraph">
     <w:name w:val="Figure"/>
     <w:basedOn w:val="Normal"/>
   </w:style>
-  <w:style w:type="paragraph" w:customStyle="1" w:styleId="CaptionedFigure">
+  <w:style w:customStyle="1" w:styleId="CaptionedFigure" w:type="paragraph">
     <w:name w:val="Captioned Figure"/>
     <w:basedOn w:val="Figure"/>
     <w:pPr>
       <w:keepNext/>
     </w:pPr>
   </w:style>
-  <w:style w:type="character" w:customStyle="1" w:styleId="BodyTextChar">
+  <w:style w:customStyle="1" w:styleId="BodyTextChar" w:type="character">
     <w:name w:val="Body Text Char"/>
     <w:basedOn w:val="DefaultParagraphFont"/>
     <w:link w:val="BodyText"/>
   </w:style>
-  <w:style w:type="character" w:customStyle="1" w:styleId="VerbatimChar">
+  <w:style w:customStyle="1" w:styleId="VerbatimChar" w:type="character">
     <w:name w:val="Verbatim Char"/>
     <w:basedOn w:val="BodyTextChar"/>
     <w:rPr>
@@ -6491,21 +6867,25 @@
       <w:sz w:val="22"/>
     </w:rPr>
   </w:style>
-  <w:style w:type="character" w:styleId="FootnoteReference">
+  <w:style w:customStyle="1" w:styleId="SectionNumber" w:type="character">
+    <w:name w:val="Section Number"/>
+    <w:basedOn w:val="BodyTextChar"/>
+  </w:style>
+  <w:style w:styleId="FootnoteReference" w:type="character">
     <w:name w:val="Footnote Reference"/>
     <w:basedOn w:val="BodyTextChar"/>
     <w:rPr>
       <w:vertAlign w:val="superscript"/>
     </w:rPr>
   </w:style>
-  <w:style w:type="character" w:styleId="Hyperlink">
+  <w:style w:styleId="Hyperlink" w:type="character">
     <w:name w:val="Hyperlink"/>
     <w:basedOn w:val="BodyTextChar"/>
     <w:rPr>
-      <w:color w:val="4F81BD" w:themeColor="accent1"/>
+      <w:color w:themeColor="accent1" w:val="4F81BD"/>
     </w:rPr>
   </w:style>
-  <w:style w:type="paragraph" w:styleId="TOCHeading">
+  <w:style w:styleId="TOCHeading" w:type="paragraph">
     <w:name w:val="TOC Heading"/>
     <w:basedOn w:val="Heading1"/>
     <w:next w:val="BodyText"/>
@@ -6517,10 +6897,10 @@
       <w:outlineLvl w:val="9"/>
     </w:pPr>
     <w:rPr>
-      <w:rFonts w:asciiTheme="majorHAnsi" w:eastAsiaTheme="majorEastAsia" w:hAnsiTheme="majorHAnsi" w:cstheme="majorBidi"/>
+      <w:rFonts w:asciiTheme="majorHAnsi" w:cstheme="majorBidi" w:eastAsiaTheme="majorEastAsia" w:hAnsiTheme="majorHAnsi"/>
       <w:b w:val="0"/>
       <w:bCs w:val="0"/>
-      <w:color w:val="365F91" w:themeColor="accent1" w:themeShade="BF"/>
+      <w:color w:themeColor="accent1" w:themeShade="BF" w:val="365F91"/>
     </w:rPr>
   </w:style>
   <w:style w:type="paragraph" w:customStyle="1" w:styleId="SourceCode">
@@ -6535,8 +6915,8 @@
     <w:name w:val="KeywordTok"/>
     <w:basedOn w:val="VerbatimChar"/>
     <w:rPr>
+      <w:b/>
       <w:color w:val="007020"/>
-      <w:b/>
     </w:rPr>
   </w:style>
   <w:style w:type="character" w:customStyle="1" w:styleId="DataTypeTok">
@@ -6612,40 +6992,43 @@
   <w:style w:type="character" w:customStyle="1" w:styleId="ImportTok">
     <w:name w:val="ImportTok"/>
     <w:basedOn w:val="VerbatimChar"/>
-    <w:rPr/>
+    <w:rPr>
+      <w:b/>
+      <w:color w:val="008000"/>
+    </w:rPr>
   </w:style>
   <w:style w:type="character" w:customStyle="1" w:styleId="CommentTok">
     <w:name w:val="CommentTok"/>
     <w:basedOn w:val="VerbatimChar"/>
     <w:rPr>
+      <w:i/>
       <w:color w:val="60a0b0"/>
-      <w:i/>
     </w:rPr>
   </w:style>
   <w:style w:type="character" w:customStyle="1" w:styleId="DocumentationTok">
     <w:name w:val="DocumentationTok"/>
     <w:basedOn w:val="VerbatimChar"/>
     <w:rPr>
+      <w:i/>
       <w:color w:val="ba2121"/>
-      <w:i/>
     </w:rPr>
   </w:style>
   <w:style w:type="character" w:customStyle="1" w:styleId="AnnotationTok">
     <w:name w:val="AnnotationTok"/>
     <w:basedOn w:val="VerbatimChar"/>
     <w:rPr>
-      <w:color w:val="60a0b0"/>
       <w:b/>
       <w:i/>
+      <w:color w:val="60a0b0"/>
     </w:rPr>
   </w:style>
   <w:style w:type="character" w:customStyle="1" w:styleId="CommentVarTok">
     <w:name w:val="CommentVarTok"/>
     <w:basedOn w:val="VerbatimChar"/>
     <w:rPr>
-      <w:color w:val="60a0b0"/>
       <w:b/>
       <w:i/>
+      <w:color w:val="60a0b0"/>
     </w:rPr>
   </w:style>
   <w:style w:type="character" w:customStyle="1" w:styleId="OtherTok">
@@ -6673,8 +7056,8 @@
     <w:name w:val="ControlFlowTok"/>
     <w:basedOn w:val="VerbatimChar"/>
     <w:rPr>
+      <w:b/>
       <w:color w:val="007020"/>
-      <w:b/>
     </w:rPr>
   </w:style>
   <w:style w:type="character" w:customStyle="1" w:styleId="OperatorTok">
@@ -6687,7 +7070,9 @@
   <w:style w:type="character" w:customStyle="1" w:styleId="BuiltInTok">
     <w:name w:val="BuiltInTok"/>
     <w:basedOn w:val="VerbatimChar"/>
-    <w:rPr/>
+    <w:rPr>
+      <w:color w:val="008000"/>
+    </w:rPr>
   </w:style>
   <w:style w:type="character" w:customStyle="1" w:styleId="ExtensionTok">
     <w:name w:val="ExtensionTok"/>
@@ -6717,34 +7102,34 @@
     <w:name w:val="InformationTok"/>
     <w:basedOn w:val="VerbatimChar"/>
     <w:rPr>
-      <w:color w:val="60a0b0"/>
       <w:b/>
       <w:i/>
+      <w:color w:val="60a0b0"/>
     </w:rPr>
   </w:style>
   <w:style w:type="character" w:customStyle="1" w:styleId="WarningTok">
     <w:name w:val="WarningTok"/>
     <w:basedOn w:val="VerbatimChar"/>
     <w:rPr>
-      <w:color w:val="60a0b0"/>
       <w:b/>
       <w:i/>
+      <w:color w:val="60a0b0"/>
     </w:rPr>
   </w:style>
   <w:style w:type="character" w:customStyle="1" w:styleId="AlertTok">
     <w:name w:val="AlertTok"/>
     <w:basedOn w:val="VerbatimChar"/>
     <w:rPr>
+      <w:b/>
       <w:color w:val="ff0000"/>
-      <w:b/>
     </w:rPr>
   </w:style>
   <w:style w:type="character" w:customStyle="1" w:styleId="ErrorTok">
     <w:name w:val="ErrorTok"/>
     <w:basedOn w:val="VerbatimChar"/>
     <w:rPr>
+      <w:b/>
       <w:color w:val="ff0000"/>
-      <w:b/>
     </w:rPr>
   </w:style>
   <w:style w:type="character" w:customStyle="1" w:styleId="NormalTok">
@@ -6766,44 +7151,44 @@
         <a:sysClr val="window" lastClr="FFFFFF"/>
       </a:lt1>
       <a:dk2>
-        <a:srgbClr val="1F497D"/>
+        <a:srgbClr val="0E2841"/>
       </a:dk2>
       <a:lt2>
-        <a:srgbClr val="EEECE1"/>
+        <a:srgbClr val="E8E8E8"/>
       </a:lt2>
       <a:accent1>
-        <a:srgbClr val="4F81BD"/>
+        <a:srgbClr val="156082"/>
       </a:accent1>
       <a:accent2>
-        <a:srgbClr val="C0504D"/>
+        <a:srgbClr val="E97132"/>
       </a:accent2>
       <a:accent3>
-        <a:srgbClr val="9BBB59"/>
+        <a:srgbClr val="196B24"/>
       </a:accent3>
       <a:accent4>
-        <a:srgbClr val="8064A2"/>
+        <a:srgbClr val="0F9ED5"/>
       </a:accent4>
       <a:accent5>
-        <a:srgbClr val="4BACC6"/>
+        <a:srgbClr val="A02B93"/>
       </a:accent5>
       <a:accent6>
-        <a:srgbClr val="F79646"/>
+        <a:srgbClr val="4EA72E"/>
       </a:accent6>
       <a:hlink>
-        <a:srgbClr val="0000FF"/>
+        <a:srgbClr val="467886"/>
       </a:hlink>
       <a:folHlink>
-        <a:srgbClr val="800080"/>
+        <a:srgbClr val="96607D"/>
       </a:folHlink>
     </a:clrScheme>
     <a:fontScheme name="Office">
       <a:majorFont>
-        <a:latin typeface="Calibri"/>
+        <a:latin typeface="Aptos Display" panose="02110004020202020204"/>
         <a:ea typeface=""/>
         <a:cs typeface=""/>
-        <a:font script="Jpan" typeface="ＭＳ ゴシック"/>
+        <a:font script="Jpan" typeface="游ゴシック Light"/>
         <a:font script="Hang" typeface="맑은 고딕"/>
-        <a:font script="Hans" typeface="宋体"/>
+        <a:font script="Hans" typeface="等线 Light"/>
         <a:font script="Hant" typeface="新細明體"/>
         <a:font script="Arab" typeface="Times New Roman"/>
         <a:font script="Hebr" typeface="Times New Roman"/>
@@ -6830,14 +7215,32 @@
         <a:font script="Mong" typeface="Mongolian Baiti"/>
         <a:font script="Viet" typeface="Times New Roman"/>
         <a:font script="Uigh" typeface="Microsoft Uighur"/>
+        <a:font script="Geor" typeface="Sylfaen"/>
+        <a:font script="Armn" typeface="Arial"/>
+        <a:font script="Bugi" typeface="Leelawadee UI"/>
+        <a:font script="Bopo" typeface="Microsoft JhengHei"/>
+        <a:font script="Java" typeface="Javanese Text"/>
+        <a:font script="Lisu" typeface="Segoe UI"/>
+        <a:font script="Mymr" typeface="Myanmar Text"/>
+        <a:font script="Nkoo" typeface="Ebrima"/>
+        <a:font script="Olck" typeface="Nirmala UI"/>
+        <a:font script="Osma" typeface="Ebrima"/>
+        <a:font script="Phag" typeface="Phagspa"/>
+        <a:font script="Syrn" typeface="Estrangelo Edessa"/>
+        <a:font script="Syrj" typeface="Estrangelo Edessa"/>
+        <a:font script="Syre" typeface="Estrangelo Edessa"/>
+        <a:font script="Sora" typeface="Nirmala UI"/>
+        <a:font script="Tale" typeface="Microsoft Tai Le"/>
+        <a:font script="Talu" typeface="Microsoft New Tai Lue"/>
+        <a:font script="Tfng" typeface="Ebrima"/>
       </a:majorFont>
       <a:minorFont>
-        <a:latin typeface="Cambria"/>
+        <a:latin typeface="Aptos" panose="02110004020202020204"/>
         <a:ea typeface=""/>
         <a:cs typeface=""/>
-        <a:font script="Jpan" typeface="ＭＳ 明朝"/>
+        <a:font script="Jpan" typeface="游明朝"/>
         <a:font script="Hang" typeface="맑은 고딕"/>
-        <a:font script="Hans" typeface="宋体"/>
+        <a:font script="Hans" typeface="等线"/>
         <a:font script="Hant" typeface="新細明體"/>
         <a:font script="Arab" typeface="Arial"/>
         <a:font script="Hebr" typeface="Arial"/>
@@ -6864,6 +7267,24 @@
         <a:font script="Mong" typeface="Mongolian Baiti"/>
         <a:font script="Viet" typeface="Arial"/>
         <a:font script="Uigh" typeface="Microsoft Uighur"/>
+        <a:font script="Geor" typeface="Sylfaen"/>
+        <a:font script="Armn" typeface="Arial"/>
+        <a:font script="Bugi" typeface="Leelawadee UI"/>
+        <a:font script="Bopo" typeface="Microsoft JhengHei"/>
+        <a:font script="Java" typeface="Javanese Text"/>
+        <a:font script="Lisu" typeface="Segoe UI"/>
+        <a:font script="Mymr" typeface="Myanmar Text"/>
+        <a:font script="Nkoo" typeface="Ebrima"/>
+        <a:font script="Olck" typeface="Nirmala UI"/>
+        <a:font script="Osma" typeface="Ebrima"/>
+        <a:font script="Phag" typeface="Phagspa"/>
+        <a:font script="Syrn" typeface="Estrangelo Edessa"/>
+        <a:font script="Syrj" typeface="Estrangelo Edessa"/>
+        <a:font script="Syre" typeface="Estrangelo Edessa"/>
+        <a:font script="Sora" typeface="Nirmala UI"/>
+        <a:font script="Tale" typeface="Microsoft Tai Le"/>
+        <a:font script="Talu" typeface="Microsoft New Tai Lue"/>
+        <a:font script="Tfng" typeface="Ebrima"/>
       </a:minorFont>
     </a:fontScheme>
     <a:fmtScheme name="Office">
@@ -6875,200 +7296,141 @@
           <a:gsLst>
             <a:gs pos="0">
               <a:schemeClr val="phClr">
-                <a:tint val="50000"/>
-                <a:satMod val="300000"/>
+                <a:lumMod val="110000"/>
+                <a:satMod val="105000"/>
+                <a:tint val="67000"/>
               </a:schemeClr>
             </a:gs>
-            <a:gs pos="35000">
+            <a:gs pos="50000">
               <a:schemeClr val="phClr">
-                <a:tint val="37000"/>
-                <a:satMod val="300000"/>
+                <a:lumMod val="105000"/>
+                <a:satMod val="103000"/>
+                <a:tint val="73000"/>
               </a:schemeClr>
             </a:gs>
             <a:gs pos="100000">
               <a:schemeClr val="phClr">
-                <a:tint val="15000"/>
-                <a:satMod val="350000"/>
+                <a:lumMod val="105000"/>
+                <a:satMod val="109000"/>
+                <a:tint val="81000"/>
               </a:schemeClr>
             </a:gs>
           </a:gsLst>
-          <a:lin ang="16200000" scaled="1"/>
+          <a:lin ang="5400000" scaled="0"/>
         </a:gradFill>
         <a:gradFill rotWithShape="1">
           <a:gsLst>
             <a:gs pos="0">
               <a:schemeClr val="phClr">
-                <a:tint val="100000"/>
+                <a:satMod val="103000"/>
+                <a:lumMod val="102000"/>
+                <a:tint val="94000"/>
+              </a:schemeClr>
+            </a:gs>
+            <a:gs pos="50000">
+              <a:schemeClr val="phClr">
+                <a:satMod val="110000"/>
+                <a:lumMod val="100000"/>
                 <a:shade val="100000"/>
-                <a:satMod val="130000"/>
               </a:schemeClr>
             </a:gs>
             <a:gs pos="100000">
               <a:schemeClr val="phClr">
-                <a:tint val="50000"/>
-                <a:shade val="100000"/>
-                <a:satMod val="350000"/>
+                <a:lumMod val="99000"/>
+                <a:satMod val="120000"/>
+                <a:shade val="78000"/>
               </a:schemeClr>
             </a:gs>
           </a:gsLst>
-          <a:lin ang="16200000" scaled="0"/>
+          <a:lin ang="5400000" scaled="0"/>
         </a:gradFill>
       </a:fillStyleLst>
       <a:lnStyleLst>
-        <a:ln w="9525" cap="flat" cmpd="sng" algn="ctr">
-          <a:solidFill>
-            <a:schemeClr val="phClr">
-              <a:shade val="95000"/>
-              <a:satMod val="105000"/>
-            </a:schemeClr>
-          </a:solidFill>
-          <a:prstDash val="solid"/>
-        </a:ln>
-        <a:ln w="25400" cap="flat" cmpd="sng" algn="ctr">
+        <a:ln w="6350" cap="flat" cmpd="sng" algn="ctr">
           <a:solidFill>
             <a:schemeClr val="phClr"/>
           </a:solidFill>
           <a:prstDash val="solid"/>
+          <a:miter lim="800000"/>
         </a:ln>
-        <a:ln w="38100" cap="flat" cmpd="sng" algn="ctr">
+        <a:ln w="12700" cap="flat" cmpd="sng" algn="ctr">
           <a:solidFill>
             <a:schemeClr val="phClr"/>
           </a:solidFill>
           <a:prstDash val="solid"/>
+          <a:miter lim="800000"/>
+        </a:ln>
+        <a:ln w="19050" cap="flat" cmpd="sng" algn="ctr">
+          <a:solidFill>
+            <a:schemeClr val="phClr"/>
+          </a:solidFill>
+          <a:prstDash val="solid"/>
+          <a:miter lim="800000"/>
         </a:ln>
       </a:lnStyleLst>
       <a:effectStyleLst>
         <a:effectStyle>
+          <a:effectLst/>
+        </a:effectStyle>
+        <a:effectStyle>
+          <a:effectLst/>
+        </a:effectStyle>
+        <a:effectStyle>
           <a:effectLst>
-            <a:outerShdw blurRad="40000" dist="20000" dir="5400000" rotWithShape="0">
+            <a:outerShdw blurRad="57150" dist="19050" dir="5400000" algn="ctr" rotWithShape="0">
               <a:srgbClr val="000000">
-                <a:alpha val="38000"/>
+                <a:alpha val="63000"/>
               </a:srgbClr>
             </a:outerShdw>
           </a:effectLst>
-        </a:effectStyle>
-        <a:effectStyle>
-          <a:effectLst>
-            <a:outerShdw blurRad="40000" dist="23000" dir="5400000" rotWithShape="0">
-              <a:srgbClr val="000000">
-                <a:alpha val="35000"/>
-              </a:srgbClr>
-            </a:outerShdw>
-          </a:effectLst>
-        </a:effectStyle>
-        <a:effectStyle>
-          <a:effectLst>
-            <a:outerShdw blurRad="40000" dist="23000" dir="5400000" rotWithShape="0">
-              <a:srgbClr val="000000">
-                <a:alpha val="35000"/>
-              </a:srgbClr>
-            </a:outerShdw>
-          </a:effectLst>
-          <a:scene3d>
-            <a:camera prst="orthographicFront">
-              <a:rot lat="0" lon="0" rev="0"/>
-            </a:camera>
-            <a:lightRig rig="threePt" dir="t">
-              <a:rot lat="0" lon="0" rev="1200000"/>
-            </a:lightRig>
-          </a:scene3d>
-          <a:sp3d>
-            <a:bevelT w="63500" h="25400"/>
-          </a:sp3d>
         </a:effectStyle>
       </a:effectStyleLst>
       <a:bgFillStyleLst>
         <a:solidFill>
           <a:schemeClr val="phClr"/>
         </a:solidFill>
+        <a:solidFill>
+          <a:schemeClr val="phClr">
+            <a:tint val="95000"/>
+            <a:satMod val="170000"/>
+          </a:schemeClr>
+        </a:solidFill>
         <a:gradFill rotWithShape="1">
           <a:gsLst>
             <a:gs pos="0">
               <a:schemeClr val="phClr">
-                <a:tint val="40000"/>
-                <a:satMod val="350000"/>
+                <a:tint val="93000"/>
+                <a:satMod val="150000"/>
+                <a:shade val="98000"/>
+                <a:lumMod val="102000"/>
               </a:schemeClr>
             </a:gs>
-            <a:gs pos="40000">
+            <a:gs pos="50000">
               <a:schemeClr val="phClr">
-                <a:tint val="45000"/>
-                <a:shade val="99000"/>
-                <a:satMod val="350000"/>
+                <a:tint val="98000"/>
+                <a:satMod val="130000"/>
+                <a:shade val="90000"/>
+                <a:lumMod val="103000"/>
               </a:schemeClr>
             </a:gs>
             <a:gs pos="100000">
               <a:schemeClr val="phClr">
-                <a:shade val="20000"/>
-                <a:satMod val="255000"/>
+                <a:shade val="63000"/>
+                <a:satMod val="120000"/>
               </a:schemeClr>
             </a:gs>
           </a:gsLst>
-          <a:path path="circle">
-            <a:fillToRect l="50000" t="-80000" r="50000" b="180000"/>
-          </a:path>
-        </a:gradFill>
-        <a:gradFill rotWithShape="1">
-          <a:gsLst>
-            <a:gs pos="0">
-              <a:schemeClr val="phClr">
-                <a:tint val="80000"/>
-                <a:satMod val="300000"/>
-              </a:schemeClr>
-            </a:gs>
-            <a:gs pos="100000">
-              <a:schemeClr val="phClr">
-                <a:shade val="30000"/>
-                <a:satMod val="200000"/>
-              </a:schemeClr>
-            </a:gs>
-          </a:gsLst>
-          <a:path path="circle">
-            <a:fillToRect l="50000" t="50000" r="50000" b="50000"/>
-          </a:path>
+          <a:lin ang="5400000" scaled="0"/>
         </a:gradFill>
       </a:bgFillStyleLst>
     </a:fmtScheme>
   </a:themeElements>
-  <a:objectDefaults>
-    <a:spDef>
-      <a:spPr/>
-      <a:bodyPr/>
-      <a:lstStyle/>
-      <a:style>
-        <a:lnRef idx="1">
-          <a:schemeClr val="accent1"/>
-        </a:lnRef>
-        <a:fillRef idx="3">
-          <a:schemeClr val="accent1"/>
-        </a:fillRef>
-        <a:effectRef idx="2">
-          <a:schemeClr val="accent1"/>
-        </a:effectRef>
-        <a:fontRef idx="minor">
-          <a:schemeClr val="lt1"/>
-        </a:fontRef>
-      </a:style>
-    </a:spDef>
-    <a:lnDef>
-      <a:spPr/>
-      <a:bodyPr/>
-      <a:lstStyle/>
-      <a:style>
-        <a:lnRef idx="2">
-          <a:schemeClr val="accent1"/>
-        </a:lnRef>
-        <a:fillRef idx="0">
-          <a:schemeClr val="accent1"/>
-        </a:fillRef>
-        <a:effectRef idx="1">
-          <a:schemeClr val="accent1"/>
-        </a:effectRef>
-        <a:fontRef idx="minor">
-          <a:schemeClr val="tx1"/>
-        </a:fontRef>
-      </a:style>
-    </a:lnDef>
-  </a:objectDefaults>
+  <a:objectDefaults/>
   <a:extraClrSchemeLst/>
+  <a:extLst>
+    <a:ext uri="{05A4C25C-085E-4340-85A3-A5531E510DB2}">
+      <thm15:themeFamily xmlns:thm15="http://schemas.microsoft.com/office/thememl/2012/main" name="Office Theme" id="{2E142A2C-CD16-42D6-873A-C26D2A0506FA}" vid="{1BDDFF52-6CD6-40A5-AB3C-68EB2F1E4D0A}"/>
+    </a:ext>
+  </a:extLst>
 </a:theme>
 </file>
--- a/docs/manuals/Quick_Start/MakeMyFigure_Quick_Start.docx
+++ b/docs/manuals/Quick_Start/MakeMyFigure_Quick_Start.docx
@@ -52,7 +52,7 @@
         <w:t xml:space="preserve"> </w:t>
       </w:r>
       <w:r>
-        <w:t xml:space="preserve">1.2.0</w:t>
+        <w:t xml:space="preserve">1.2.1</w:t>
       </w:r>
       <w:r>
         <w:br/>
@@ -71,7 +71,7 @@
         <w:rPr>
           <w:rStyle w:val="VerbatimChar"/>
         </w:rPr>
-        <w:t xml:space="preserve">932427e</w:t>
+        <w:t xml:space="preserve">d110866</w:t>
       </w:r>
       <w:r>
         <w:br/>
@@ -87,7 +87,7 @@
         <w:t xml:space="preserve"> </w:t>
       </w:r>
       <w:r>
-        <w:t xml:space="preserve">2026-10-05</w:t>
+        <w:t xml:space="preserve">2026-10-06</w:t>
       </w:r>
     </w:p>
     <w:p>

--- a/docs/manuals/Quick_Start/MakeMyFigure_Quick_Start.docx
+++ b/docs/manuals/Quick_Start/MakeMyFigure_Quick_Start.docx
@@ -52,7 +52,7 @@
         <w:t xml:space="preserve"> </w:t>
       </w:r>
       <w:r>
-        <w:t xml:space="preserve">1.2.1</w:t>
+        <w:t xml:space="preserve">1.3.1</w:t>
       </w:r>
       <w:r>
         <w:br/>
@@ -71,7 +71,7 @@
         <w:rPr>
           <w:rStyle w:val="VerbatimChar"/>
         </w:rPr>
-        <w:t xml:space="preserve">d110866</w:t>
+        <w:t xml:space="preserve">765c260</w:t>
       </w:r>
       <w:r>
         <w:br/>
@@ -87,7 +87,7 @@
         <w:t xml:space="preserve"> </w:t>
       </w:r>
       <w:r>
-        <w:t xml:space="preserve">2026-10-06</w:t>
+        <w:t xml:space="preserve">2026-10-14</w:t>
       </w:r>
     </w:p>
     <w:p>

--- a/docs/manuals/Quick_Start/MakeMyFigure_Quick_Start.docx
+++ b/docs/manuals/Quick_Start/MakeMyFigure_Quick_Start.docx
@@ -52,7 +52,7 @@
         <w:t xml:space="preserve"> </w:t>
       </w:r>
       <w:r>
-        <w:t xml:space="preserve">1.3.1</w:t>
+        <w:t xml:space="preserve">1.3.2</w:t>
       </w:r>
       <w:r>
         <w:br/>
@@ -71,7 +71,7 @@
         <w:rPr>
           <w:rStyle w:val="VerbatimChar"/>
         </w:rPr>
-        <w:t xml:space="preserve">765c260</w:t>
+        <w:t xml:space="preserve">7841f0e</w:t>
       </w:r>
       <w:r>
         <w:br/>
@@ -87,7 +87,7 @@
         <w:t xml:space="preserve"> </w:t>
       </w:r>
       <w:r>
-        <w:t xml:space="preserve">2026-10-14</w:t>
+        <w:t xml:space="preserve">2026-10-19</w:t>
       </w:r>
     </w:p>
     <w:p>
